--- a/Docs/Github.docx
+++ b/Docs/Github.docx
@@ -150,7 +150,7 @@
           <w14:ligatures w14:val="none"/>
         </w:rPr>
         <w:pict>
-          <v:rect id="_x0000_i1025" style="width:0;height:1.5pt" o:hralign="center" o:hrstd="t" o:hr="t" fillcolor="#a0a0a0" stroked="f"/>
+          <v:rect id="_x0000_i1085" style="width:0;height:1.5pt" o:hralign="center" o:hrstd="t" o:hr="t" fillcolor="#a0a0a0" stroked="f"/>
         </w:pict>
       </w:r>
     </w:p>
@@ -427,7 +427,7 @@
           <w14:ligatures w14:val="none"/>
         </w:rPr>
         <w:pict>
-          <v:rect id="_x0000_i1026" style="width:0;height:1.5pt" o:hralign="center" o:hrstd="t" o:hr="t" fillcolor="#a0a0a0" stroked="f"/>
+          <v:rect id="_x0000_i1086" style="width:0;height:1.5pt" o:hralign="center" o:hrstd="t" o:hr="t" fillcolor="#a0a0a0" stroked="f"/>
         </w:pict>
       </w:r>
     </w:p>
@@ -487,19 +487,6 @@
         <w:t>репозитория</w:t>
       </w:r>
       <w:proofErr w:type="spellEnd"/>
-      <w:r>
-        <w:rPr>
-          <w:rFonts w:ascii="Times New Roman" w:eastAsia="Times New Roman" w:hAnsi="Times New Roman" w:cs="Times New Roman"/>
-          <w:b/>
-          <w:bCs/>
-          <w:kern w:val="36"/>
-          <w:sz w:val="48"/>
-          <w:szCs w:val="48"/>
-          <w:lang w:eastAsia="ru-RU"/>
-          <w14:ligatures w14:val="none"/>
-        </w:rPr>
-        <w:t xml:space="preserve"> (синхронизация старт)</w:t>
-      </w:r>
     </w:p>
     <w:p>
       <w:pPr>
@@ -516,6 +503,7 @@
           <w14:ligatures w14:val="none"/>
         </w:rPr>
       </w:pPr>
+      <w:proofErr w:type="spellStart"/>
       <w:r>
         <w:rPr>
           <w:rFonts w:ascii="Times New Roman" w:eastAsia="Times New Roman" w:hAnsi="Times New Roman" w:cs="Times New Roman"/>
@@ -527,10 +515,245 @@
           <w:lang w:eastAsia="ru-RU"/>
           <w14:ligatures w14:val="none"/>
         </w:rPr>
-        <w:t xml:space="preserve">Через </w:t>
-      </w:r>
+        <w:t>VSCode</w:t>
+      </w:r>
+      <w:proofErr w:type="spellEnd"/>
+    </w:p>
+    <w:p>
+      <w:pPr>
+        <w:numPr>
+          <w:ilvl w:val="0"/>
+          <w:numId w:val="9"/>
+        </w:numPr>
+        <w:spacing w:before="100" w:beforeAutospacing="1" w:after="100" w:afterAutospacing="1" w:line="240" w:lineRule="auto"/>
+        <w:rPr>
+          <w:rFonts w:ascii="Times New Roman" w:eastAsia="Times New Roman" w:hAnsi="Times New Roman" w:cs="Times New Roman"/>
+          <w:kern w:val="0"/>
+          <w:sz w:val="24"/>
+          <w:szCs w:val="24"/>
+          <w:lang w:eastAsia="ru-RU"/>
+          <w14:ligatures w14:val="none"/>
+        </w:rPr>
+      </w:pPr>
       <w:proofErr w:type="spellStart"/>
       <w:r>
+        <w:rPr>
+          <w:rFonts w:ascii="Courier New" w:eastAsia="Times New Roman" w:hAnsi="Courier New" w:cs="Courier New"/>
+          <w:kern w:val="0"/>
+          <w:sz w:val="20"/>
+          <w:szCs w:val="20"/>
+          <w:lang w:eastAsia="ru-RU"/>
+          <w14:ligatures w14:val="none"/>
+        </w:rPr>
+        <w:t>Ctrl</w:t>
+      </w:r>
+      <w:proofErr w:type="spellEnd"/>
+      <w:r>
+        <w:rPr>
+          <w:rFonts w:ascii="Courier New" w:eastAsia="Times New Roman" w:hAnsi="Courier New" w:cs="Courier New"/>
+          <w:kern w:val="0"/>
+          <w:sz w:val="20"/>
+          <w:szCs w:val="20"/>
+          <w:lang w:eastAsia="ru-RU"/>
+          <w14:ligatures w14:val="none"/>
+        </w:rPr>
+        <w:t xml:space="preserve"> + </w:t>
+      </w:r>
+      <w:proofErr w:type="spellStart"/>
+      <w:r>
+        <w:rPr>
+          <w:rFonts w:ascii="Courier New" w:eastAsia="Times New Roman" w:hAnsi="Courier New" w:cs="Courier New"/>
+          <w:kern w:val="0"/>
+          <w:sz w:val="20"/>
+          <w:szCs w:val="20"/>
+          <w:lang w:eastAsia="ru-RU"/>
+          <w14:ligatures w14:val="none"/>
+        </w:rPr>
+        <w:t>Shift</w:t>
+      </w:r>
+      <w:proofErr w:type="spellEnd"/>
+      <w:r>
+        <w:rPr>
+          <w:rFonts w:ascii="Courier New" w:eastAsia="Times New Roman" w:hAnsi="Courier New" w:cs="Courier New"/>
+          <w:kern w:val="0"/>
+          <w:sz w:val="20"/>
+          <w:szCs w:val="20"/>
+          <w:lang w:eastAsia="ru-RU"/>
+          <w14:ligatures w14:val="none"/>
+        </w:rPr>
+        <w:t xml:space="preserve"> + P</w:t>
+      </w:r>
+    </w:p>
+    <w:p>
+      <w:pPr>
+        <w:numPr>
+          <w:ilvl w:val="0"/>
+          <w:numId w:val="9"/>
+        </w:numPr>
+        <w:spacing w:before="100" w:beforeAutospacing="1" w:after="100" w:afterAutospacing="1" w:line="240" w:lineRule="auto"/>
+        <w:rPr>
+          <w:rFonts w:ascii="Times New Roman" w:eastAsia="Times New Roman" w:hAnsi="Times New Roman" w:cs="Times New Roman"/>
+          <w:kern w:val="0"/>
+          <w:sz w:val="24"/>
+          <w:szCs w:val="24"/>
+          <w:lang w:eastAsia="ru-RU"/>
+          <w14:ligatures w14:val="none"/>
+        </w:rPr>
+      </w:pPr>
+      <w:proofErr w:type="spellStart"/>
+      <w:r>
+        <w:rPr>
+          <w:rFonts w:ascii="Courier New" w:eastAsia="Times New Roman" w:hAnsi="Courier New" w:cs="Courier New"/>
+          <w:kern w:val="0"/>
+          <w:sz w:val="20"/>
+          <w:szCs w:val="20"/>
+          <w:lang w:eastAsia="ru-RU"/>
+          <w14:ligatures w14:val="none"/>
+        </w:rPr>
+        <w:t>Git</w:t>
+      </w:r>
+      <w:proofErr w:type="spellEnd"/>
+      <w:r>
+        <w:rPr>
+          <w:rFonts w:ascii="Courier New" w:eastAsia="Times New Roman" w:hAnsi="Courier New" w:cs="Courier New"/>
+          <w:kern w:val="0"/>
+          <w:sz w:val="20"/>
+          <w:szCs w:val="20"/>
+          <w:lang w:eastAsia="ru-RU"/>
+          <w14:ligatures w14:val="none"/>
+        </w:rPr>
+        <w:t xml:space="preserve">: </w:t>
+      </w:r>
+      <w:proofErr w:type="spellStart"/>
+      <w:r>
+        <w:rPr>
+          <w:rFonts w:ascii="Courier New" w:eastAsia="Times New Roman" w:hAnsi="Courier New" w:cs="Courier New"/>
+          <w:kern w:val="0"/>
+          <w:sz w:val="20"/>
+          <w:szCs w:val="20"/>
+          <w:lang w:eastAsia="ru-RU"/>
+          <w14:ligatures w14:val="none"/>
+        </w:rPr>
+        <w:t>Clone</w:t>
+      </w:r>
+      <w:proofErr w:type="spellEnd"/>
+    </w:p>
+    <w:p>
+      <w:pPr>
+        <w:numPr>
+          <w:ilvl w:val="0"/>
+          <w:numId w:val="9"/>
+        </w:numPr>
+        <w:spacing w:before="100" w:beforeAutospacing="1" w:after="100" w:afterAutospacing="1" w:line="240" w:lineRule="auto"/>
+        <w:rPr>
+          <w:rFonts w:ascii="Times New Roman" w:eastAsia="Times New Roman" w:hAnsi="Times New Roman" w:cs="Times New Roman"/>
+          <w:kern w:val="0"/>
+          <w:sz w:val="24"/>
+          <w:szCs w:val="24"/>
+          <w:lang w:eastAsia="ru-RU"/>
+          <w14:ligatures w14:val="none"/>
+        </w:rPr>
+      </w:pPr>
+      <w:r>
+        <w:rPr>
+          <w:rFonts w:ascii="Times New Roman" w:eastAsia="Times New Roman" w:hAnsi="Times New Roman" w:cs="Times New Roman"/>
+          <w:kern w:val="0"/>
+          <w:sz w:val="24"/>
+          <w:szCs w:val="24"/>
+          <w:lang w:eastAsia="ru-RU"/>
+          <w14:ligatures w14:val="none"/>
+        </w:rPr>
+        <w:t>Вставить URL</w:t>
+      </w:r>
+    </w:p>
+    <w:p>
+      <w:pPr>
+        <w:numPr>
+          <w:ilvl w:val="0"/>
+          <w:numId w:val="9"/>
+        </w:numPr>
+        <w:spacing w:before="100" w:beforeAutospacing="1" w:after="100" w:afterAutospacing="1" w:line="240" w:lineRule="auto"/>
+        <w:rPr>
+          <w:rFonts w:ascii="Times New Roman" w:eastAsia="Times New Roman" w:hAnsi="Times New Roman" w:cs="Times New Roman"/>
+          <w:kern w:val="0"/>
+          <w:sz w:val="24"/>
+          <w:szCs w:val="24"/>
+          <w:lang w:eastAsia="ru-RU"/>
+          <w14:ligatures w14:val="none"/>
+        </w:rPr>
+      </w:pPr>
+      <w:r>
+        <w:rPr>
+          <w:rFonts w:ascii="Times New Roman" w:eastAsia="Times New Roman" w:hAnsi="Times New Roman" w:cs="Times New Roman"/>
+          <w:kern w:val="0"/>
+          <w:sz w:val="24"/>
+          <w:szCs w:val="24"/>
+          <w:lang w:eastAsia="ru-RU"/>
+          <w14:ligatures w14:val="none"/>
+        </w:rPr>
+        <w:t>Выбрать папку</w:t>
+      </w:r>
+    </w:p>
+    <w:p>
+      <w:pPr>
+        <w:numPr>
+          <w:ilvl w:val="0"/>
+          <w:numId w:val="9"/>
+        </w:numPr>
+        <w:spacing w:before="100" w:beforeAutospacing="1" w:after="100" w:afterAutospacing="1" w:line="240" w:lineRule="auto"/>
+        <w:rPr>
+          <w:rFonts w:ascii="Times New Roman" w:eastAsia="Times New Roman" w:hAnsi="Times New Roman" w:cs="Times New Roman"/>
+          <w:kern w:val="0"/>
+          <w:sz w:val="24"/>
+          <w:szCs w:val="24"/>
+          <w:lang w:eastAsia="ru-RU"/>
+          <w14:ligatures w14:val="none"/>
+        </w:rPr>
+      </w:pPr>
+      <w:proofErr w:type="spellStart"/>
+      <w:r>
+        <w:rPr>
+          <w:rFonts w:ascii="Times New Roman" w:eastAsia="Times New Roman" w:hAnsi="Times New Roman" w:cs="Times New Roman"/>
+          <w:kern w:val="0"/>
+          <w:sz w:val="24"/>
+          <w:szCs w:val="24"/>
+          <w:lang w:eastAsia="ru-RU"/>
+          <w14:ligatures w14:val="none"/>
+        </w:rPr>
+        <w:t>Open</w:t>
+      </w:r>
+      <w:proofErr w:type="spellEnd"/>
+    </w:p>
+    <w:p>
+      <w:pPr>
+        <w:spacing w:after="0" w:line="240" w:lineRule="auto"/>
+        <w:rPr>
+          <w:rFonts w:ascii="Times New Roman" w:eastAsia="Times New Roman" w:hAnsi="Times New Roman" w:cs="Times New Roman"/>
+          <w:kern w:val="0"/>
+          <w:sz w:val="24"/>
+          <w:szCs w:val="24"/>
+          <w:lang w:eastAsia="ru-RU"/>
+          <w14:ligatures w14:val="none"/>
+        </w:rPr>
+      </w:pPr>
+      <w:r>
+        <w:rPr>
+          <w:rFonts w:ascii="Times New Roman" w:eastAsia="Times New Roman" w:hAnsi="Times New Roman" w:cs="Times New Roman"/>
+          <w:kern w:val="0"/>
+          <w:sz w:val="24"/>
+          <w:szCs w:val="24"/>
+          <w:lang w:eastAsia="ru-RU"/>
+          <w14:ligatures w14:val="none"/>
+        </w:rPr>
+        <w:pict>
+          <v:rect id="_x0000_i1087" style="width:0;height:1.5pt" o:hralign="center" o:hrstd="t" o:hr="t" fillcolor="#a0a0a0" stroked="f"/>
+        </w:pict>
+      </w:r>
+    </w:p>
+    <w:p>
+      <w:pPr>
+        <w:spacing w:before="100" w:beforeAutospacing="1" w:after="100" w:afterAutospacing="1" w:line="240" w:lineRule="auto"/>
+        <w:outlineLvl w:val="1"/>
         <w:rPr>
           <w:rFonts w:ascii="Times New Roman" w:eastAsia="Times New Roman" w:hAnsi="Times New Roman" w:cs="Times New Roman"/>
           <w:b/>
@@ -538,12 +761,10 @@
           <w:kern w:val="0"/>
           <w:sz w:val="36"/>
           <w:szCs w:val="36"/>
-          <w:lang w:eastAsia="ru-RU"/>
-          <w14:ligatures w14:val="none"/>
-        </w:rPr>
-        <w:t>VSCode</w:t>
-      </w:r>
-      <w:proofErr w:type="spellEnd"/>
+          <w:lang w:val="en-US" w:eastAsia="ru-RU"/>
+          <w14:ligatures w14:val="none"/>
+        </w:rPr>
+      </w:pPr>
       <w:r>
         <w:rPr>
           <w:rFonts w:ascii="Times New Roman" w:eastAsia="Times New Roman" w:hAnsi="Times New Roman" w:cs="Times New Roman"/>
@@ -552,103 +773,10 @@
           <w:kern w:val="0"/>
           <w:sz w:val="36"/>
           <w:szCs w:val="36"/>
-          <w:lang w:eastAsia="ru-RU"/>
-          <w14:ligatures w14:val="none"/>
-        </w:rPr>
-        <w:t xml:space="preserve"> (рекомендуется)</w:t>
-      </w:r>
-    </w:p>
-    <w:p>
-      <w:pPr>
-        <w:numPr>
-          <w:ilvl w:val="0"/>
-          <w:numId w:val="1"/>
-        </w:numPr>
-        <w:spacing w:before="100" w:beforeAutospacing="1" w:after="100" w:afterAutospacing="1" w:line="240" w:lineRule="auto"/>
-        <w:rPr>
-          <w:rFonts w:ascii="Times New Roman" w:eastAsia="Times New Roman" w:hAnsi="Times New Roman" w:cs="Times New Roman"/>
-          <w:kern w:val="0"/>
-          <w:sz w:val="24"/>
-          <w:szCs w:val="24"/>
-          <w:lang w:eastAsia="ru-RU"/>
-          <w14:ligatures w14:val="none"/>
-        </w:rPr>
-      </w:pPr>
-      <w:proofErr w:type="spellStart"/>
-      <w:r>
-        <w:rPr>
-          <w:rFonts w:ascii="Courier New" w:eastAsia="Times New Roman" w:hAnsi="Courier New" w:cs="Courier New"/>
-          <w:kern w:val="0"/>
-          <w:sz w:val="20"/>
-          <w:szCs w:val="20"/>
-          <w:lang w:eastAsia="ru-RU"/>
-          <w14:ligatures w14:val="none"/>
-        </w:rPr>
-        <w:t>Ctrl</w:t>
-      </w:r>
-      <w:proofErr w:type="spellEnd"/>
-      <w:r>
-        <w:rPr>
-          <w:rFonts w:ascii="Courier New" w:eastAsia="Times New Roman" w:hAnsi="Courier New" w:cs="Courier New"/>
-          <w:kern w:val="0"/>
-          <w:sz w:val="20"/>
-          <w:szCs w:val="20"/>
-          <w:lang w:eastAsia="ru-RU"/>
-          <w14:ligatures w14:val="none"/>
-        </w:rPr>
-        <w:t xml:space="preserve"> + </w:t>
-      </w:r>
-      <w:proofErr w:type="spellStart"/>
-      <w:r>
-        <w:rPr>
-          <w:rFonts w:ascii="Courier New" w:eastAsia="Times New Roman" w:hAnsi="Courier New" w:cs="Courier New"/>
-          <w:kern w:val="0"/>
-          <w:sz w:val="20"/>
-          <w:szCs w:val="20"/>
-          <w:lang w:eastAsia="ru-RU"/>
-          <w14:ligatures w14:val="none"/>
-        </w:rPr>
-        <w:t>Shift</w:t>
-      </w:r>
-      <w:proofErr w:type="spellEnd"/>
-      <w:r>
-        <w:rPr>
-          <w:rFonts w:ascii="Courier New" w:eastAsia="Times New Roman" w:hAnsi="Courier New" w:cs="Courier New"/>
-          <w:kern w:val="0"/>
-          <w:sz w:val="20"/>
-          <w:szCs w:val="20"/>
-          <w:lang w:eastAsia="ru-RU"/>
-          <w14:ligatures w14:val="none"/>
-        </w:rPr>
-        <w:t xml:space="preserve"> + P</w:t>
-      </w:r>
-    </w:p>
-    <w:p>
-      <w:pPr>
-        <w:numPr>
-          <w:ilvl w:val="0"/>
-          <w:numId w:val="1"/>
-        </w:numPr>
-        <w:spacing w:before="100" w:beforeAutospacing="1" w:after="100" w:afterAutospacing="1" w:line="240" w:lineRule="auto"/>
-        <w:rPr>
-          <w:rFonts w:ascii="Times New Roman" w:eastAsia="Times New Roman" w:hAnsi="Times New Roman" w:cs="Times New Roman"/>
-          <w:kern w:val="0"/>
-          <w:sz w:val="24"/>
-          <w:szCs w:val="24"/>
-          <w:lang w:eastAsia="ru-RU"/>
-          <w14:ligatures w14:val="none"/>
-        </w:rPr>
-      </w:pPr>
-      <w:r>
-        <w:rPr>
-          <w:rFonts w:ascii="Times New Roman" w:eastAsia="Times New Roman" w:hAnsi="Times New Roman" w:cs="Times New Roman"/>
-          <w:kern w:val="0"/>
-          <w:sz w:val="24"/>
-          <w:szCs w:val="24"/>
-          <w:lang w:eastAsia="ru-RU"/>
-          <w14:ligatures w14:val="none"/>
-        </w:rPr>
-        <w:t>Ввести:</w:t>
+          <w:lang w:val="en-US" w:eastAsia="ru-RU"/>
+          <w14:ligatures w14:val="none"/>
+        </w:rPr>
+        <w:t>CLI</w:t>
       </w:r>
     </w:p>
     <w:p>
@@ -677,74 +805,20 @@
           <w:kern w:val="0"/>
           <w:sz w:val="20"/>
           <w:szCs w:val="20"/>
-          <w:lang w:eastAsia="ru-RU"/>
-          <w14:ligatures w14:val="none"/>
-        </w:rPr>
-      </w:pPr>
-      <w:proofErr w:type="spellStart"/>
-      <w:r>
-        <w:rPr>
-          <w:rFonts w:ascii="Courier New" w:eastAsia="Times New Roman" w:hAnsi="Courier New" w:cs="Courier New"/>
-          <w:kern w:val="0"/>
-          <w:sz w:val="20"/>
-          <w:szCs w:val="20"/>
-          <w:lang w:eastAsia="ru-RU"/>
-          <w14:ligatures w14:val="none"/>
-        </w:rPr>
-        <w:t>Git</w:t>
-      </w:r>
-      <w:proofErr w:type="spellEnd"/>
-      <w:r>
-        <w:rPr>
-          <w:rFonts w:ascii="Courier New" w:eastAsia="Times New Roman" w:hAnsi="Courier New" w:cs="Courier New"/>
-          <w:kern w:val="0"/>
-          <w:sz w:val="20"/>
-          <w:szCs w:val="20"/>
-          <w:lang w:eastAsia="ru-RU"/>
-          <w14:ligatures w14:val="none"/>
-        </w:rPr>
-        <w:t xml:space="preserve">: </w:t>
-      </w:r>
-      <w:proofErr w:type="spellStart"/>
-      <w:r>
-        <w:rPr>
-          <w:rFonts w:ascii="Courier New" w:eastAsia="Times New Roman" w:hAnsi="Courier New" w:cs="Courier New"/>
-          <w:kern w:val="0"/>
-          <w:sz w:val="20"/>
-          <w:szCs w:val="20"/>
-          <w:lang w:eastAsia="ru-RU"/>
-          <w14:ligatures w14:val="none"/>
-        </w:rPr>
-        <w:t>Clone</w:t>
-      </w:r>
-      <w:proofErr w:type="spellEnd"/>
-    </w:p>
-    <w:p>
-      <w:pPr>
-        <w:numPr>
-          <w:ilvl w:val="0"/>
-          <w:numId w:val="2"/>
-        </w:numPr>
-        <w:spacing w:before="100" w:beforeAutospacing="1" w:after="100" w:afterAutospacing="1" w:line="240" w:lineRule="auto"/>
-        <w:rPr>
-          <w:rFonts w:ascii="Times New Roman" w:eastAsia="Times New Roman" w:hAnsi="Times New Roman" w:cs="Times New Roman"/>
-          <w:kern w:val="0"/>
-          <w:sz w:val="24"/>
-          <w:szCs w:val="24"/>
-          <w:lang w:eastAsia="ru-RU"/>
-          <w14:ligatures w14:val="none"/>
-        </w:rPr>
-      </w:pPr>
-      <w:r>
-        <w:rPr>
-          <w:rFonts w:ascii="Times New Roman" w:eastAsia="Times New Roman" w:hAnsi="Times New Roman" w:cs="Times New Roman"/>
-          <w:kern w:val="0"/>
-          <w:sz w:val="24"/>
-          <w:szCs w:val="24"/>
-          <w:lang w:eastAsia="ru-RU"/>
-          <w14:ligatures w14:val="none"/>
-        </w:rPr>
-        <w:t>Вставить URL:</w:t>
+          <w:lang w:val="en-US" w:eastAsia="ru-RU"/>
+          <w14:ligatures w14:val="none"/>
+        </w:rPr>
+      </w:pPr>
+      <w:r>
+        <w:rPr>
+          <w:rFonts w:ascii="Courier New" w:eastAsia="Times New Roman" w:hAnsi="Courier New" w:cs="Courier New"/>
+          <w:kern w:val="0"/>
+          <w:sz w:val="20"/>
+          <w:szCs w:val="20"/>
+          <w:lang w:val="en-US" w:eastAsia="ru-RU"/>
+          <w14:ligatures w14:val="none"/>
+        </w:rPr>
+        <w:t>git clone https://github.com/USER/REPO.git</w:t>
       </w:r>
     </w:p>
     <w:p>
@@ -777,44 +851,29 @@
           <w14:ligatures w14:val="none"/>
         </w:rPr>
       </w:pPr>
-      <w:r>
-        <w:rPr>
-          <w:rFonts w:ascii="Courier New" w:eastAsia="Times New Roman" w:hAnsi="Courier New" w:cs="Courier New"/>
-          <w:kern w:val="0"/>
-          <w:sz w:val="20"/>
-          <w:szCs w:val="20"/>
-          <w:lang w:eastAsia="ru-RU"/>
-          <w14:ligatures w14:val="none"/>
-        </w:rPr>
-        <w:t>https://github.com/USER/REPO.git</w:t>
-      </w:r>
-    </w:p>
-    <w:p>
-      <w:pPr>
-        <w:numPr>
-          <w:ilvl w:val="0"/>
-          <w:numId w:val="3"/>
-        </w:numPr>
-        <w:spacing w:before="100" w:beforeAutospacing="1" w:after="100" w:afterAutospacing="1" w:line="240" w:lineRule="auto"/>
-        <w:rPr>
-          <w:rFonts w:ascii="Times New Roman" w:eastAsia="Times New Roman" w:hAnsi="Times New Roman" w:cs="Times New Roman"/>
-          <w:kern w:val="0"/>
-          <w:sz w:val="24"/>
-          <w:szCs w:val="24"/>
-          <w:lang w:eastAsia="ru-RU"/>
-          <w14:ligatures w14:val="none"/>
-        </w:rPr>
-      </w:pPr>
-      <w:r>
-        <w:rPr>
-          <w:rFonts w:ascii="Times New Roman" w:eastAsia="Times New Roman" w:hAnsi="Times New Roman" w:cs="Times New Roman"/>
-          <w:kern w:val="0"/>
-          <w:sz w:val="24"/>
-          <w:szCs w:val="24"/>
-          <w:lang w:eastAsia="ru-RU"/>
-          <w14:ligatures w14:val="none"/>
-        </w:rPr>
-        <w:t>Выбрать папку (например):</w:t>
+      <w:proofErr w:type="spellStart"/>
+      <w:r>
+        <w:rPr>
+          <w:rFonts w:ascii="Courier New" w:eastAsia="Times New Roman" w:hAnsi="Courier New" w:cs="Courier New"/>
+          <w:kern w:val="0"/>
+          <w:sz w:val="20"/>
+          <w:szCs w:val="20"/>
+          <w:lang w:eastAsia="ru-RU"/>
+          <w14:ligatures w14:val="none"/>
+        </w:rPr>
+        <w:t>cd</w:t>
+      </w:r>
+      <w:proofErr w:type="spellEnd"/>
+      <w:r>
+        <w:rPr>
+          <w:rFonts w:ascii="Courier New" w:eastAsia="Times New Roman" w:hAnsi="Courier New" w:cs="Courier New"/>
+          <w:kern w:val="0"/>
+          <w:sz w:val="20"/>
+          <w:szCs w:val="20"/>
+          <w:lang w:eastAsia="ru-RU"/>
+          <w14:ligatures w14:val="none"/>
+        </w:rPr>
+        <w:t xml:space="preserve"> REPO</w:t>
       </w:r>
     </w:p>
     <w:p>
@@ -847,112 +906,99 @@
           <w14:ligatures w14:val="none"/>
         </w:rPr>
       </w:pPr>
-      <w:r>
-        <w:rPr>
-          <w:rFonts w:ascii="Courier New" w:eastAsia="Times New Roman" w:hAnsi="Courier New" w:cs="Courier New"/>
-          <w:kern w:val="0"/>
-          <w:sz w:val="20"/>
-          <w:szCs w:val="20"/>
-          <w:lang w:eastAsia="ru-RU"/>
-          <w14:ligatures w14:val="none"/>
-        </w:rPr>
-        <w:t>D:\AI_Video_ToolKit_next</w:t>
-      </w:r>
-    </w:p>
-    <w:p>
-      <w:pPr>
-        <w:numPr>
-          <w:ilvl w:val="0"/>
-          <w:numId w:val="4"/>
-        </w:numPr>
+      <w:proofErr w:type="spellStart"/>
+      <w:proofErr w:type="gramStart"/>
+      <w:r>
+        <w:rPr>
+          <w:rFonts w:ascii="Courier New" w:eastAsia="Times New Roman" w:hAnsi="Courier New" w:cs="Courier New"/>
+          <w:kern w:val="0"/>
+          <w:sz w:val="20"/>
+          <w:szCs w:val="20"/>
+          <w:lang w:eastAsia="ru-RU"/>
+          <w14:ligatures w14:val="none"/>
+        </w:rPr>
+        <w:t>code</w:t>
+      </w:r>
+      <w:proofErr w:type="spellEnd"/>
+      <w:r>
+        <w:rPr>
+          <w:rFonts w:ascii="Courier New" w:eastAsia="Times New Roman" w:hAnsi="Courier New" w:cs="Courier New"/>
+          <w:kern w:val="0"/>
+          <w:sz w:val="20"/>
+          <w:szCs w:val="20"/>
+          <w:lang w:eastAsia="ru-RU"/>
+          <w14:ligatures w14:val="none"/>
+        </w:rPr>
+        <w:t xml:space="preserve"> .</w:t>
+      </w:r>
+      <w:proofErr w:type="gramEnd"/>
+    </w:p>
+    <w:p>
+      <w:pPr>
+        <w:spacing w:after="0" w:line="240" w:lineRule="auto"/>
+        <w:rPr>
+          <w:rFonts w:ascii="Times New Roman" w:eastAsia="Times New Roman" w:hAnsi="Times New Roman" w:cs="Times New Roman"/>
+          <w:kern w:val="0"/>
+          <w:sz w:val="24"/>
+          <w:szCs w:val="24"/>
+          <w:lang w:eastAsia="ru-RU"/>
+          <w14:ligatures w14:val="none"/>
+        </w:rPr>
+      </w:pPr>
+      <w:r>
+        <w:rPr>
+          <w:rFonts w:ascii="Times New Roman" w:eastAsia="Times New Roman" w:hAnsi="Times New Roman" w:cs="Times New Roman"/>
+          <w:kern w:val="0"/>
+          <w:sz w:val="24"/>
+          <w:szCs w:val="24"/>
+          <w:lang w:eastAsia="ru-RU"/>
+          <w14:ligatures w14:val="none"/>
+        </w:rPr>
+        <w:pict>
+          <v:rect id="_x0000_i1088" style="width:0;height:1.5pt" o:hralign="center" o:hrstd="t" o:hr="t" fillcolor="#a0a0a0" stroked="f"/>
+        </w:pict>
+      </w:r>
+    </w:p>
+    <w:p>
+      <w:pPr>
         <w:spacing w:before="100" w:beforeAutospacing="1" w:after="100" w:afterAutospacing="1" w:line="240" w:lineRule="auto"/>
-        <w:rPr>
-          <w:rFonts w:ascii="Times New Roman" w:eastAsia="Times New Roman" w:hAnsi="Times New Roman" w:cs="Times New Roman"/>
-          <w:kern w:val="0"/>
-          <w:sz w:val="24"/>
-          <w:szCs w:val="24"/>
-          <w:lang w:eastAsia="ru-RU"/>
-          <w14:ligatures w14:val="none"/>
-        </w:rPr>
-      </w:pPr>
-      <w:r>
-        <w:rPr>
-          <w:rFonts w:ascii="Times New Roman" w:eastAsia="Times New Roman" w:hAnsi="Times New Roman" w:cs="Times New Roman"/>
-          <w:kern w:val="0"/>
-          <w:sz w:val="24"/>
-          <w:szCs w:val="24"/>
-          <w:lang w:eastAsia="ru-RU"/>
-          <w14:ligatures w14:val="none"/>
-        </w:rPr>
-        <w:t>Открыть проект</w:t>
-      </w:r>
-    </w:p>
-    <w:p>
-      <w:pPr>
-        <w:spacing w:after="0" w:line="240" w:lineRule="auto"/>
-        <w:rPr>
-          <w:rFonts w:ascii="Times New Roman" w:eastAsia="Times New Roman" w:hAnsi="Times New Roman" w:cs="Times New Roman"/>
-          <w:kern w:val="0"/>
-          <w:sz w:val="24"/>
-          <w:szCs w:val="24"/>
-          <w:lang w:eastAsia="ru-RU"/>
-          <w14:ligatures w14:val="none"/>
-        </w:rPr>
-      </w:pPr>
-      <w:r>
-        <w:rPr>
-          <w:rFonts w:ascii="Times New Roman" w:eastAsia="Times New Roman" w:hAnsi="Times New Roman" w:cs="Times New Roman"/>
-          <w:kern w:val="0"/>
-          <w:sz w:val="24"/>
-          <w:szCs w:val="24"/>
-          <w:lang w:eastAsia="ru-RU"/>
-          <w14:ligatures w14:val="none"/>
-        </w:rPr>
-        <w:pict>
-          <v:rect id="_x0000_i1027" style="width:0;height:1.5pt" o:hralign="center" o:hrstd="t" o:hr="t" fillcolor="#a0a0a0" stroked="f"/>
-        </w:pict>
-      </w:r>
-    </w:p>
-    <w:p>
-      <w:pPr>
-        <w:spacing w:before="100" w:beforeAutospacing="1" w:after="100" w:afterAutospacing="1" w:line="240" w:lineRule="auto"/>
-        <w:outlineLvl w:val="1"/>
-        <w:rPr>
-          <w:rFonts w:ascii="Times New Roman" w:eastAsia="Times New Roman" w:hAnsi="Times New Roman" w:cs="Times New Roman"/>
-          <w:b/>
-          <w:bCs/>
-          <w:kern w:val="0"/>
-          <w:sz w:val="36"/>
-          <w:szCs w:val="36"/>
-          <w:lang w:val="en-US" w:eastAsia="ru-RU"/>
-          <w14:ligatures w14:val="none"/>
-        </w:rPr>
-      </w:pPr>
-      <w:r>
-        <w:rPr>
-          <w:rFonts w:ascii="Times New Roman" w:eastAsia="Times New Roman" w:hAnsi="Times New Roman" w:cs="Times New Roman"/>
-          <w:b/>
-          <w:bCs/>
-          <w:kern w:val="0"/>
-          <w:sz w:val="36"/>
-          <w:szCs w:val="36"/>
-          <w:lang w:eastAsia="ru-RU"/>
-          <w14:ligatures w14:val="none"/>
-        </w:rPr>
-        <w:t>Через</w:t>
-      </w:r>
-      <w:r>
-        <w:rPr>
-          <w:rFonts w:ascii="Times New Roman" w:eastAsia="Times New Roman" w:hAnsi="Times New Roman" w:cs="Times New Roman"/>
-          <w:b/>
-          <w:bCs/>
-          <w:kern w:val="0"/>
-          <w:sz w:val="36"/>
-          <w:szCs w:val="36"/>
-          <w:lang w:val="en-US" w:eastAsia="ru-RU"/>
-          <w14:ligatures w14:val="none"/>
-        </w:rPr>
-        <w:t xml:space="preserve"> CLI</w:t>
+        <w:outlineLvl w:val="0"/>
+        <w:rPr>
+          <w:rFonts w:ascii="Times New Roman" w:eastAsia="Times New Roman" w:hAnsi="Times New Roman" w:cs="Times New Roman"/>
+          <w:b/>
+          <w:bCs/>
+          <w:kern w:val="36"/>
+          <w:sz w:val="48"/>
+          <w:szCs w:val="48"/>
+          <w:lang w:eastAsia="ru-RU"/>
+          <w14:ligatures w14:val="none"/>
+        </w:rPr>
+      </w:pPr>
+      <w:r>
+        <w:rPr>
+          <w:rFonts w:ascii="Segoe UI Symbol" w:eastAsia="Times New Roman" w:hAnsi="Segoe UI Symbol" w:cs="Segoe UI Symbol"/>
+          <w:b/>
+          <w:bCs/>
+          <w:kern w:val="36"/>
+          <w:sz w:val="48"/>
+          <w:szCs w:val="48"/>
+          <w:lang w:eastAsia="ru-RU"/>
+          <w14:ligatures w14:val="none"/>
+        </w:rPr>
+        <w:t>🔄</w:t>
+      </w:r>
+      <w:r>
+        <w:rPr>
+          <w:rFonts w:ascii="Times New Roman" w:eastAsia="Times New Roman" w:hAnsi="Times New Roman" w:cs="Times New Roman"/>
+          <w:b/>
+          <w:bCs/>
+          <w:kern w:val="36"/>
+          <w:sz w:val="48"/>
+          <w:szCs w:val="48"/>
+          <w:lang w:eastAsia="ru-RU"/>
+          <w14:ligatures w14:val="none"/>
+        </w:rPr>
+        <w:t xml:space="preserve"> 2. Синхронизация (основной цикл)</w:t>
       </w:r>
     </w:p>
     <w:p>
@@ -981,21 +1027,47 @@
           <w:kern w:val="0"/>
           <w:sz w:val="20"/>
           <w:szCs w:val="20"/>
-          <w:lang w:val="en-US" w:eastAsia="ru-RU"/>
-          <w14:ligatures w14:val="none"/>
-        </w:rPr>
-      </w:pPr>
-      <w:r>
-        <w:rPr>
-          <w:rFonts w:ascii="Courier New" w:eastAsia="Times New Roman" w:hAnsi="Courier New" w:cs="Courier New"/>
-          <w:kern w:val="0"/>
-          <w:sz w:val="20"/>
-          <w:szCs w:val="20"/>
-          <w:lang w:val="en-US" w:eastAsia="ru-RU"/>
-          <w14:ligatures w14:val="none"/>
-        </w:rPr>
-        <w:t>git clone https://github.com/USER/REPO.git</w:t>
-      </w:r>
+          <w:lang w:eastAsia="ru-RU"/>
+          <w14:ligatures w14:val="none"/>
+        </w:rPr>
+      </w:pPr>
+      <w:proofErr w:type="spellStart"/>
+      <w:r>
+        <w:rPr>
+          <w:rFonts w:ascii="Courier New" w:eastAsia="Times New Roman" w:hAnsi="Courier New" w:cs="Courier New"/>
+          <w:kern w:val="0"/>
+          <w:sz w:val="20"/>
+          <w:szCs w:val="20"/>
+          <w:lang w:eastAsia="ru-RU"/>
+          <w14:ligatures w14:val="none"/>
+        </w:rPr>
+        <w:t>git</w:t>
+      </w:r>
+      <w:proofErr w:type="spellEnd"/>
+      <w:r>
+        <w:rPr>
+          <w:rFonts w:ascii="Courier New" w:eastAsia="Times New Roman" w:hAnsi="Courier New" w:cs="Courier New"/>
+          <w:kern w:val="0"/>
+          <w:sz w:val="20"/>
+          <w:szCs w:val="20"/>
+          <w:lang w:eastAsia="ru-RU"/>
+          <w14:ligatures w14:val="none"/>
+        </w:rPr>
+        <w:t xml:space="preserve"> </w:t>
+      </w:r>
+      <w:proofErr w:type="spellStart"/>
+      <w:r>
+        <w:rPr>
+          <w:rFonts w:ascii="Courier New" w:eastAsia="Times New Roman" w:hAnsi="Courier New" w:cs="Courier New"/>
+          <w:kern w:val="0"/>
+          <w:sz w:val="20"/>
+          <w:szCs w:val="20"/>
+          <w:lang w:eastAsia="ru-RU"/>
+          <w14:ligatures w14:val="none"/>
+        </w:rPr>
+        <w:t>pull</w:t>
+      </w:r>
+      <w:proofErr w:type="spellEnd"/>
     </w:p>
     <w:p>
       <w:pPr>
@@ -1027,29 +1099,16 @@
           <w14:ligatures w14:val="none"/>
         </w:rPr>
       </w:pPr>
-      <w:proofErr w:type="spellStart"/>
-      <w:r>
-        <w:rPr>
-          <w:rFonts w:ascii="Courier New" w:eastAsia="Times New Roman" w:hAnsi="Courier New" w:cs="Courier New"/>
-          <w:kern w:val="0"/>
-          <w:sz w:val="20"/>
-          <w:szCs w:val="20"/>
-          <w:lang w:eastAsia="ru-RU"/>
-          <w14:ligatures w14:val="none"/>
-        </w:rPr>
-        <w:t>cd</w:t>
-      </w:r>
-      <w:proofErr w:type="spellEnd"/>
-      <w:r>
-        <w:rPr>
-          <w:rFonts w:ascii="Courier New" w:eastAsia="Times New Roman" w:hAnsi="Courier New" w:cs="Courier New"/>
-          <w:kern w:val="0"/>
-          <w:sz w:val="20"/>
-          <w:szCs w:val="20"/>
-          <w:lang w:eastAsia="ru-RU"/>
-          <w14:ligatures w14:val="none"/>
-        </w:rPr>
-        <w:t xml:space="preserve"> REPO</w:t>
+      <w:r>
+        <w:rPr>
+          <w:rFonts w:ascii="Courier New" w:eastAsia="Times New Roman" w:hAnsi="Courier New" w:cs="Courier New"/>
+          <w:kern w:val="0"/>
+          <w:sz w:val="20"/>
+          <w:szCs w:val="20"/>
+          <w:lang w:eastAsia="ru-RU"/>
+          <w14:ligatures w14:val="none"/>
+        </w:rPr>
+        <w:t>→ работаешь с файлами</w:t>
       </w:r>
     </w:p>
     <w:p>
@@ -1083,6 +1142,30 @@
         </w:rPr>
       </w:pPr>
       <w:proofErr w:type="spellStart"/>
+      <w:r>
+        <w:rPr>
+          <w:rFonts w:ascii="Courier New" w:eastAsia="Times New Roman" w:hAnsi="Courier New" w:cs="Courier New"/>
+          <w:kern w:val="0"/>
+          <w:sz w:val="20"/>
+          <w:szCs w:val="20"/>
+          <w:lang w:eastAsia="ru-RU"/>
+          <w14:ligatures w14:val="none"/>
+        </w:rPr>
+        <w:t>git</w:t>
+      </w:r>
+      <w:proofErr w:type="spellEnd"/>
+      <w:r>
+        <w:rPr>
+          <w:rFonts w:ascii="Courier New" w:eastAsia="Times New Roman" w:hAnsi="Courier New" w:cs="Courier New"/>
+          <w:kern w:val="0"/>
+          <w:sz w:val="20"/>
+          <w:szCs w:val="20"/>
+          <w:lang w:eastAsia="ru-RU"/>
+          <w14:ligatures w14:val="none"/>
+        </w:rPr>
+        <w:t xml:space="preserve"> </w:t>
+      </w:r>
+      <w:proofErr w:type="spellStart"/>
       <w:proofErr w:type="gramStart"/>
       <w:r>
         <w:rPr>
@@ -1093,7 +1176,7 @@
           <w:lang w:eastAsia="ru-RU"/>
           <w14:ligatures w14:val="none"/>
         </w:rPr>
-        <w:t>code</w:t>
+        <w:t>add</w:t>
       </w:r>
       <w:proofErr w:type="spellEnd"/>
       <w:r>
@@ -1108,119 +1191,6 @@
         <w:t xml:space="preserve"> .</w:t>
       </w:r>
       <w:proofErr w:type="gramEnd"/>
-    </w:p>
-    <w:p>
-      <w:pPr>
-        <w:spacing w:after="0" w:line="240" w:lineRule="auto"/>
-        <w:rPr>
-          <w:rFonts w:ascii="Times New Roman" w:eastAsia="Times New Roman" w:hAnsi="Times New Roman" w:cs="Times New Roman"/>
-          <w:kern w:val="0"/>
-          <w:sz w:val="24"/>
-          <w:szCs w:val="24"/>
-          <w:lang w:eastAsia="ru-RU"/>
-          <w14:ligatures w14:val="none"/>
-        </w:rPr>
-      </w:pPr>
-      <w:r>
-        <w:rPr>
-          <w:rFonts w:ascii="Times New Roman" w:eastAsia="Times New Roman" w:hAnsi="Times New Roman" w:cs="Times New Roman"/>
-          <w:kern w:val="0"/>
-          <w:sz w:val="24"/>
-          <w:szCs w:val="24"/>
-          <w:lang w:eastAsia="ru-RU"/>
-          <w14:ligatures w14:val="none"/>
-        </w:rPr>
-        <w:pict>
-          <v:rect id="_x0000_i1028" style="width:0;height:1.5pt" o:hralign="center" o:hrstd="t" o:hr="t" fillcolor="#a0a0a0" stroked="f"/>
-        </w:pict>
-      </w:r>
-    </w:p>
-    <w:p>
-      <w:pPr>
-        <w:spacing w:before="100" w:beforeAutospacing="1" w:after="100" w:afterAutospacing="1" w:line="240" w:lineRule="auto"/>
-        <w:outlineLvl w:val="0"/>
-        <w:rPr>
-          <w:rFonts w:ascii="Times New Roman" w:eastAsia="Times New Roman" w:hAnsi="Times New Roman" w:cs="Times New Roman"/>
-          <w:b/>
-          <w:bCs/>
-          <w:kern w:val="36"/>
-          <w:sz w:val="48"/>
-          <w:szCs w:val="48"/>
-          <w:lang w:eastAsia="ru-RU"/>
-          <w14:ligatures w14:val="none"/>
-        </w:rPr>
-      </w:pPr>
-      <w:r>
-        <w:rPr>
-          <w:rFonts w:ascii="Segoe UI Symbol" w:eastAsia="Times New Roman" w:hAnsi="Segoe UI Symbol" w:cs="Segoe UI Symbol"/>
-          <w:b/>
-          <w:bCs/>
-          <w:kern w:val="36"/>
-          <w:sz w:val="48"/>
-          <w:szCs w:val="48"/>
-          <w:lang w:eastAsia="ru-RU"/>
-          <w14:ligatures w14:val="none"/>
-        </w:rPr>
-        <w:lastRenderedPageBreak/>
-        <w:t>🔄</w:t>
-      </w:r>
-      <w:r>
-        <w:rPr>
-          <w:rFonts w:ascii="Times New Roman" w:eastAsia="Times New Roman" w:hAnsi="Times New Roman" w:cs="Times New Roman"/>
-          <w:b/>
-          <w:bCs/>
-          <w:kern w:val="36"/>
-          <w:sz w:val="48"/>
-          <w:szCs w:val="48"/>
-          <w:lang w:eastAsia="ru-RU"/>
-          <w14:ligatures w14:val="none"/>
-        </w:rPr>
-        <w:t xml:space="preserve"> 2. Синхронизация локальной папки и </w:t>
-      </w:r>
-      <w:proofErr w:type="spellStart"/>
-      <w:r>
-        <w:rPr>
-          <w:rFonts w:ascii="Times New Roman" w:eastAsia="Times New Roman" w:hAnsi="Times New Roman" w:cs="Times New Roman"/>
-          <w:b/>
-          <w:bCs/>
-          <w:kern w:val="36"/>
-          <w:sz w:val="48"/>
-          <w:szCs w:val="48"/>
-          <w:lang w:eastAsia="ru-RU"/>
-          <w14:ligatures w14:val="none"/>
-        </w:rPr>
-        <w:t>GitHub</w:t>
-      </w:r>
-      <w:proofErr w:type="spellEnd"/>
-    </w:p>
-    <w:p>
-      <w:pPr>
-        <w:spacing w:before="100" w:beforeAutospacing="1" w:after="100" w:afterAutospacing="1" w:line="240" w:lineRule="auto"/>
-        <w:outlineLvl w:val="1"/>
-        <w:rPr>
-          <w:rFonts w:ascii="Times New Roman" w:eastAsia="Times New Roman" w:hAnsi="Times New Roman" w:cs="Times New Roman"/>
-          <w:b/>
-          <w:bCs/>
-          <w:kern w:val="0"/>
-          <w:sz w:val="36"/>
-          <w:szCs w:val="36"/>
-          <w:lang w:eastAsia="ru-RU"/>
-          <w14:ligatures w14:val="none"/>
-        </w:rPr>
-      </w:pPr>
-      <w:r>
-        <w:rPr>
-          <w:rFonts w:ascii="Times New Roman" w:eastAsia="Times New Roman" w:hAnsi="Times New Roman" w:cs="Times New Roman"/>
-          <w:b/>
-          <w:bCs/>
-          <w:kern w:val="0"/>
-          <w:sz w:val="36"/>
-          <w:szCs w:val="36"/>
-          <w:lang w:eastAsia="ru-RU"/>
-          <w14:ligatures w14:val="none"/>
-        </w:rPr>
-        <w:t>Основной цикл работы</w:t>
-      </w:r>
     </w:p>
     <w:p>
       <w:pPr>
@@ -1248,47 +1218,56 @@
           <w:kern w:val="0"/>
           <w:sz w:val="20"/>
           <w:szCs w:val="20"/>
-          <w:lang w:eastAsia="ru-RU"/>
-          <w14:ligatures w14:val="none"/>
-        </w:rPr>
-      </w:pPr>
-      <w:proofErr w:type="spellStart"/>
-      <w:r>
-        <w:rPr>
-          <w:rFonts w:ascii="Courier New" w:eastAsia="Times New Roman" w:hAnsi="Courier New" w:cs="Courier New"/>
-          <w:kern w:val="0"/>
-          <w:sz w:val="20"/>
-          <w:szCs w:val="20"/>
-          <w:lang w:eastAsia="ru-RU"/>
+          <w:lang w:val="en-US" w:eastAsia="ru-RU"/>
+          <w14:ligatures w14:val="none"/>
+        </w:rPr>
+      </w:pPr>
+      <w:proofErr w:type="gramStart"/>
+      <w:r>
+        <w:rPr>
+          <w:rFonts w:ascii="Courier New" w:eastAsia="Times New Roman" w:hAnsi="Courier New" w:cs="Courier New"/>
+          <w:kern w:val="0"/>
+          <w:sz w:val="20"/>
+          <w:szCs w:val="20"/>
+          <w:lang w:val="en-US" w:eastAsia="ru-RU"/>
           <w14:ligatures w14:val="none"/>
         </w:rPr>
         <w:t>git</w:t>
       </w:r>
-      <w:proofErr w:type="spellEnd"/>
-      <w:r>
-        <w:rPr>
-          <w:rFonts w:ascii="Courier New" w:eastAsia="Times New Roman" w:hAnsi="Courier New" w:cs="Courier New"/>
-          <w:kern w:val="0"/>
-          <w:sz w:val="20"/>
-          <w:szCs w:val="20"/>
-          <w:lang w:eastAsia="ru-RU"/>
-          <w14:ligatures w14:val="none"/>
-        </w:rPr>
-        <w:t xml:space="preserve"> </w:t>
-      </w:r>
-      <w:proofErr w:type="spellStart"/>
-      <w:r>
-        <w:rPr>
-          <w:rFonts w:ascii="Courier New" w:eastAsia="Times New Roman" w:hAnsi="Courier New" w:cs="Courier New"/>
-          <w:kern w:val="0"/>
-          <w:sz w:val="20"/>
-          <w:szCs w:val="20"/>
-          <w:lang w:eastAsia="ru-RU"/>
-          <w14:ligatures w14:val="none"/>
-        </w:rPr>
-        <w:t>pull</w:t>
-      </w:r>
-      <w:proofErr w:type="spellEnd"/>
+      <w:proofErr w:type="gramEnd"/>
+      <w:r>
+        <w:rPr>
+          <w:rFonts w:ascii="Courier New" w:eastAsia="Times New Roman" w:hAnsi="Courier New" w:cs="Courier New"/>
+          <w:kern w:val="0"/>
+          <w:sz w:val="20"/>
+          <w:szCs w:val="20"/>
+          <w:lang w:val="en-US" w:eastAsia="ru-RU"/>
+          <w14:ligatures w14:val="none"/>
+        </w:rPr>
+        <w:t xml:space="preserve"> commit -m "</w:t>
+      </w:r>
+      <w:r>
+        <w:rPr>
+          <w:rFonts w:ascii="Courier New" w:eastAsia="Times New Roman" w:hAnsi="Courier New" w:cs="Courier New"/>
+          <w:kern w:val="0"/>
+          <w:sz w:val="20"/>
+          <w:szCs w:val="20"/>
+          <w:lang w:eastAsia="ru-RU"/>
+          <w14:ligatures w14:val="none"/>
+        </w:rPr>
+        <w:t>описание</w:t>
+      </w:r>
+      <w:r>
+        <w:rPr>
+          <w:rFonts w:ascii="Courier New" w:eastAsia="Times New Roman" w:hAnsi="Courier New" w:cs="Courier New"/>
+          <w:kern w:val="0"/>
+          <w:sz w:val="20"/>
+          <w:szCs w:val="20"/>
+          <w:lang w:val="en-US" w:eastAsia="ru-RU"/>
+          <w14:ligatures w14:val="none"/>
+        </w:rPr>
+        <w:t>"</w:t>
+      </w:r>
     </w:p>
     <w:p>
       <w:pPr>
@@ -1316,20 +1295,88 @@
           <w:kern w:val="0"/>
           <w:sz w:val="20"/>
           <w:szCs w:val="20"/>
-          <w:lang w:eastAsia="ru-RU"/>
-          <w14:ligatures w14:val="none"/>
-        </w:rPr>
-      </w:pPr>
-      <w:r>
-        <w:rPr>
-          <w:rFonts w:ascii="Courier New" w:eastAsia="Times New Roman" w:hAnsi="Courier New" w:cs="Courier New"/>
-          <w:kern w:val="0"/>
-          <w:sz w:val="20"/>
-          <w:szCs w:val="20"/>
-          <w:lang w:eastAsia="ru-RU"/>
-          <w14:ligatures w14:val="none"/>
-        </w:rPr>
-        <w:t>→ редактируешь файлы</w:t>
+          <w:lang w:val="en-US" w:eastAsia="ru-RU"/>
+          <w14:ligatures w14:val="none"/>
+        </w:rPr>
+      </w:pPr>
+      <w:r>
+        <w:rPr>
+          <w:rFonts w:ascii="Courier New" w:eastAsia="Times New Roman" w:hAnsi="Courier New" w:cs="Courier New"/>
+          <w:kern w:val="0"/>
+          <w:sz w:val="20"/>
+          <w:szCs w:val="20"/>
+          <w:lang w:val="en-US" w:eastAsia="ru-RU"/>
+          <w14:ligatures w14:val="none"/>
+        </w:rPr>
+        <w:t>git push</w:t>
+      </w:r>
+    </w:p>
+    <w:p>
+      <w:pPr>
+        <w:spacing w:after="0" w:line="240" w:lineRule="auto"/>
+        <w:rPr>
+          <w:rFonts w:ascii="Times New Roman" w:eastAsia="Times New Roman" w:hAnsi="Times New Roman" w:cs="Times New Roman"/>
+          <w:kern w:val="0"/>
+          <w:sz w:val="24"/>
+          <w:szCs w:val="24"/>
+          <w:lang w:eastAsia="ru-RU"/>
+          <w14:ligatures w14:val="none"/>
+        </w:rPr>
+      </w:pPr>
+      <w:r>
+        <w:rPr>
+          <w:rFonts w:ascii="Times New Roman" w:eastAsia="Times New Roman" w:hAnsi="Times New Roman" w:cs="Times New Roman"/>
+          <w:kern w:val="0"/>
+          <w:sz w:val="24"/>
+          <w:szCs w:val="24"/>
+          <w:lang w:eastAsia="ru-RU"/>
+          <w14:ligatures w14:val="none"/>
+        </w:rPr>
+        <w:pict>
+          <v:rect id="_x0000_i1089" style="width:0;height:1.5pt" o:hralign="center" o:hrstd="t" o:hr="t" fillcolor="#a0a0a0" stroked="f"/>
+        </w:pict>
+      </w:r>
+    </w:p>
+    <w:p>
+      <w:pPr>
+        <w:spacing w:before="100" w:beforeAutospacing="1" w:after="100" w:afterAutospacing="1" w:line="240" w:lineRule="auto"/>
+        <w:outlineLvl w:val="0"/>
+        <w:rPr>
+          <w:rFonts w:ascii="Times New Roman" w:eastAsia="Times New Roman" w:hAnsi="Times New Roman" w:cs="Times New Roman"/>
+          <w:b/>
+          <w:bCs/>
+          <w:kern w:val="36"/>
+          <w:sz w:val="48"/>
+          <w:szCs w:val="48"/>
+          <w:lang w:eastAsia="ru-RU"/>
+          <w14:ligatures w14:val="none"/>
+        </w:rPr>
+      </w:pPr>
+      <w:r>
+        <w:rPr>
+          <w:rFonts w:ascii="Segoe UI Symbol" w:eastAsia="Times New Roman" w:hAnsi="Segoe UI Symbol" w:cs="Segoe UI Symbol"/>
+          <w:b/>
+          <w:bCs/>
+          <w:kern w:val="36"/>
+          <w:sz w:val="48"/>
+          <w:szCs w:val="48"/>
+          <w:lang w:eastAsia="ru-RU"/>
+          <w14:ligatures w14:val="none"/>
+        </w:rPr>
+        <w:t>⚠️</w:t>
+      </w:r>
+      <w:r>
+        <w:rPr>
+          <w:rFonts w:ascii="Times New Roman" w:eastAsia="Times New Roman" w:hAnsi="Times New Roman" w:cs="Times New Roman"/>
+          <w:b/>
+          <w:bCs/>
+          <w:kern w:val="36"/>
+          <w:sz w:val="48"/>
+          <w:szCs w:val="48"/>
+          <w:lang w:eastAsia="ru-RU"/>
+          <w14:ligatures w14:val="none"/>
+        </w:rPr>
+        <w:t xml:space="preserve"> Правило</w:t>
       </w:r>
     </w:p>
     <w:p>
@@ -1362,6 +1409,18 @@
           <w14:ligatures w14:val="none"/>
         </w:rPr>
       </w:pPr>
+      <w:r>
+        <w:rPr>
+          <w:rFonts w:ascii="Courier New" w:eastAsia="Times New Roman" w:hAnsi="Courier New" w:cs="Courier New"/>
+          <w:kern w:val="0"/>
+          <w:sz w:val="20"/>
+          <w:szCs w:val="20"/>
+          <w:lang w:eastAsia="ru-RU"/>
+          <w14:ligatures w14:val="none"/>
+        </w:rPr>
+        <w:lastRenderedPageBreak/>
+        <w:t xml:space="preserve">ВСЕГДА делай </w:t>
+      </w:r>
       <w:proofErr w:type="spellStart"/>
       <w:r>
         <w:rPr>
@@ -1387,17 +1446,16 @@
         <w:t xml:space="preserve"> </w:t>
       </w:r>
       <w:proofErr w:type="spellStart"/>
-      <w:proofErr w:type="gramStart"/>
-      <w:r>
-        <w:rPr>
-          <w:rFonts w:ascii="Courier New" w:eastAsia="Times New Roman" w:hAnsi="Courier New" w:cs="Courier New"/>
-          <w:kern w:val="0"/>
-          <w:sz w:val="20"/>
-          <w:szCs w:val="20"/>
-          <w:lang w:eastAsia="ru-RU"/>
-          <w14:ligatures w14:val="none"/>
-        </w:rPr>
-        <w:t>add</w:t>
+      <w:r>
+        <w:rPr>
+          <w:rFonts w:ascii="Courier New" w:eastAsia="Times New Roman" w:hAnsi="Courier New" w:cs="Courier New"/>
+          <w:kern w:val="0"/>
+          <w:sz w:val="20"/>
+          <w:szCs w:val="20"/>
+          <w:lang w:eastAsia="ru-RU"/>
+          <w14:ligatures w14:val="none"/>
+        </w:rPr>
+        <w:t>pull</w:t>
       </w:r>
       <w:proofErr w:type="spellEnd"/>
       <w:r>
@@ -1409,9 +1467,100 @@
           <w:lang w:eastAsia="ru-RU"/>
           <w14:ligatures w14:val="none"/>
         </w:rPr>
-        <w:t xml:space="preserve"> .</w:t>
-      </w:r>
-      <w:proofErr w:type="gramEnd"/>
+        <w:t xml:space="preserve"> перед началом работы</w:t>
+      </w:r>
+    </w:p>
+    <w:p>
+      <w:pPr>
+        <w:spacing w:after="0" w:line="240" w:lineRule="auto"/>
+        <w:rPr>
+          <w:rFonts w:ascii="Times New Roman" w:eastAsia="Times New Roman" w:hAnsi="Times New Roman" w:cs="Times New Roman"/>
+          <w:kern w:val="0"/>
+          <w:sz w:val="24"/>
+          <w:szCs w:val="24"/>
+          <w:lang w:eastAsia="ru-RU"/>
+          <w14:ligatures w14:val="none"/>
+        </w:rPr>
+      </w:pPr>
+      <w:r>
+        <w:rPr>
+          <w:rFonts w:ascii="Times New Roman" w:eastAsia="Times New Roman" w:hAnsi="Times New Roman" w:cs="Times New Roman"/>
+          <w:kern w:val="0"/>
+          <w:sz w:val="24"/>
+          <w:szCs w:val="24"/>
+          <w:lang w:eastAsia="ru-RU"/>
+          <w14:ligatures w14:val="none"/>
+        </w:rPr>
+        <w:pict>
+          <v:rect id="_x0000_i1090" style="width:0;height:1.5pt" o:hralign="center" o:hrstd="t" o:hr="t" fillcolor="#a0a0a0" stroked="f"/>
+        </w:pict>
+      </w:r>
+    </w:p>
+    <w:p>
+      <w:pPr>
+        <w:spacing w:before="100" w:beforeAutospacing="1" w:after="100" w:afterAutospacing="1" w:line="240" w:lineRule="auto"/>
+        <w:outlineLvl w:val="0"/>
+        <w:rPr>
+          <w:rFonts w:ascii="Times New Roman" w:eastAsia="Times New Roman" w:hAnsi="Times New Roman" w:cs="Times New Roman"/>
+          <w:b/>
+          <w:bCs/>
+          <w:kern w:val="36"/>
+          <w:sz w:val="48"/>
+          <w:szCs w:val="48"/>
+          <w:lang w:eastAsia="ru-RU"/>
+          <w14:ligatures w14:val="none"/>
+        </w:rPr>
+      </w:pPr>
+      <w:r>
+        <w:rPr>
+          <w:rFonts w:ascii="Segoe UI Symbol" w:eastAsia="Times New Roman" w:hAnsi="Segoe UI Symbol" w:cs="Segoe UI Symbol"/>
+          <w:b/>
+          <w:bCs/>
+          <w:kern w:val="36"/>
+          <w:sz w:val="48"/>
+          <w:szCs w:val="48"/>
+          <w:lang w:eastAsia="ru-RU"/>
+          <w14:ligatures w14:val="none"/>
+        </w:rPr>
+        <w:t>📁</w:t>
+      </w:r>
+      <w:r>
+        <w:rPr>
+          <w:rFonts w:ascii="Times New Roman" w:eastAsia="Times New Roman" w:hAnsi="Times New Roman" w:cs="Times New Roman"/>
+          <w:b/>
+          <w:bCs/>
+          <w:kern w:val="36"/>
+          <w:sz w:val="48"/>
+          <w:szCs w:val="48"/>
+          <w:lang w:eastAsia="ru-RU"/>
+          <w14:ligatures w14:val="none"/>
+        </w:rPr>
+        <w:t xml:space="preserve"> 3. Перемещение проекта</w:t>
+      </w:r>
+    </w:p>
+    <w:p>
+      <w:pPr>
+        <w:spacing w:before="100" w:beforeAutospacing="1" w:after="100" w:afterAutospacing="1" w:line="240" w:lineRule="auto"/>
+        <w:rPr>
+          <w:rFonts w:ascii="Times New Roman" w:eastAsia="Times New Roman" w:hAnsi="Times New Roman" w:cs="Times New Roman"/>
+          <w:kern w:val="0"/>
+          <w:sz w:val="24"/>
+          <w:szCs w:val="24"/>
+          <w:lang w:eastAsia="ru-RU"/>
+          <w14:ligatures w14:val="none"/>
+        </w:rPr>
+      </w:pPr>
+      <w:r>
+        <w:rPr>
+          <w:rFonts w:ascii="Times New Roman" w:eastAsia="Times New Roman" w:hAnsi="Times New Roman" w:cs="Times New Roman"/>
+          <w:kern w:val="0"/>
+          <w:sz w:val="24"/>
+          <w:szCs w:val="24"/>
+          <w:lang w:eastAsia="ru-RU"/>
+          <w14:ligatures w14:val="none"/>
+        </w:rPr>
+        <w:t>Можно свободно переносить:</w:t>
+      </w:r>
     </w:p>
     <w:p>
       <w:pPr>
@@ -1439,57 +1588,136 @@
           <w:kern w:val="0"/>
           <w:sz w:val="20"/>
           <w:szCs w:val="20"/>
-          <w:lang w:eastAsia="ru-RU"/>
-          <w14:ligatures w14:val="none"/>
-        </w:rPr>
-      </w:pPr>
+          <w:lang w:val="en-US" w:eastAsia="ru-RU"/>
+          <w14:ligatures w14:val="none"/>
+        </w:rPr>
+      </w:pPr>
+      <w:r>
+        <w:rPr>
+          <w:rFonts w:ascii="Courier New" w:eastAsia="Times New Roman" w:hAnsi="Courier New" w:cs="Courier New"/>
+          <w:kern w:val="0"/>
+          <w:sz w:val="20"/>
+          <w:szCs w:val="20"/>
+          <w:lang w:val="en-US" w:eastAsia="ru-RU"/>
+          <w14:ligatures w14:val="none"/>
+        </w:rPr>
+        <w:t>D:\AI_Video_ToolKit_next → H:\Projects\</w:t>
+      </w:r>
+    </w:p>
+    <w:p>
+      <w:pPr>
+        <w:spacing w:before="100" w:beforeAutospacing="1" w:after="100" w:afterAutospacing="1" w:line="240" w:lineRule="auto"/>
+        <w:rPr>
+          <w:rFonts w:ascii="Times New Roman" w:eastAsia="Times New Roman" w:hAnsi="Times New Roman" w:cs="Times New Roman"/>
+          <w:kern w:val="0"/>
+          <w:sz w:val="24"/>
+          <w:szCs w:val="24"/>
+          <w:lang w:eastAsia="ru-RU"/>
+          <w14:ligatures w14:val="none"/>
+        </w:rPr>
+      </w:pPr>
+      <w:r>
+        <w:rPr>
+          <w:rFonts w:ascii="Segoe UI Symbol" w:eastAsia="Times New Roman" w:hAnsi="Segoe UI Symbol" w:cs="Segoe UI Symbol"/>
+          <w:kern w:val="0"/>
+          <w:sz w:val="24"/>
+          <w:szCs w:val="24"/>
+          <w:lang w:eastAsia="ru-RU"/>
+          <w14:ligatures w14:val="none"/>
+        </w:rPr>
+        <w:t>✔</w:t>
+      </w:r>
+      <w:r>
+        <w:rPr>
+          <w:rFonts w:ascii="Times New Roman" w:eastAsia="Times New Roman" w:hAnsi="Times New Roman" w:cs="Times New Roman"/>
+          <w:kern w:val="0"/>
+          <w:sz w:val="24"/>
+          <w:szCs w:val="24"/>
+          <w:lang w:eastAsia="ru-RU"/>
+          <w14:ligatures w14:val="none"/>
+        </w:rPr>
+        <w:t xml:space="preserve"> всё работает</w:t>
+      </w:r>
+      <w:r>
+        <w:rPr>
+          <w:rFonts w:ascii="Times New Roman" w:eastAsia="Times New Roman" w:hAnsi="Times New Roman" w:cs="Times New Roman"/>
+          <w:kern w:val="0"/>
+          <w:sz w:val="24"/>
+          <w:szCs w:val="24"/>
+          <w:lang w:eastAsia="ru-RU"/>
+          <w14:ligatures w14:val="none"/>
+        </w:rPr>
+        <w:br/>
+      </w:r>
+      <w:r>
+        <w:rPr>
+          <w:rFonts w:ascii="Segoe UI Symbol" w:eastAsia="Times New Roman" w:hAnsi="Segoe UI Symbol" w:cs="Segoe UI Symbol"/>
+          <w:kern w:val="0"/>
+          <w:sz w:val="24"/>
+          <w:szCs w:val="24"/>
+          <w:lang w:eastAsia="ru-RU"/>
+          <w14:ligatures w14:val="none"/>
+        </w:rPr>
+        <w:t>✔</w:t>
+      </w:r>
+      <w:r>
+        <w:rPr>
+          <w:rFonts w:ascii="Times New Roman" w:eastAsia="Times New Roman" w:hAnsi="Times New Roman" w:cs="Times New Roman"/>
+          <w:kern w:val="0"/>
+          <w:sz w:val="24"/>
+          <w:szCs w:val="24"/>
+          <w:lang w:eastAsia="ru-RU"/>
+          <w14:ligatures w14:val="none"/>
+        </w:rPr>
+        <w:t xml:space="preserve"> </w:t>
+      </w:r>
       <w:proofErr w:type="spellStart"/>
       <w:r>
         <w:rPr>
-          <w:rFonts w:ascii="Courier New" w:eastAsia="Times New Roman" w:hAnsi="Courier New" w:cs="Courier New"/>
-          <w:kern w:val="0"/>
-          <w:sz w:val="20"/>
-          <w:szCs w:val="20"/>
-          <w:lang w:eastAsia="ru-RU"/>
-          <w14:ligatures w14:val="none"/>
-        </w:rPr>
-        <w:t>git</w:t>
+          <w:rFonts w:ascii="Times New Roman" w:eastAsia="Times New Roman" w:hAnsi="Times New Roman" w:cs="Times New Roman"/>
+          <w:kern w:val="0"/>
+          <w:sz w:val="24"/>
+          <w:szCs w:val="24"/>
+          <w:lang w:eastAsia="ru-RU"/>
+          <w14:ligatures w14:val="none"/>
+        </w:rPr>
+        <w:t>Git</w:t>
       </w:r>
       <w:proofErr w:type="spellEnd"/>
       <w:r>
         <w:rPr>
-          <w:rFonts w:ascii="Courier New" w:eastAsia="Times New Roman" w:hAnsi="Courier New" w:cs="Courier New"/>
-          <w:kern w:val="0"/>
-          <w:sz w:val="20"/>
-          <w:szCs w:val="20"/>
-          <w:lang w:eastAsia="ru-RU"/>
-          <w14:ligatures w14:val="none"/>
-        </w:rPr>
-        <w:t xml:space="preserve"> </w:t>
-      </w:r>
-      <w:proofErr w:type="spellStart"/>
-      <w:r>
-        <w:rPr>
-          <w:rFonts w:ascii="Courier New" w:eastAsia="Times New Roman" w:hAnsi="Courier New" w:cs="Courier New"/>
-          <w:kern w:val="0"/>
-          <w:sz w:val="20"/>
-          <w:szCs w:val="20"/>
-          <w:lang w:eastAsia="ru-RU"/>
-          <w14:ligatures w14:val="none"/>
-        </w:rPr>
-        <w:t>commit</w:t>
-      </w:r>
-      <w:proofErr w:type="spellEnd"/>
-      <w:r>
-        <w:rPr>
-          <w:rFonts w:ascii="Courier New" w:eastAsia="Times New Roman" w:hAnsi="Courier New" w:cs="Courier New"/>
-          <w:kern w:val="0"/>
-          <w:sz w:val="20"/>
-          <w:szCs w:val="20"/>
-          <w:lang w:eastAsia="ru-RU"/>
-          <w14:ligatures w14:val="none"/>
-        </w:rPr>
-        <w:t xml:space="preserve"> -m "описание изменений"</w:t>
+          <w:rFonts w:ascii="Times New Roman" w:eastAsia="Times New Roman" w:hAnsi="Times New Roman" w:cs="Times New Roman"/>
+          <w:kern w:val="0"/>
+          <w:sz w:val="24"/>
+          <w:szCs w:val="24"/>
+          <w:lang w:eastAsia="ru-RU"/>
+          <w14:ligatures w14:val="none"/>
+        </w:rPr>
+        <w:t xml:space="preserve"> не ломается</w:t>
+      </w:r>
+    </w:p>
+    <w:p>
+      <w:pPr>
+        <w:spacing w:before="100" w:beforeAutospacing="1" w:after="100" w:afterAutospacing="1" w:line="240" w:lineRule="auto"/>
+        <w:rPr>
+          <w:rFonts w:ascii="Times New Roman" w:eastAsia="Times New Roman" w:hAnsi="Times New Roman" w:cs="Times New Roman"/>
+          <w:kern w:val="0"/>
+          <w:sz w:val="24"/>
+          <w:szCs w:val="24"/>
+          <w:lang w:eastAsia="ru-RU"/>
+          <w14:ligatures w14:val="none"/>
+        </w:rPr>
+      </w:pPr>
+      <w:r>
+        <w:rPr>
+          <w:rFonts w:ascii="Times New Roman" w:eastAsia="Times New Roman" w:hAnsi="Times New Roman" w:cs="Times New Roman"/>
+          <w:kern w:val="0"/>
+          <w:sz w:val="24"/>
+          <w:szCs w:val="24"/>
+          <w:lang w:eastAsia="ru-RU"/>
+          <w14:ligatures w14:val="none"/>
+        </w:rPr>
+        <w:t>Проверка:</w:t>
       </w:r>
     </w:p>
     <w:p>
@@ -1556,372 +1784,9 @@
           <w:lang w:eastAsia="ru-RU"/>
           <w14:ligatures w14:val="none"/>
         </w:rPr>
-        <w:t>push</w:t>
+        <w:t>status</w:t>
       </w:r>
       <w:proofErr w:type="spellEnd"/>
-    </w:p>
-    <w:p>
-      <w:pPr>
-        <w:spacing w:after="0" w:line="240" w:lineRule="auto"/>
-        <w:rPr>
-          <w:rFonts w:ascii="Times New Roman" w:eastAsia="Times New Roman" w:hAnsi="Times New Roman" w:cs="Times New Roman"/>
-          <w:kern w:val="0"/>
-          <w:sz w:val="24"/>
-          <w:szCs w:val="24"/>
-          <w:lang w:eastAsia="ru-RU"/>
-          <w14:ligatures w14:val="none"/>
-        </w:rPr>
-      </w:pPr>
-      <w:r>
-        <w:rPr>
-          <w:rFonts w:ascii="Times New Roman" w:eastAsia="Times New Roman" w:hAnsi="Times New Roman" w:cs="Times New Roman"/>
-          <w:kern w:val="0"/>
-          <w:sz w:val="24"/>
-          <w:szCs w:val="24"/>
-          <w:lang w:eastAsia="ru-RU"/>
-          <w14:ligatures w14:val="none"/>
-        </w:rPr>
-        <w:pict>
-          <v:rect id="_x0000_i1029" style="width:0;height:1.5pt" o:hralign="center" o:hrstd="t" o:hr="t" fillcolor="#a0a0a0" stroked="f"/>
-        </w:pict>
-      </w:r>
-    </w:p>
-    <w:p>
-      <w:pPr>
-        <w:spacing w:before="100" w:beforeAutospacing="1" w:after="100" w:afterAutospacing="1" w:line="240" w:lineRule="auto"/>
-        <w:outlineLvl w:val="1"/>
-        <w:rPr>
-          <w:rFonts w:ascii="Times New Roman" w:eastAsia="Times New Roman" w:hAnsi="Times New Roman" w:cs="Times New Roman"/>
-          <w:b/>
-          <w:bCs/>
-          <w:kern w:val="0"/>
-          <w:sz w:val="36"/>
-          <w:szCs w:val="36"/>
-          <w:lang w:eastAsia="ru-RU"/>
-          <w14:ligatures w14:val="none"/>
-        </w:rPr>
-      </w:pPr>
-      <w:r>
-        <w:rPr>
-          <w:rFonts w:ascii="Times New Roman" w:eastAsia="Times New Roman" w:hAnsi="Times New Roman" w:cs="Times New Roman"/>
-          <w:b/>
-          <w:bCs/>
-          <w:kern w:val="0"/>
-          <w:sz w:val="36"/>
-          <w:szCs w:val="36"/>
-          <w:lang w:eastAsia="ru-RU"/>
-          <w14:ligatures w14:val="none"/>
-        </w:rPr>
-        <w:t xml:space="preserve">В </w:t>
-      </w:r>
-      <w:proofErr w:type="spellStart"/>
-      <w:r>
-        <w:rPr>
-          <w:rFonts w:ascii="Times New Roman" w:eastAsia="Times New Roman" w:hAnsi="Times New Roman" w:cs="Times New Roman"/>
-          <w:b/>
-          <w:bCs/>
-          <w:kern w:val="0"/>
-          <w:sz w:val="36"/>
-          <w:szCs w:val="36"/>
-          <w:lang w:eastAsia="ru-RU"/>
-          <w14:ligatures w14:val="none"/>
-        </w:rPr>
-        <w:t>VSCode</w:t>
-      </w:r>
-      <w:proofErr w:type="spellEnd"/>
-    </w:p>
-    <w:p>
-      <w:pPr>
-        <w:numPr>
-          <w:ilvl w:val="0"/>
-          <w:numId w:val="5"/>
-        </w:numPr>
-        <w:spacing w:before="100" w:beforeAutospacing="1" w:after="100" w:afterAutospacing="1" w:line="240" w:lineRule="auto"/>
-        <w:rPr>
-          <w:rFonts w:ascii="Times New Roman" w:eastAsia="Times New Roman" w:hAnsi="Times New Roman" w:cs="Times New Roman"/>
-          <w:kern w:val="0"/>
-          <w:sz w:val="24"/>
-          <w:szCs w:val="24"/>
-          <w:lang w:val="en-US" w:eastAsia="ru-RU"/>
-          <w14:ligatures w14:val="none"/>
-        </w:rPr>
-      </w:pPr>
-      <w:r>
-        <w:rPr>
-          <w:rFonts w:ascii="Times New Roman" w:eastAsia="Times New Roman" w:hAnsi="Times New Roman" w:cs="Times New Roman"/>
-          <w:kern w:val="0"/>
-          <w:sz w:val="24"/>
-          <w:szCs w:val="24"/>
-          <w:lang w:val="en-US" w:eastAsia="ru-RU"/>
-          <w14:ligatures w14:val="none"/>
-        </w:rPr>
-        <w:t>Source Control (</w:t>
-      </w:r>
-      <w:r>
-        <w:rPr>
-          <w:rFonts w:ascii="Courier New" w:eastAsia="Times New Roman" w:hAnsi="Courier New" w:cs="Courier New"/>
-          <w:kern w:val="0"/>
-          <w:sz w:val="20"/>
-          <w:szCs w:val="20"/>
-          <w:lang w:val="en-US" w:eastAsia="ru-RU"/>
-          <w14:ligatures w14:val="none"/>
-        </w:rPr>
-        <w:t>Ctrl + Shift + G</w:t>
-      </w:r>
-      <w:r>
-        <w:rPr>
-          <w:rFonts w:ascii="Times New Roman" w:eastAsia="Times New Roman" w:hAnsi="Times New Roman" w:cs="Times New Roman"/>
-          <w:kern w:val="0"/>
-          <w:sz w:val="24"/>
-          <w:szCs w:val="24"/>
-          <w:lang w:val="en-US" w:eastAsia="ru-RU"/>
-          <w14:ligatures w14:val="none"/>
-        </w:rPr>
-        <w:t>)</w:t>
-      </w:r>
-    </w:p>
-    <w:p>
-      <w:pPr>
-        <w:numPr>
-          <w:ilvl w:val="0"/>
-          <w:numId w:val="5"/>
-        </w:numPr>
-        <w:spacing w:before="100" w:beforeAutospacing="1" w:after="100" w:afterAutospacing="1" w:line="240" w:lineRule="auto"/>
-        <w:rPr>
-          <w:rFonts w:ascii="Times New Roman" w:eastAsia="Times New Roman" w:hAnsi="Times New Roman" w:cs="Times New Roman"/>
-          <w:kern w:val="0"/>
-          <w:sz w:val="24"/>
-          <w:szCs w:val="24"/>
-          <w:lang w:eastAsia="ru-RU"/>
-          <w14:ligatures w14:val="none"/>
-        </w:rPr>
-      </w:pPr>
-      <w:proofErr w:type="spellStart"/>
-      <w:r>
-        <w:rPr>
-          <w:rFonts w:ascii="Times New Roman" w:eastAsia="Times New Roman" w:hAnsi="Times New Roman" w:cs="Times New Roman"/>
-          <w:kern w:val="0"/>
-          <w:sz w:val="24"/>
-          <w:szCs w:val="24"/>
-          <w:lang w:eastAsia="ru-RU"/>
-          <w14:ligatures w14:val="none"/>
-        </w:rPr>
-        <w:t>Stage</w:t>
-      </w:r>
-      <w:proofErr w:type="spellEnd"/>
-      <w:r>
-        <w:rPr>
-          <w:rFonts w:ascii="Times New Roman" w:eastAsia="Times New Roman" w:hAnsi="Times New Roman" w:cs="Times New Roman"/>
-          <w:kern w:val="0"/>
-          <w:sz w:val="24"/>
-          <w:szCs w:val="24"/>
-          <w:lang w:eastAsia="ru-RU"/>
-          <w14:ligatures w14:val="none"/>
-        </w:rPr>
-        <w:t xml:space="preserve"> (кнопка </w:t>
-      </w:r>
-      <w:r>
-        <w:rPr>
-          <w:rFonts w:ascii="Courier New" w:eastAsia="Times New Roman" w:hAnsi="Courier New" w:cs="Courier New"/>
-          <w:kern w:val="0"/>
-          <w:sz w:val="20"/>
-          <w:szCs w:val="20"/>
-          <w:lang w:eastAsia="ru-RU"/>
-          <w14:ligatures w14:val="none"/>
-        </w:rPr>
-        <w:t>+</w:t>
-      </w:r>
-      <w:r>
-        <w:rPr>
-          <w:rFonts w:ascii="Times New Roman" w:eastAsia="Times New Roman" w:hAnsi="Times New Roman" w:cs="Times New Roman"/>
-          <w:kern w:val="0"/>
-          <w:sz w:val="24"/>
-          <w:szCs w:val="24"/>
-          <w:lang w:eastAsia="ru-RU"/>
-          <w14:ligatures w14:val="none"/>
-        </w:rPr>
-        <w:t>)</w:t>
-      </w:r>
-    </w:p>
-    <w:p>
-      <w:pPr>
-        <w:numPr>
-          <w:ilvl w:val="0"/>
-          <w:numId w:val="5"/>
-        </w:numPr>
-        <w:spacing w:before="100" w:beforeAutospacing="1" w:after="100" w:afterAutospacing="1" w:line="240" w:lineRule="auto"/>
-        <w:rPr>
-          <w:rFonts w:ascii="Times New Roman" w:eastAsia="Times New Roman" w:hAnsi="Times New Roman" w:cs="Times New Roman"/>
-          <w:kern w:val="0"/>
-          <w:sz w:val="24"/>
-          <w:szCs w:val="24"/>
-          <w:lang w:eastAsia="ru-RU"/>
-          <w14:ligatures w14:val="none"/>
-        </w:rPr>
-      </w:pPr>
-      <w:r>
-        <w:rPr>
-          <w:rFonts w:ascii="Times New Roman" w:eastAsia="Times New Roman" w:hAnsi="Times New Roman" w:cs="Times New Roman"/>
-          <w:kern w:val="0"/>
-          <w:sz w:val="24"/>
-          <w:szCs w:val="24"/>
-          <w:lang w:eastAsia="ru-RU"/>
-          <w14:ligatures w14:val="none"/>
-        </w:rPr>
-        <w:t>Ввести сообщение</w:t>
-      </w:r>
-    </w:p>
-    <w:p>
-      <w:pPr>
-        <w:numPr>
-          <w:ilvl w:val="0"/>
-          <w:numId w:val="5"/>
-        </w:numPr>
-        <w:spacing w:before="100" w:beforeAutospacing="1" w:after="100" w:afterAutospacing="1" w:line="240" w:lineRule="auto"/>
-        <w:rPr>
-          <w:rFonts w:ascii="Times New Roman" w:eastAsia="Times New Roman" w:hAnsi="Times New Roman" w:cs="Times New Roman"/>
-          <w:kern w:val="0"/>
-          <w:sz w:val="24"/>
-          <w:szCs w:val="24"/>
-          <w:lang w:eastAsia="ru-RU"/>
-          <w14:ligatures w14:val="none"/>
-        </w:rPr>
-      </w:pPr>
-      <w:proofErr w:type="spellStart"/>
-      <w:r>
-        <w:rPr>
-          <w:rFonts w:ascii="Times New Roman" w:eastAsia="Times New Roman" w:hAnsi="Times New Roman" w:cs="Times New Roman"/>
-          <w:kern w:val="0"/>
-          <w:sz w:val="24"/>
-          <w:szCs w:val="24"/>
-          <w:lang w:eastAsia="ru-RU"/>
-          <w14:ligatures w14:val="none"/>
-        </w:rPr>
-        <w:t>Commit</w:t>
-      </w:r>
-      <w:proofErr w:type="spellEnd"/>
-    </w:p>
-    <w:p>
-      <w:pPr>
-        <w:numPr>
-          <w:ilvl w:val="0"/>
-          <w:numId w:val="5"/>
-        </w:numPr>
-        <w:spacing w:before="100" w:beforeAutospacing="1" w:after="100" w:afterAutospacing="1" w:line="240" w:lineRule="auto"/>
-        <w:rPr>
-          <w:rFonts w:ascii="Times New Roman" w:eastAsia="Times New Roman" w:hAnsi="Times New Roman" w:cs="Times New Roman"/>
-          <w:kern w:val="0"/>
-          <w:sz w:val="24"/>
-          <w:szCs w:val="24"/>
-          <w:lang w:eastAsia="ru-RU"/>
-          <w14:ligatures w14:val="none"/>
-        </w:rPr>
-      </w:pPr>
-      <w:proofErr w:type="spellStart"/>
-      <w:r>
-        <w:rPr>
-          <w:rFonts w:ascii="Times New Roman" w:eastAsia="Times New Roman" w:hAnsi="Times New Roman" w:cs="Times New Roman"/>
-          <w:kern w:val="0"/>
-          <w:sz w:val="24"/>
-          <w:szCs w:val="24"/>
-          <w:lang w:eastAsia="ru-RU"/>
-          <w14:ligatures w14:val="none"/>
-        </w:rPr>
-        <w:t>Sync</w:t>
-      </w:r>
-      <w:proofErr w:type="spellEnd"/>
-      <w:r>
-        <w:rPr>
-          <w:rFonts w:ascii="Times New Roman" w:eastAsia="Times New Roman" w:hAnsi="Times New Roman" w:cs="Times New Roman"/>
-          <w:kern w:val="0"/>
-          <w:sz w:val="24"/>
-          <w:szCs w:val="24"/>
-          <w:lang w:eastAsia="ru-RU"/>
-          <w14:ligatures w14:val="none"/>
-        </w:rPr>
-        <w:t xml:space="preserve"> / </w:t>
-      </w:r>
-      <w:proofErr w:type="spellStart"/>
-      <w:r>
-        <w:rPr>
-          <w:rFonts w:ascii="Times New Roman" w:eastAsia="Times New Roman" w:hAnsi="Times New Roman" w:cs="Times New Roman"/>
-          <w:kern w:val="0"/>
-          <w:sz w:val="24"/>
-          <w:szCs w:val="24"/>
-          <w:lang w:eastAsia="ru-RU"/>
-          <w14:ligatures w14:val="none"/>
-        </w:rPr>
-        <w:t>Push</w:t>
-      </w:r>
-      <w:proofErr w:type="spellEnd"/>
-    </w:p>
-    <w:p>
-      <w:pPr>
-        <w:spacing w:after="0" w:line="240" w:lineRule="auto"/>
-        <w:rPr>
-          <w:rFonts w:ascii="Times New Roman" w:eastAsia="Times New Roman" w:hAnsi="Times New Roman" w:cs="Times New Roman"/>
-          <w:kern w:val="0"/>
-          <w:sz w:val="24"/>
-          <w:szCs w:val="24"/>
-          <w:lang w:eastAsia="ru-RU"/>
-          <w14:ligatures w14:val="none"/>
-        </w:rPr>
-      </w:pPr>
-      <w:r>
-        <w:rPr>
-          <w:rFonts w:ascii="Times New Roman" w:eastAsia="Times New Roman" w:hAnsi="Times New Roman" w:cs="Times New Roman"/>
-          <w:kern w:val="0"/>
-          <w:sz w:val="24"/>
-          <w:szCs w:val="24"/>
-          <w:lang w:eastAsia="ru-RU"/>
-          <w14:ligatures w14:val="none"/>
-        </w:rPr>
-        <w:pict>
-          <v:rect id="_x0000_i1030" style="width:0;height:1.5pt" o:hralign="center" o:hrstd="t" o:hr="t" fillcolor="#a0a0a0" stroked="f"/>
-        </w:pict>
-      </w:r>
-    </w:p>
-    <w:p>
-      <w:pPr>
-        <w:spacing w:before="100" w:beforeAutospacing="1" w:after="100" w:afterAutospacing="1" w:line="240" w:lineRule="auto"/>
-        <w:outlineLvl w:val="0"/>
-        <w:rPr>
-          <w:rFonts w:ascii="Times New Roman" w:eastAsia="Times New Roman" w:hAnsi="Times New Roman" w:cs="Times New Roman"/>
-          <w:b/>
-          <w:bCs/>
-          <w:kern w:val="36"/>
-          <w:sz w:val="48"/>
-          <w:szCs w:val="48"/>
-          <w:lang w:eastAsia="ru-RU"/>
-          <w14:ligatures w14:val="none"/>
-        </w:rPr>
-      </w:pPr>
-      <w:r>
-        <w:rPr>
-          <w:rFonts w:ascii="Segoe UI Symbol" w:eastAsia="Times New Roman" w:hAnsi="Segoe UI Symbol" w:cs="Segoe UI Symbol"/>
-          <w:b/>
-          <w:bCs/>
-          <w:kern w:val="36"/>
-          <w:sz w:val="48"/>
-          <w:szCs w:val="48"/>
-          <w:lang w:eastAsia="ru-RU"/>
-          <w14:ligatures w14:val="none"/>
-        </w:rPr>
-        <w:t>⚠️</w:t>
-      </w:r>
-      <w:r>
-        <w:rPr>
-          <w:rFonts w:ascii="Times New Roman" w:eastAsia="Times New Roman" w:hAnsi="Times New Roman" w:cs="Times New Roman"/>
-          <w:b/>
-          <w:bCs/>
-          <w:kern w:val="36"/>
-          <w:sz w:val="48"/>
-          <w:szCs w:val="48"/>
-          <w:lang w:eastAsia="ru-RU"/>
-          <w14:ligatures w14:val="none"/>
-        </w:rPr>
-        <w:t xml:space="preserve"> КРИТИЧЕСКОЕ ПРАВИЛО</w:t>
-      </w:r>
     </w:p>
     <w:p>
       <w:pPr>
@@ -1953,17 +1818,6 @@
           <w14:ligatures w14:val="none"/>
         </w:rPr>
       </w:pPr>
-      <w:r>
-        <w:rPr>
-          <w:rFonts w:ascii="Courier New" w:eastAsia="Times New Roman" w:hAnsi="Courier New" w:cs="Courier New"/>
-          <w:kern w:val="0"/>
-          <w:sz w:val="20"/>
-          <w:szCs w:val="20"/>
-          <w:lang w:eastAsia="ru-RU"/>
-          <w14:ligatures w14:val="none"/>
-        </w:rPr>
-        <w:t xml:space="preserve">ВСЕГДА → </w:t>
-      </w:r>
       <w:proofErr w:type="spellStart"/>
       <w:r>
         <w:rPr>
@@ -1998,7 +1852,7 @@
           <w:lang w:eastAsia="ru-RU"/>
           <w14:ligatures w14:val="none"/>
         </w:rPr>
-        <w:t>pull</w:t>
+        <w:t>remote</w:t>
       </w:r>
       <w:proofErr w:type="spellEnd"/>
       <w:r>
@@ -2010,7 +1864,7 @@
           <w:lang w:eastAsia="ru-RU"/>
           <w14:ligatures w14:val="none"/>
         </w:rPr>
-        <w:t xml:space="preserve"> перед началом работы</w:t>
+        <w:t xml:space="preserve"> -v</w:t>
       </w:r>
     </w:p>
     <w:p>
@@ -2035,7 +1889,7 @@
           <w14:ligatures w14:val="none"/>
         </w:rPr>
         <w:pict>
-          <v:rect id="_x0000_i1031" style="width:0;height:1.5pt" o:hralign="center" o:hrstd="t" o:hr="t" fillcolor="#a0a0a0" stroked="f"/>
+          <v:rect id="_x0000_i1091" style="width:0;height:1.5pt" o:hralign="center" o:hrstd="t" o:hr="t" fillcolor="#a0a0a0" stroked="f"/>
         </w:pict>
       </w:r>
     </w:p>
@@ -2065,7 +1919,7 @@
           <w:lang w:eastAsia="ru-RU"/>
           <w14:ligatures w14:val="none"/>
         </w:rPr>
-        <w:t>📁</w:t>
+        <w:t>🔗</w:t>
       </w:r>
       <w:r>
         <w:rPr>
@@ -2078,87 +1932,23 @@
           <w:lang w:eastAsia="ru-RU"/>
           <w14:ligatures w14:val="none"/>
         </w:rPr>
-        <w:t xml:space="preserve"> 3. Перемещение проекта на другой диск/папку</w:t>
-      </w:r>
-    </w:p>
-    <w:p>
-      <w:pPr>
-        <w:spacing w:before="100" w:beforeAutospacing="1" w:after="100" w:afterAutospacing="1" w:line="240" w:lineRule="auto"/>
-        <w:outlineLvl w:val="1"/>
-        <w:rPr>
-          <w:rFonts w:ascii="Times New Roman" w:eastAsia="Times New Roman" w:hAnsi="Times New Roman" w:cs="Times New Roman"/>
-          <w:b/>
-          <w:bCs/>
-          <w:kern w:val="0"/>
-          <w:sz w:val="36"/>
-          <w:szCs w:val="36"/>
-          <w:lang w:eastAsia="ru-RU"/>
-          <w14:ligatures w14:val="none"/>
-        </w:rPr>
-      </w:pPr>
-      <w:r>
-        <w:rPr>
-          <w:rFonts w:ascii="Segoe UI Symbol" w:eastAsia="Times New Roman" w:hAnsi="Segoe UI Symbol" w:cs="Segoe UI Symbol"/>
-          <w:b/>
-          <w:bCs/>
-          <w:kern w:val="0"/>
-          <w:sz w:val="36"/>
-          <w:szCs w:val="36"/>
-          <w:lang w:eastAsia="ru-RU"/>
-          <w14:ligatures w14:val="none"/>
-        </w:rPr>
-        <w:t>❗</w:t>
-      </w:r>
-      <w:r>
-        <w:rPr>
-          <w:rFonts w:ascii="Times New Roman" w:eastAsia="Times New Roman" w:hAnsi="Times New Roman" w:cs="Times New Roman"/>
-          <w:b/>
-          <w:bCs/>
-          <w:kern w:val="0"/>
-          <w:sz w:val="36"/>
-          <w:szCs w:val="36"/>
-          <w:lang w:eastAsia="ru-RU"/>
-          <w14:ligatures w14:val="none"/>
-        </w:rPr>
-        <w:t xml:space="preserve"> Можно переносить БЕЗ проблем</w:t>
-      </w:r>
-    </w:p>
-    <w:p>
-      <w:pPr>
-        <w:spacing w:before="100" w:beforeAutospacing="1" w:after="100" w:afterAutospacing="1" w:line="240" w:lineRule="auto"/>
-        <w:rPr>
-          <w:rFonts w:ascii="Times New Roman" w:eastAsia="Times New Roman" w:hAnsi="Times New Roman" w:cs="Times New Roman"/>
-          <w:kern w:val="0"/>
-          <w:sz w:val="24"/>
-          <w:szCs w:val="24"/>
-          <w:lang w:eastAsia="ru-RU"/>
-          <w14:ligatures w14:val="none"/>
-        </w:rPr>
-      </w:pPr>
+        <w:t xml:space="preserve"> 4. Привязка проекта к </w:t>
+      </w:r>
       <w:proofErr w:type="spellStart"/>
       <w:r>
         <w:rPr>
           <w:rFonts w:ascii="Times New Roman" w:eastAsia="Times New Roman" w:hAnsi="Times New Roman" w:cs="Times New Roman"/>
-          <w:kern w:val="0"/>
-          <w:sz w:val="24"/>
-          <w:szCs w:val="24"/>
-          <w:lang w:eastAsia="ru-RU"/>
-          <w14:ligatures w14:val="none"/>
-        </w:rPr>
-        <w:t>Git</w:t>
+          <w:b/>
+          <w:bCs/>
+          <w:kern w:val="36"/>
+          <w:sz w:val="48"/>
+          <w:szCs w:val="48"/>
+          <w:lang w:eastAsia="ru-RU"/>
+          <w14:ligatures w14:val="none"/>
+        </w:rPr>
+        <w:t>GitHub</w:t>
       </w:r>
       <w:proofErr w:type="spellEnd"/>
-      <w:r>
-        <w:rPr>
-          <w:rFonts w:ascii="Times New Roman" w:eastAsia="Times New Roman" w:hAnsi="Times New Roman" w:cs="Times New Roman"/>
-          <w:kern w:val="0"/>
-          <w:sz w:val="24"/>
-          <w:szCs w:val="24"/>
-          <w:lang w:eastAsia="ru-RU"/>
-          <w14:ligatures w14:val="none"/>
-        </w:rPr>
-        <w:t xml:space="preserve"> хранит данные в:</w:t>
-      </w:r>
     </w:p>
     <w:p>
       <w:pPr>
@@ -2190,18 +1980,6 @@
           <w14:ligatures w14:val="none"/>
         </w:rPr>
       </w:pPr>
-      <w:proofErr w:type="gramStart"/>
-      <w:r>
-        <w:rPr>
-          <w:rFonts w:ascii="Courier New" w:eastAsia="Times New Roman" w:hAnsi="Courier New" w:cs="Courier New"/>
-          <w:kern w:val="0"/>
-          <w:sz w:val="20"/>
-          <w:szCs w:val="20"/>
-          <w:lang w:eastAsia="ru-RU"/>
-          <w14:ligatures w14:val="none"/>
-        </w:rPr>
-        <w:t>.</w:t>
-      </w:r>
       <w:proofErr w:type="spellStart"/>
       <w:r>
         <w:rPr>
@@ -2215,86 +1993,30 @@
         <w:t>git</w:t>
       </w:r>
       <w:proofErr w:type="spellEnd"/>
-      <w:proofErr w:type="gramEnd"/>
-      <w:r>
-        <w:rPr>
-          <w:rFonts w:ascii="Courier New" w:eastAsia="Times New Roman" w:hAnsi="Courier New" w:cs="Courier New"/>
-          <w:kern w:val="0"/>
-          <w:sz w:val="20"/>
-          <w:szCs w:val="20"/>
-          <w:lang w:eastAsia="ru-RU"/>
-          <w14:ligatures w14:val="none"/>
-        </w:rPr>
-        <w:t>/</w:t>
-      </w:r>
-    </w:p>
-    <w:p>
-      <w:pPr>
-        <w:spacing w:after="0" w:line="240" w:lineRule="auto"/>
-        <w:rPr>
-          <w:rFonts w:ascii="Times New Roman" w:eastAsia="Times New Roman" w:hAnsi="Times New Roman" w:cs="Times New Roman"/>
-          <w:kern w:val="0"/>
-          <w:sz w:val="24"/>
-          <w:szCs w:val="24"/>
-          <w:lang w:eastAsia="ru-RU"/>
-          <w14:ligatures w14:val="none"/>
-        </w:rPr>
-      </w:pPr>
-      <w:r>
-        <w:rPr>
-          <w:rFonts w:ascii="Times New Roman" w:eastAsia="Times New Roman" w:hAnsi="Times New Roman" w:cs="Times New Roman"/>
-          <w:kern w:val="0"/>
-          <w:sz w:val="24"/>
-          <w:szCs w:val="24"/>
-          <w:lang w:eastAsia="ru-RU"/>
-          <w14:ligatures w14:val="none"/>
-        </w:rPr>
-        <w:pict>
-          <v:rect id="_x0000_i1032" style="width:0;height:1.5pt" o:hralign="center" o:hrstd="t" o:hr="t" fillcolor="#a0a0a0" stroked="f"/>
-        </w:pict>
-      </w:r>
-    </w:p>
-    <w:p>
-      <w:pPr>
-        <w:spacing w:before="100" w:beforeAutospacing="1" w:after="100" w:afterAutospacing="1" w:line="240" w:lineRule="auto"/>
-        <w:outlineLvl w:val="1"/>
-        <w:rPr>
-          <w:rFonts w:ascii="Times New Roman" w:eastAsia="Times New Roman" w:hAnsi="Times New Roman" w:cs="Times New Roman"/>
-          <w:b/>
-          <w:bCs/>
-          <w:kern w:val="0"/>
-          <w:sz w:val="36"/>
-          <w:szCs w:val="36"/>
-          <w:lang w:val="en-US" w:eastAsia="ru-RU"/>
-          <w14:ligatures w14:val="none"/>
-        </w:rPr>
-      </w:pPr>
-      <w:r>
-        <w:rPr>
-          <w:rFonts w:ascii="Times New Roman" w:eastAsia="Times New Roman" w:hAnsi="Times New Roman" w:cs="Times New Roman"/>
-          <w:b/>
-          <w:bCs/>
-          <w:kern w:val="0"/>
-          <w:sz w:val="36"/>
-          <w:szCs w:val="36"/>
-          <w:lang w:eastAsia="ru-RU"/>
-          <w14:ligatures w14:val="none"/>
-        </w:rPr>
-        <w:t>Просто</w:t>
-      </w:r>
-      <w:r>
-        <w:rPr>
-          <w:rFonts w:ascii="Times New Roman" w:eastAsia="Times New Roman" w:hAnsi="Times New Roman" w:cs="Times New Roman"/>
-          <w:b/>
-          <w:bCs/>
-          <w:kern w:val="0"/>
-          <w:sz w:val="36"/>
-          <w:szCs w:val="36"/>
-          <w:lang w:val="en-US" w:eastAsia="ru-RU"/>
-          <w14:ligatures w14:val="none"/>
-        </w:rPr>
-        <w:t>:</w:t>
-      </w:r>
+      <w:r>
+        <w:rPr>
+          <w:rFonts w:ascii="Courier New" w:eastAsia="Times New Roman" w:hAnsi="Courier New" w:cs="Courier New"/>
+          <w:kern w:val="0"/>
+          <w:sz w:val="20"/>
+          <w:szCs w:val="20"/>
+          <w:lang w:eastAsia="ru-RU"/>
+          <w14:ligatures w14:val="none"/>
+        </w:rPr>
+        <w:t xml:space="preserve"> </w:t>
+      </w:r>
+      <w:proofErr w:type="spellStart"/>
+      <w:r>
+        <w:rPr>
+          <w:rFonts w:ascii="Courier New" w:eastAsia="Times New Roman" w:hAnsi="Courier New" w:cs="Courier New"/>
+          <w:kern w:val="0"/>
+          <w:sz w:val="20"/>
+          <w:szCs w:val="20"/>
+          <w:lang w:eastAsia="ru-RU"/>
+          <w14:ligatures w14:val="none"/>
+        </w:rPr>
+        <w:t>init</w:t>
+      </w:r>
+      <w:proofErr w:type="spellEnd"/>
     </w:p>
     <w:p>
       <w:pPr>
@@ -2332,21 +2054,10 @@
           <w:kern w:val="0"/>
           <w:sz w:val="20"/>
           <w:szCs w:val="20"/>
-          <w:lang w:eastAsia="ru-RU"/>
-          <w14:ligatures w14:val="none"/>
-        </w:rPr>
-        <w:t>Было</w:t>
-      </w:r>
-      <w:r>
-        <w:rPr>
-          <w:rFonts w:ascii="Courier New" w:eastAsia="Times New Roman" w:hAnsi="Courier New" w:cs="Courier New"/>
-          <w:kern w:val="0"/>
-          <w:sz w:val="20"/>
-          <w:szCs w:val="20"/>
           <w:lang w:val="en-US" w:eastAsia="ru-RU"/>
           <w14:ligatures w14:val="none"/>
         </w:rPr>
-        <w:t>:</w:t>
+        <w:t>git add .</w:t>
       </w:r>
     </w:p>
     <w:p>
@@ -2388,7 +2099,7 @@
           <w:lang w:val="en-US" w:eastAsia="ru-RU"/>
           <w14:ligatures w14:val="none"/>
         </w:rPr>
-        <w:t>D:\AI_Video_ToolKit_next</w:t>
+        <w:t>git commit -m "initial"</w:t>
       </w:r>
     </w:p>
     <w:p>
@@ -2421,6 +2132,17 @@
           <w14:ligatures w14:val="none"/>
         </w:rPr>
       </w:pPr>
+      <w:r>
+        <w:rPr>
+          <w:rFonts w:ascii="Courier New" w:eastAsia="Times New Roman" w:hAnsi="Courier New" w:cs="Courier New"/>
+          <w:kern w:val="0"/>
+          <w:sz w:val="20"/>
+          <w:szCs w:val="20"/>
+          <w:lang w:val="en-US" w:eastAsia="ru-RU"/>
+          <w14:ligatures w14:val="none"/>
+        </w:rPr>
+        <w:t>git branch -M main</w:t>
+      </w:r>
     </w:p>
     <w:p>
       <w:pPr>
@@ -2458,21 +2180,10 @@
           <w:kern w:val="0"/>
           <w:sz w:val="20"/>
           <w:szCs w:val="20"/>
-          <w:lang w:eastAsia="ru-RU"/>
-          <w14:ligatures w14:val="none"/>
-        </w:rPr>
-        <w:t>Стало</w:t>
-      </w:r>
-      <w:r>
-        <w:rPr>
-          <w:rFonts w:ascii="Courier New" w:eastAsia="Times New Roman" w:hAnsi="Courier New" w:cs="Courier New"/>
-          <w:kern w:val="0"/>
-          <w:sz w:val="20"/>
-          <w:szCs w:val="20"/>
           <w:lang w:val="en-US" w:eastAsia="ru-RU"/>
           <w14:ligatures w14:val="none"/>
         </w:rPr>
-        <w:t>:</w:t>
+        <w:t>git remote add origin https://github.com/USER/REPO.git</w:t>
       </w:r>
     </w:p>
     <w:p>
@@ -2501,30 +2212,133 @@
           <w:kern w:val="0"/>
           <w:sz w:val="20"/>
           <w:szCs w:val="20"/>
-          <w:lang w:val="en-US" w:eastAsia="ru-RU"/>
-          <w14:ligatures w14:val="none"/>
-        </w:rPr>
-      </w:pPr>
-      <w:r>
-        <w:rPr>
-          <w:rFonts w:ascii="Courier New" w:eastAsia="Times New Roman" w:hAnsi="Courier New" w:cs="Courier New"/>
-          <w:kern w:val="0"/>
-          <w:sz w:val="20"/>
-          <w:szCs w:val="20"/>
-          <w:lang w:val="en-US" w:eastAsia="ru-RU"/>
-          <w14:ligatures w14:val="none"/>
-        </w:rPr>
-        <w:t>H:\Projects\AI_Video_ToolKit_next</w:t>
+          <w:lang w:eastAsia="ru-RU"/>
+          <w14:ligatures w14:val="none"/>
+        </w:rPr>
+      </w:pPr>
+      <w:proofErr w:type="spellStart"/>
+      <w:r>
+        <w:rPr>
+          <w:rFonts w:ascii="Courier New" w:eastAsia="Times New Roman" w:hAnsi="Courier New" w:cs="Courier New"/>
+          <w:kern w:val="0"/>
+          <w:sz w:val="20"/>
+          <w:szCs w:val="20"/>
+          <w:lang w:eastAsia="ru-RU"/>
+          <w14:ligatures w14:val="none"/>
+        </w:rPr>
+        <w:t>git</w:t>
+      </w:r>
+      <w:proofErr w:type="spellEnd"/>
+      <w:r>
+        <w:rPr>
+          <w:rFonts w:ascii="Courier New" w:eastAsia="Times New Roman" w:hAnsi="Courier New" w:cs="Courier New"/>
+          <w:kern w:val="0"/>
+          <w:sz w:val="20"/>
+          <w:szCs w:val="20"/>
+          <w:lang w:eastAsia="ru-RU"/>
+          <w14:ligatures w14:val="none"/>
+        </w:rPr>
+        <w:t xml:space="preserve"> </w:t>
+      </w:r>
+      <w:proofErr w:type="spellStart"/>
+      <w:r>
+        <w:rPr>
+          <w:rFonts w:ascii="Courier New" w:eastAsia="Times New Roman" w:hAnsi="Courier New" w:cs="Courier New"/>
+          <w:kern w:val="0"/>
+          <w:sz w:val="20"/>
+          <w:szCs w:val="20"/>
+          <w:lang w:eastAsia="ru-RU"/>
+          <w14:ligatures w14:val="none"/>
+        </w:rPr>
+        <w:t>push</w:t>
+      </w:r>
+      <w:proofErr w:type="spellEnd"/>
+      <w:r>
+        <w:rPr>
+          <w:rFonts w:ascii="Courier New" w:eastAsia="Times New Roman" w:hAnsi="Courier New" w:cs="Courier New"/>
+          <w:kern w:val="0"/>
+          <w:sz w:val="20"/>
+          <w:szCs w:val="20"/>
+          <w:lang w:eastAsia="ru-RU"/>
+          <w14:ligatures w14:val="none"/>
+        </w:rPr>
+        <w:t xml:space="preserve"> -u </w:t>
+      </w:r>
+      <w:proofErr w:type="spellStart"/>
+      <w:r>
+        <w:rPr>
+          <w:rFonts w:ascii="Courier New" w:eastAsia="Times New Roman" w:hAnsi="Courier New" w:cs="Courier New"/>
+          <w:kern w:val="0"/>
+          <w:sz w:val="20"/>
+          <w:szCs w:val="20"/>
+          <w:lang w:eastAsia="ru-RU"/>
+          <w14:ligatures w14:val="none"/>
+        </w:rPr>
+        <w:t>origin</w:t>
+      </w:r>
+      <w:proofErr w:type="spellEnd"/>
+      <w:r>
+        <w:rPr>
+          <w:rFonts w:ascii="Courier New" w:eastAsia="Times New Roman" w:hAnsi="Courier New" w:cs="Courier New"/>
+          <w:kern w:val="0"/>
+          <w:sz w:val="20"/>
+          <w:szCs w:val="20"/>
+          <w:lang w:eastAsia="ru-RU"/>
+          <w14:ligatures w14:val="none"/>
+        </w:rPr>
+        <w:t xml:space="preserve"> </w:t>
+      </w:r>
+      <w:proofErr w:type="spellStart"/>
+      <w:r>
+        <w:rPr>
+          <w:rFonts w:ascii="Courier New" w:eastAsia="Times New Roman" w:hAnsi="Courier New" w:cs="Courier New"/>
+          <w:kern w:val="0"/>
+          <w:sz w:val="20"/>
+          <w:szCs w:val="20"/>
+          <w:lang w:eastAsia="ru-RU"/>
+          <w14:ligatures w14:val="none"/>
+        </w:rPr>
+        <w:t>main</w:t>
+      </w:r>
+      <w:proofErr w:type="spellEnd"/>
+    </w:p>
+    <w:p>
+      <w:pPr>
+        <w:spacing w:after="0" w:line="240" w:lineRule="auto"/>
+        <w:rPr>
+          <w:rFonts w:ascii="Times New Roman" w:eastAsia="Times New Roman" w:hAnsi="Times New Roman" w:cs="Times New Roman"/>
+          <w:kern w:val="0"/>
+          <w:sz w:val="24"/>
+          <w:szCs w:val="24"/>
+          <w:lang w:eastAsia="ru-RU"/>
+          <w14:ligatures w14:val="none"/>
+        </w:rPr>
+      </w:pPr>
+      <w:r>
+        <w:rPr>
+          <w:rFonts w:ascii="Times New Roman" w:eastAsia="Times New Roman" w:hAnsi="Times New Roman" w:cs="Times New Roman"/>
+          <w:kern w:val="0"/>
+          <w:sz w:val="24"/>
+          <w:szCs w:val="24"/>
+          <w:lang w:eastAsia="ru-RU"/>
+          <w14:ligatures w14:val="none"/>
+        </w:rPr>
+        <w:pict>
+          <v:rect id="_x0000_i1092" style="width:0;height:1.5pt" o:hralign="center" o:hrstd="t" o:hr="t" fillcolor="#a0a0a0" stroked="f"/>
+        </w:pict>
       </w:r>
     </w:p>
     <w:p>
       <w:pPr>
         <w:spacing w:before="100" w:beforeAutospacing="1" w:after="100" w:afterAutospacing="1" w:line="240" w:lineRule="auto"/>
-        <w:rPr>
-          <w:rFonts w:ascii="Times New Roman" w:eastAsia="Times New Roman" w:hAnsi="Times New Roman" w:cs="Times New Roman"/>
-          <w:kern w:val="0"/>
-          <w:sz w:val="24"/>
-          <w:szCs w:val="24"/>
+        <w:outlineLvl w:val="0"/>
+        <w:rPr>
+          <w:rFonts w:ascii="Times New Roman" w:eastAsia="Times New Roman" w:hAnsi="Times New Roman" w:cs="Times New Roman"/>
+          <w:b/>
+          <w:bCs/>
+          <w:kern w:val="36"/>
+          <w:sz w:val="48"/>
+          <w:szCs w:val="48"/>
           <w:lang w:eastAsia="ru-RU"/>
           <w14:ligatures w14:val="none"/>
         </w:rPr>
@@ -2532,52 +2346,44 @@
       <w:r>
         <w:rPr>
           <w:rFonts w:ascii="Segoe UI Symbol" w:eastAsia="Times New Roman" w:hAnsi="Segoe UI Symbol" w:cs="Segoe UI Symbol"/>
-          <w:kern w:val="0"/>
-          <w:sz w:val="24"/>
-          <w:szCs w:val="24"/>
-          <w:lang w:eastAsia="ru-RU"/>
-          <w14:ligatures w14:val="none"/>
-        </w:rPr>
-        <w:t>👉</w:t>
-      </w:r>
-      <w:r>
-        <w:rPr>
-          <w:rFonts w:ascii="Times New Roman" w:eastAsia="Times New Roman" w:hAnsi="Times New Roman" w:cs="Times New Roman"/>
-          <w:kern w:val="0"/>
-          <w:sz w:val="24"/>
-          <w:szCs w:val="24"/>
-          <w:lang w:eastAsia="ru-RU"/>
-          <w14:ligatures w14:val="none"/>
-        </w:rPr>
-        <w:t xml:space="preserve"> НИЧЕГО ломаться не будет</w:t>
-      </w:r>
-    </w:p>
-    <w:p>
-      <w:pPr>
-        <w:spacing w:after="0" w:line="240" w:lineRule="auto"/>
-        <w:rPr>
-          <w:rFonts w:ascii="Times New Roman" w:eastAsia="Times New Roman" w:hAnsi="Times New Roman" w:cs="Times New Roman"/>
-          <w:kern w:val="0"/>
-          <w:sz w:val="24"/>
-          <w:szCs w:val="24"/>
-          <w:lang w:eastAsia="ru-RU"/>
-          <w14:ligatures w14:val="none"/>
-        </w:rPr>
-      </w:pPr>
-      <w:r>
-        <w:rPr>
-          <w:rFonts w:ascii="Times New Roman" w:eastAsia="Times New Roman" w:hAnsi="Times New Roman" w:cs="Times New Roman"/>
-          <w:kern w:val="0"/>
-          <w:sz w:val="24"/>
-          <w:szCs w:val="24"/>
-          <w:lang w:eastAsia="ru-RU"/>
-          <w14:ligatures w14:val="none"/>
-        </w:rPr>
-        <w:lastRenderedPageBreak/>
-        <w:pict>
-          <v:rect id="_x0000_i1033" style="width:0;height:1.5pt" o:hralign="center" o:hrstd="t" o:hr="t" fillcolor="#a0a0a0" stroked="f"/>
-        </w:pict>
-      </w:r>
+          <w:b/>
+          <w:bCs/>
+          <w:kern w:val="36"/>
+          <w:sz w:val="48"/>
+          <w:szCs w:val="48"/>
+          <w:lang w:eastAsia="ru-RU"/>
+          <w14:ligatures w14:val="none"/>
+        </w:rPr>
+        <w:t>🔀</w:t>
+      </w:r>
+      <w:r>
+        <w:rPr>
+          <w:rFonts w:ascii="Times New Roman" w:eastAsia="Times New Roman" w:hAnsi="Times New Roman" w:cs="Times New Roman"/>
+          <w:b/>
+          <w:bCs/>
+          <w:kern w:val="36"/>
+          <w:sz w:val="48"/>
+          <w:szCs w:val="48"/>
+          <w:lang w:eastAsia="ru-RU"/>
+          <w14:ligatures w14:val="none"/>
+        </w:rPr>
+        <w:t xml:space="preserve"> 5. Объединение </w:t>
+      </w:r>
+      <w:proofErr w:type="spellStart"/>
+      <w:r>
+        <w:rPr>
+          <w:rFonts w:ascii="Times New Roman" w:eastAsia="Times New Roman" w:hAnsi="Times New Roman" w:cs="Times New Roman"/>
+          <w:b/>
+          <w:bCs/>
+          <w:kern w:val="36"/>
+          <w:sz w:val="48"/>
+          <w:szCs w:val="48"/>
+          <w:lang w:eastAsia="ru-RU"/>
+          <w14:ligatures w14:val="none"/>
+        </w:rPr>
+        <w:t>репозиториев</w:t>
+      </w:r>
+      <w:proofErr w:type="spellEnd"/>
     </w:p>
     <w:p>
       <w:pPr>
@@ -2605,7 +2411,7 @@
           <w:lang w:eastAsia="ru-RU"/>
           <w14:ligatures w14:val="none"/>
         </w:rPr>
-        <w:t>Проверка после переноса:</w:t>
+        <w:t>Простой способ</w:t>
       </w:r>
     </w:p>
     <w:p>
@@ -2663,101 +2469,31 @@
         <w:t xml:space="preserve"> </w:t>
       </w:r>
       <w:proofErr w:type="spellStart"/>
-      <w:r>
-        <w:rPr>
-          <w:rFonts w:ascii="Courier New" w:eastAsia="Times New Roman" w:hAnsi="Courier New" w:cs="Courier New"/>
-          <w:kern w:val="0"/>
-          <w:sz w:val="20"/>
-          <w:szCs w:val="20"/>
-          <w:lang w:eastAsia="ru-RU"/>
-          <w14:ligatures w14:val="none"/>
-        </w:rPr>
-        <w:t>status</w:t>
+      <w:proofErr w:type="gramStart"/>
+      <w:r>
+        <w:rPr>
+          <w:rFonts w:ascii="Courier New" w:eastAsia="Times New Roman" w:hAnsi="Courier New" w:cs="Courier New"/>
+          <w:kern w:val="0"/>
+          <w:sz w:val="20"/>
+          <w:szCs w:val="20"/>
+          <w:lang w:eastAsia="ru-RU"/>
+          <w14:ligatures w14:val="none"/>
+        </w:rPr>
+        <w:t>add</w:t>
       </w:r>
       <w:proofErr w:type="spellEnd"/>
-    </w:p>
-    <w:p>
-      <w:pPr>
-        <w:spacing w:after="0" w:line="240" w:lineRule="auto"/>
-        <w:rPr>
-          <w:rFonts w:ascii="Times New Roman" w:eastAsia="Times New Roman" w:hAnsi="Times New Roman" w:cs="Times New Roman"/>
-          <w:kern w:val="0"/>
-          <w:sz w:val="24"/>
-          <w:szCs w:val="24"/>
-          <w:lang w:eastAsia="ru-RU"/>
-          <w14:ligatures w14:val="none"/>
-        </w:rPr>
-      </w:pPr>
-      <w:r>
-        <w:rPr>
-          <w:rFonts w:ascii="Times New Roman" w:eastAsia="Times New Roman" w:hAnsi="Times New Roman" w:cs="Times New Roman"/>
-          <w:kern w:val="0"/>
-          <w:sz w:val="24"/>
-          <w:szCs w:val="24"/>
-          <w:lang w:eastAsia="ru-RU"/>
-          <w14:ligatures w14:val="none"/>
-        </w:rPr>
-        <w:pict>
-          <v:rect id="_x0000_i1034" style="width:0;height:1.5pt" o:hralign="center" o:hrstd="t" o:hr="t" fillcolor="#a0a0a0" stroked="f"/>
-        </w:pict>
-      </w:r>
-    </w:p>
-    <w:p>
-      <w:pPr>
-        <w:spacing w:before="100" w:beforeAutospacing="1" w:after="100" w:afterAutospacing="1" w:line="240" w:lineRule="auto"/>
-        <w:outlineLvl w:val="1"/>
-        <w:rPr>
-          <w:rFonts w:ascii="Times New Roman" w:eastAsia="Times New Roman" w:hAnsi="Times New Roman" w:cs="Times New Roman"/>
-          <w:b/>
-          <w:bCs/>
-          <w:kern w:val="0"/>
-          <w:sz w:val="36"/>
-          <w:szCs w:val="36"/>
-          <w:lang w:eastAsia="ru-RU"/>
-          <w14:ligatures w14:val="none"/>
-        </w:rPr>
-      </w:pPr>
-      <w:r>
-        <w:rPr>
-          <w:rFonts w:ascii="Times New Roman" w:eastAsia="Times New Roman" w:hAnsi="Times New Roman" w:cs="Times New Roman"/>
-          <w:b/>
-          <w:bCs/>
-          <w:kern w:val="0"/>
-          <w:sz w:val="36"/>
-          <w:szCs w:val="36"/>
-          <w:lang w:eastAsia="ru-RU"/>
-          <w14:ligatures w14:val="none"/>
-        </w:rPr>
-        <w:t xml:space="preserve">Проверка </w:t>
-      </w:r>
-      <w:proofErr w:type="spellStart"/>
-      <w:r>
-        <w:rPr>
-          <w:rFonts w:ascii="Times New Roman" w:eastAsia="Times New Roman" w:hAnsi="Times New Roman" w:cs="Times New Roman"/>
-          <w:b/>
-          <w:bCs/>
-          <w:kern w:val="0"/>
-          <w:sz w:val="36"/>
-          <w:szCs w:val="36"/>
-          <w:lang w:eastAsia="ru-RU"/>
-          <w14:ligatures w14:val="none"/>
-        </w:rPr>
-        <w:t>remote</w:t>
-      </w:r>
-      <w:proofErr w:type="spellEnd"/>
-      <w:r>
-        <w:rPr>
-          <w:rFonts w:ascii="Times New Roman" w:eastAsia="Times New Roman" w:hAnsi="Times New Roman" w:cs="Times New Roman"/>
-          <w:b/>
-          <w:bCs/>
-          <w:kern w:val="0"/>
-          <w:sz w:val="36"/>
-          <w:szCs w:val="36"/>
-          <w:lang w:eastAsia="ru-RU"/>
-          <w14:ligatures w14:val="none"/>
-        </w:rPr>
-        <w:t>:</w:t>
-      </w:r>
+      <w:r>
+        <w:rPr>
+          <w:rFonts w:ascii="Courier New" w:eastAsia="Times New Roman" w:hAnsi="Courier New" w:cs="Courier New"/>
+          <w:kern w:val="0"/>
+          <w:sz w:val="20"/>
+          <w:szCs w:val="20"/>
+          <w:lang w:eastAsia="ru-RU"/>
+          <w14:ligatures w14:val="none"/>
+        </w:rPr>
+        <w:t xml:space="preserve"> .</w:t>
+      </w:r>
+      <w:proofErr w:type="gramEnd"/>
     </w:p>
     <w:p>
       <w:pPr>
@@ -2785,177 +2521,20 @@
           <w:kern w:val="0"/>
           <w:sz w:val="20"/>
           <w:szCs w:val="20"/>
-          <w:lang w:eastAsia="ru-RU"/>
-          <w14:ligatures w14:val="none"/>
-        </w:rPr>
-      </w:pPr>
-      <w:proofErr w:type="spellStart"/>
-      <w:r>
-        <w:rPr>
-          <w:rFonts w:ascii="Courier New" w:eastAsia="Times New Roman" w:hAnsi="Courier New" w:cs="Courier New"/>
-          <w:kern w:val="0"/>
-          <w:sz w:val="20"/>
-          <w:szCs w:val="20"/>
-          <w:lang w:eastAsia="ru-RU"/>
-          <w14:ligatures w14:val="none"/>
-        </w:rPr>
-        <w:t>git</w:t>
-      </w:r>
-      <w:proofErr w:type="spellEnd"/>
-      <w:r>
-        <w:rPr>
-          <w:rFonts w:ascii="Courier New" w:eastAsia="Times New Roman" w:hAnsi="Courier New" w:cs="Courier New"/>
-          <w:kern w:val="0"/>
-          <w:sz w:val="20"/>
-          <w:szCs w:val="20"/>
-          <w:lang w:eastAsia="ru-RU"/>
-          <w14:ligatures w14:val="none"/>
-        </w:rPr>
-        <w:t xml:space="preserve"> </w:t>
-      </w:r>
-      <w:proofErr w:type="spellStart"/>
-      <w:r>
-        <w:rPr>
-          <w:rFonts w:ascii="Courier New" w:eastAsia="Times New Roman" w:hAnsi="Courier New" w:cs="Courier New"/>
-          <w:kern w:val="0"/>
-          <w:sz w:val="20"/>
-          <w:szCs w:val="20"/>
-          <w:lang w:eastAsia="ru-RU"/>
-          <w14:ligatures w14:val="none"/>
-        </w:rPr>
-        <w:t>remote</w:t>
-      </w:r>
-      <w:proofErr w:type="spellEnd"/>
-      <w:r>
-        <w:rPr>
-          <w:rFonts w:ascii="Courier New" w:eastAsia="Times New Roman" w:hAnsi="Courier New" w:cs="Courier New"/>
-          <w:kern w:val="0"/>
-          <w:sz w:val="20"/>
-          <w:szCs w:val="20"/>
-          <w:lang w:eastAsia="ru-RU"/>
-          <w14:ligatures w14:val="none"/>
-        </w:rPr>
-        <w:t xml:space="preserve"> -v</w:t>
-      </w:r>
-    </w:p>
-    <w:p>
-      <w:pPr>
-        <w:spacing w:after="0" w:line="240" w:lineRule="auto"/>
-        <w:rPr>
-          <w:rFonts w:ascii="Times New Roman" w:eastAsia="Times New Roman" w:hAnsi="Times New Roman" w:cs="Times New Roman"/>
-          <w:kern w:val="0"/>
-          <w:sz w:val="24"/>
-          <w:szCs w:val="24"/>
-          <w:lang w:eastAsia="ru-RU"/>
-          <w14:ligatures w14:val="none"/>
-        </w:rPr>
-      </w:pPr>
-      <w:r>
-        <w:rPr>
-          <w:rFonts w:ascii="Times New Roman" w:eastAsia="Times New Roman" w:hAnsi="Times New Roman" w:cs="Times New Roman"/>
-          <w:kern w:val="0"/>
-          <w:sz w:val="24"/>
-          <w:szCs w:val="24"/>
-          <w:lang w:eastAsia="ru-RU"/>
-          <w14:ligatures w14:val="none"/>
-        </w:rPr>
-        <w:pict>
-          <v:rect id="_x0000_i1035" style="width:0;height:1.5pt" o:hralign="center" o:hrstd="t" o:hr="t" fillcolor="#a0a0a0" stroked="f"/>
-        </w:pict>
-      </w:r>
-    </w:p>
-    <w:p>
-      <w:pPr>
-        <w:spacing w:before="100" w:beforeAutospacing="1" w:after="100" w:afterAutospacing="1" w:line="240" w:lineRule="auto"/>
-        <w:outlineLvl w:val="0"/>
-        <w:rPr>
-          <w:rFonts w:ascii="Times New Roman" w:eastAsia="Times New Roman" w:hAnsi="Times New Roman" w:cs="Times New Roman"/>
-          <w:b/>
-          <w:bCs/>
-          <w:kern w:val="36"/>
-          <w:sz w:val="48"/>
-          <w:szCs w:val="48"/>
-          <w:lang w:eastAsia="ru-RU"/>
-          <w14:ligatures w14:val="none"/>
-        </w:rPr>
-      </w:pPr>
-      <w:r>
-        <w:rPr>
-          <w:rFonts w:ascii="Segoe UI Symbol" w:eastAsia="Times New Roman" w:hAnsi="Segoe UI Symbol" w:cs="Segoe UI Symbol"/>
-          <w:b/>
-          <w:bCs/>
-          <w:kern w:val="36"/>
-          <w:sz w:val="48"/>
-          <w:szCs w:val="48"/>
-          <w:lang w:eastAsia="ru-RU"/>
-          <w14:ligatures w14:val="none"/>
-        </w:rPr>
-        <w:t>🔗</w:t>
-      </w:r>
-      <w:r>
-        <w:rPr>
-          <w:rFonts w:ascii="Times New Roman" w:eastAsia="Times New Roman" w:hAnsi="Times New Roman" w:cs="Times New Roman"/>
-          <w:b/>
-          <w:bCs/>
-          <w:kern w:val="36"/>
-          <w:sz w:val="48"/>
-          <w:szCs w:val="48"/>
-          <w:lang w:eastAsia="ru-RU"/>
-          <w14:ligatures w14:val="none"/>
-        </w:rPr>
-        <w:t xml:space="preserve"> 4. Привязка папки к </w:t>
-      </w:r>
-      <w:proofErr w:type="spellStart"/>
-      <w:r>
-        <w:rPr>
-          <w:rFonts w:ascii="Times New Roman" w:eastAsia="Times New Roman" w:hAnsi="Times New Roman" w:cs="Times New Roman"/>
-          <w:b/>
-          <w:bCs/>
-          <w:kern w:val="36"/>
-          <w:sz w:val="48"/>
-          <w:szCs w:val="48"/>
-          <w:lang w:eastAsia="ru-RU"/>
-          <w14:ligatures w14:val="none"/>
-        </w:rPr>
-        <w:t>GitHub</w:t>
-      </w:r>
-      <w:proofErr w:type="spellEnd"/>
-      <w:r>
-        <w:rPr>
-          <w:rFonts w:ascii="Times New Roman" w:eastAsia="Times New Roman" w:hAnsi="Times New Roman" w:cs="Times New Roman"/>
-          <w:b/>
-          <w:bCs/>
-          <w:kern w:val="36"/>
-          <w:sz w:val="48"/>
-          <w:szCs w:val="48"/>
-          <w:lang w:eastAsia="ru-RU"/>
-          <w14:ligatures w14:val="none"/>
-        </w:rPr>
-        <w:t xml:space="preserve"> (если её не было)</w:t>
-      </w:r>
-    </w:p>
-    <w:p>
-      <w:pPr>
-        <w:spacing w:before="100" w:beforeAutospacing="1" w:after="100" w:afterAutospacing="1" w:line="240" w:lineRule="auto"/>
-        <w:rPr>
-          <w:rFonts w:ascii="Times New Roman" w:eastAsia="Times New Roman" w:hAnsi="Times New Roman" w:cs="Times New Roman"/>
-          <w:kern w:val="0"/>
-          <w:sz w:val="24"/>
-          <w:szCs w:val="24"/>
-          <w:lang w:eastAsia="ru-RU"/>
-          <w14:ligatures w14:val="none"/>
-        </w:rPr>
-      </w:pPr>
-      <w:r>
-        <w:rPr>
-          <w:rFonts w:ascii="Times New Roman" w:eastAsia="Times New Roman" w:hAnsi="Times New Roman" w:cs="Times New Roman"/>
-          <w:kern w:val="0"/>
-          <w:sz w:val="24"/>
-          <w:szCs w:val="24"/>
-          <w:lang w:eastAsia="ru-RU"/>
-          <w14:ligatures w14:val="none"/>
-        </w:rPr>
-        <w:t>Если у тебя есть папка с проектом:</w:t>
+          <w:lang w:val="en-US" w:eastAsia="ru-RU"/>
+          <w14:ligatures w14:val="none"/>
+        </w:rPr>
+      </w:pPr>
+      <w:r>
+        <w:rPr>
+          <w:rFonts w:ascii="Courier New" w:eastAsia="Times New Roman" w:hAnsi="Courier New" w:cs="Courier New"/>
+          <w:kern w:val="0"/>
+          <w:sz w:val="20"/>
+          <w:szCs w:val="20"/>
+          <w:lang w:val="en-US" w:eastAsia="ru-RU"/>
+          <w14:ligatures w14:val="none"/>
+        </w:rPr>
+        <w:t>git commit -m "merge"</w:t>
       </w:r>
     </w:p>
     <w:p>
@@ -2997,7 +2576,49 @@
           <w:lang w:val="en-US" w:eastAsia="ru-RU"/>
           <w14:ligatures w14:val="none"/>
         </w:rPr>
-        <w:t>cd AI_Video_ToolKit_next</w:t>
+        <w:t>git push</w:t>
+      </w:r>
+    </w:p>
+    <w:p>
+      <w:pPr>
+        <w:spacing w:before="100" w:beforeAutospacing="1" w:after="100" w:afterAutospacing="1" w:line="240" w:lineRule="auto"/>
+        <w:outlineLvl w:val="1"/>
+        <w:rPr>
+          <w:rFonts w:ascii="Times New Roman" w:eastAsia="Times New Roman" w:hAnsi="Times New Roman" w:cs="Times New Roman"/>
+          <w:b/>
+          <w:bCs/>
+          <w:kern w:val="0"/>
+          <w:sz w:val="36"/>
+          <w:szCs w:val="36"/>
+          <w:lang w:val="en-US" w:eastAsia="ru-RU"/>
+          <w14:ligatures w14:val="none"/>
+        </w:rPr>
+      </w:pPr>
+      <w:r>
+        <w:rPr>
+          <w:rFonts w:ascii="Times New Roman" w:eastAsia="Times New Roman" w:hAnsi="Times New Roman" w:cs="Times New Roman"/>
+          <w:b/>
+          <w:bCs/>
+          <w:kern w:val="0"/>
+          <w:sz w:val="36"/>
+          <w:szCs w:val="36"/>
+          <w:lang w:eastAsia="ru-RU"/>
+          <w14:ligatures w14:val="none"/>
+        </w:rPr>
+        <w:t>Через</w:t>
+      </w:r>
+      <w:r>
+        <w:rPr>
+          <w:rFonts w:ascii="Times New Roman" w:eastAsia="Times New Roman" w:hAnsi="Times New Roman" w:cs="Times New Roman"/>
+          <w:b/>
+          <w:bCs/>
+          <w:kern w:val="0"/>
+          <w:sz w:val="36"/>
+          <w:szCs w:val="36"/>
+          <w:lang w:val="en-US" w:eastAsia="ru-RU"/>
+          <w14:ligatures w14:val="none"/>
+        </w:rPr>
+        <w:t xml:space="preserve"> remote</w:t>
       </w:r>
     </w:p>
     <w:p>
@@ -3030,6 +2651,17 @@
           <w14:ligatures w14:val="none"/>
         </w:rPr>
       </w:pPr>
+      <w:r>
+        <w:rPr>
+          <w:rFonts w:ascii="Courier New" w:eastAsia="Times New Roman" w:hAnsi="Courier New" w:cs="Courier New"/>
+          <w:kern w:val="0"/>
+          <w:sz w:val="20"/>
+          <w:szCs w:val="20"/>
+          <w:lang w:val="en-US" w:eastAsia="ru-RU"/>
+          <w14:ligatures w14:val="none"/>
+        </w:rPr>
+        <w:t>git remote add other https://github.com/USER/OTHER.git</w:t>
+      </w:r>
     </w:p>
     <w:p>
       <w:pPr>
@@ -3070,7 +2702,7 @@
           <w:lang w:val="en-US" w:eastAsia="ru-RU"/>
           <w14:ligatures w14:val="none"/>
         </w:rPr>
-        <w:t>git init</w:t>
+        <w:t>git fetch other</w:t>
       </w:r>
     </w:p>
     <w:p>
@@ -3112,7 +2744,104 @@
           <w:lang w:val="en-US" w:eastAsia="ru-RU"/>
           <w14:ligatures w14:val="none"/>
         </w:rPr>
-        <w:t>git add .</w:t>
+        <w:t>git merge other/main</w:t>
+      </w:r>
+    </w:p>
+    <w:p>
+      <w:pPr>
+        <w:spacing w:after="0" w:line="240" w:lineRule="auto"/>
+        <w:rPr>
+          <w:rFonts w:ascii="Times New Roman" w:eastAsia="Times New Roman" w:hAnsi="Times New Roman" w:cs="Times New Roman"/>
+          <w:kern w:val="0"/>
+          <w:sz w:val="24"/>
+          <w:szCs w:val="24"/>
+          <w:lang w:eastAsia="ru-RU"/>
+          <w14:ligatures w14:val="none"/>
+        </w:rPr>
+      </w:pPr>
+      <w:r>
+        <w:rPr>
+          <w:rFonts w:ascii="Times New Roman" w:eastAsia="Times New Roman" w:hAnsi="Times New Roman" w:cs="Times New Roman"/>
+          <w:kern w:val="0"/>
+          <w:sz w:val="24"/>
+          <w:szCs w:val="24"/>
+          <w:lang w:eastAsia="ru-RU"/>
+          <w14:ligatures w14:val="none"/>
+        </w:rPr>
+        <w:pict>
+          <v:rect id="_x0000_i1093" style="width:0;height:1.5pt" o:hralign="center" o:hrstd="t" o:hr="t" fillcolor="#a0a0a0" stroked="f"/>
+        </w:pict>
+      </w:r>
+    </w:p>
+    <w:p>
+      <w:pPr>
+        <w:spacing w:before="100" w:beforeAutospacing="1" w:after="100" w:afterAutospacing="1" w:line="240" w:lineRule="auto"/>
+        <w:outlineLvl w:val="0"/>
+        <w:rPr>
+          <w:rFonts w:ascii="Times New Roman" w:eastAsia="Times New Roman" w:hAnsi="Times New Roman" w:cs="Times New Roman"/>
+          <w:b/>
+          <w:bCs/>
+          <w:kern w:val="36"/>
+          <w:sz w:val="48"/>
+          <w:szCs w:val="48"/>
+          <w:lang w:eastAsia="ru-RU"/>
+          <w14:ligatures w14:val="none"/>
+        </w:rPr>
+      </w:pPr>
+      <w:r>
+        <w:rPr>
+          <w:rFonts w:ascii="Segoe UI Symbol" w:eastAsia="Times New Roman" w:hAnsi="Segoe UI Symbol" w:cs="Segoe UI Symbol"/>
+          <w:b/>
+          <w:bCs/>
+          <w:kern w:val="36"/>
+          <w:sz w:val="48"/>
+          <w:szCs w:val="48"/>
+          <w:lang w:eastAsia="ru-RU"/>
+          <w14:ligatures w14:val="none"/>
+        </w:rPr>
+        <w:t>🔄</w:t>
+      </w:r>
+      <w:r>
+        <w:rPr>
+          <w:rFonts w:ascii="Times New Roman" w:eastAsia="Times New Roman" w:hAnsi="Times New Roman" w:cs="Times New Roman"/>
+          <w:b/>
+          <w:bCs/>
+          <w:kern w:val="36"/>
+          <w:sz w:val="48"/>
+          <w:szCs w:val="48"/>
+          <w:lang w:eastAsia="ru-RU"/>
+          <w14:ligatures w14:val="none"/>
+        </w:rPr>
+        <w:t xml:space="preserve"> 6. Перенос на другой компьютер</w:t>
+      </w:r>
+    </w:p>
+    <w:p>
+      <w:pPr>
+        <w:spacing w:before="100" w:beforeAutospacing="1" w:after="100" w:afterAutospacing="1" w:line="240" w:lineRule="auto"/>
+        <w:outlineLvl w:val="1"/>
+        <w:rPr>
+          <w:rFonts w:ascii="Times New Roman" w:eastAsia="Times New Roman" w:hAnsi="Times New Roman" w:cs="Times New Roman"/>
+          <w:b/>
+          <w:bCs/>
+          <w:kern w:val="0"/>
+          <w:sz w:val="36"/>
+          <w:szCs w:val="36"/>
+          <w:lang w:eastAsia="ru-RU"/>
+          <w14:ligatures w14:val="none"/>
+        </w:rPr>
+      </w:pPr>
+      <w:r>
+        <w:rPr>
+          <w:rFonts w:ascii="Times New Roman" w:eastAsia="Times New Roman" w:hAnsi="Times New Roman" w:cs="Times New Roman"/>
+          <w:b/>
+          <w:bCs/>
+          <w:kern w:val="0"/>
+          <w:sz w:val="36"/>
+          <w:szCs w:val="36"/>
+          <w:lang w:eastAsia="ru-RU"/>
+          <w14:ligatures w14:val="none"/>
+        </w:rPr>
+        <w:t>Лучший способ</w:t>
       </w:r>
     </w:p>
     <w:p>
@@ -3154,7 +2883,179 @@
           <w:lang w:val="en-US" w:eastAsia="ru-RU"/>
           <w14:ligatures w14:val="none"/>
         </w:rPr>
-        <w:t>git commit -m "initial commit"</w:t>
+        <w:t>git clone https://github.com/USER/REPO.git</w:t>
+      </w:r>
+    </w:p>
+    <w:p>
+      <w:pPr>
+        <w:spacing w:before="100" w:beforeAutospacing="1" w:after="100" w:afterAutospacing="1" w:line="240" w:lineRule="auto"/>
+        <w:outlineLvl w:val="1"/>
+        <w:rPr>
+          <w:rFonts w:ascii="Times New Roman" w:eastAsia="Times New Roman" w:hAnsi="Times New Roman" w:cs="Times New Roman"/>
+          <w:b/>
+          <w:bCs/>
+          <w:kern w:val="0"/>
+          <w:sz w:val="36"/>
+          <w:szCs w:val="36"/>
+          <w:lang w:eastAsia="ru-RU"/>
+          <w14:ligatures w14:val="none"/>
+        </w:rPr>
+      </w:pPr>
+      <w:r>
+        <w:rPr>
+          <w:rFonts w:ascii="Times New Roman" w:eastAsia="Times New Roman" w:hAnsi="Times New Roman" w:cs="Times New Roman"/>
+          <w:b/>
+          <w:bCs/>
+          <w:kern w:val="0"/>
+          <w:sz w:val="36"/>
+          <w:szCs w:val="36"/>
+          <w:lang w:eastAsia="ru-RU"/>
+          <w14:ligatures w14:val="none"/>
+        </w:rPr>
+        <w:lastRenderedPageBreak/>
+        <w:t>Альтернатива</w:t>
+      </w:r>
+    </w:p>
+    <w:p>
+      <w:pPr>
+        <w:spacing w:before="100" w:beforeAutospacing="1" w:after="100" w:afterAutospacing="1" w:line="240" w:lineRule="auto"/>
+        <w:rPr>
+          <w:rFonts w:ascii="Times New Roman" w:eastAsia="Times New Roman" w:hAnsi="Times New Roman" w:cs="Times New Roman"/>
+          <w:kern w:val="0"/>
+          <w:sz w:val="24"/>
+          <w:szCs w:val="24"/>
+          <w:lang w:eastAsia="ru-RU"/>
+          <w14:ligatures w14:val="none"/>
+        </w:rPr>
+      </w:pPr>
+      <w:r>
+        <w:rPr>
+          <w:rFonts w:ascii="Times New Roman" w:eastAsia="Times New Roman" w:hAnsi="Times New Roman" w:cs="Times New Roman"/>
+          <w:kern w:val="0"/>
+          <w:sz w:val="24"/>
+          <w:szCs w:val="24"/>
+          <w:lang w:eastAsia="ru-RU"/>
+          <w14:ligatures w14:val="none"/>
+        </w:rPr>
+        <w:t xml:space="preserve">Скопировать папку вместе </w:t>
+      </w:r>
+      <w:proofErr w:type="gramStart"/>
+      <w:r>
+        <w:rPr>
+          <w:rFonts w:ascii="Times New Roman" w:eastAsia="Times New Roman" w:hAnsi="Times New Roman" w:cs="Times New Roman"/>
+          <w:kern w:val="0"/>
+          <w:sz w:val="24"/>
+          <w:szCs w:val="24"/>
+          <w:lang w:eastAsia="ru-RU"/>
+          <w14:ligatures w14:val="none"/>
+        </w:rPr>
+        <w:t xml:space="preserve">с </w:t>
+      </w:r>
+      <w:r>
+        <w:rPr>
+          <w:rFonts w:ascii="Courier New" w:eastAsia="Times New Roman" w:hAnsi="Courier New" w:cs="Courier New"/>
+          <w:kern w:val="0"/>
+          <w:sz w:val="20"/>
+          <w:szCs w:val="20"/>
+          <w:lang w:eastAsia="ru-RU"/>
+          <w14:ligatures w14:val="none"/>
+        </w:rPr>
+        <w:t>.</w:t>
+      </w:r>
+      <w:proofErr w:type="spellStart"/>
+      <w:r>
+        <w:rPr>
+          <w:rFonts w:ascii="Courier New" w:eastAsia="Times New Roman" w:hAnsi="Courier New" w:cs="Courier New"/>
+          <w:kern w:val="0"/>
+          <w:sz w:val="20"/>
+          <w:szCs w:val="20"/>
+          <w:lang w:eastAsia="ru-RU"/>
+          <w14:ligatures w14:val="none"/>
+        </w:rPr>
+        <w:t>git</w:t>
+      </w:r>
+      <w:proofErr w:type="spellEnd"/>
+      <w:proofErr w:type="gramEnd"/>
+    </w:p>
+    <w:p>
+      <w:pPr>
+        <w:spacing w:after="0" w:line="240" w:lineRule="auto"/>
+        <w:rPr>
+          <w:rFonts w:ascii="Times New Roman" w:eastAsia="Times New Roman" w:hAnsi="Times New Roman" w:cs="Times New Roman"/>
+          <w:kern w:val="0"/>
+          <w:sz w:val="24"/>
+          <w:szCs w:val="24"/>
+          <w:lang w:eastAsia="ru-RU"/>
+          <w14:ligatures w14:val="none"/>
+        </w:rPr>
+      </w:pPr>
+      <w:r>
+        <w:rPr>
+          <w:rFonts w:ascii="Times New Roman" w:eastAsia="Times New Roman" w:hAnsi="Times New Roman" w:cs="Times New Roman"/>
+          <w:kern w:val="0"/>
+          <w:sz w:val="24"/>
+          <w:szCs w:val="24"/>
+          <w:lang w:eastAsia="ru-RU"/>
+          <w14:ligatures w14:val="none"/>
+        </w:rPr>
+        <w:pict>
+          <v:rect id="_x0000_i1094" style="width:0;height:1.5pt" o:hralign="center" o:hrstd="t" o:hr="t" fillcolor="#a0a0a0" stroked="f"/>
+        </w:pict>
+      </w:r>
+    </w:p>
+    <w:p>
+      <w:pPr>
+        <w:spacing w:before="100" w:beforeAutospacing="1" w:after="100" w:afterAutospacing="1" w:line="240" w:lineRule="auto"/>
+        <w:outlineLvl w:val="0"/>
+        <w:rPr>
+          <w:rFonts w:ascii="Times New Roman" w:eastAsia="Times New Roman" w:hAnsi="Times New Roman" w:cs="Times New Roman"/>
+          <w:b/>
+          <w:bCs/>
+          <w:kern w:val="36"/>
+          <w:sz w:val="48"/>
+          <w:szCs w:val="48"/>
+          <w:lang w:val="en-US" w:eastAsia="ru-RU"/>
+          <w14:ligatures w14:val="none"/>
+        </w:rPr>
+      </w:pPr>
+      <w:r>
+        <w:rPr>
+          <w:rFonts w:ascii="Segoe UI Symbol" w:eastAsia="Times New Roman" w:hAnsi="Segoe UI Symbol" w:cs="Segoe UI Symbol"/>
+          <w:b/>
+          <w:bCs/>
+          <w:kern w:val="36"/>
+          <w:sz w:val="48"/>
+          <w:szCs w:val="48"/>
+          <w:lang w:eastAsia="ru-RU"/>
+          <w14:ligatures w14:val="none"/>
+        </w:rPr>
+        <w:t>🔁</w:t>
+      </w:r>
+      <w:r>
+        <w:rPr>
+          <w:rFonts w:ascii="Times New Roman" w:eastAsia="Times New Roman" w:hAnsi="Times New Roman" w:cs="Times New Roman"/>
+          <w:b/>
+          <w:bCs/>
+          <w:kern w:val="36"/>
+          <w:sz w:val="48"/>
+          <w:szCs w:val="48"/>
+          <w:lang w:val="en-US" w:eastAsia="ru-RU"/>
+          <w14:ligatures w14:val="none"/>
+        </w:rPr>
+        <w:t xml:space="preserve"> 7. </w:t>
+      </w:r>
+      <w:r>
+        <w:rPr>
+          <w:rFonts w:ascii="Times New Roman" w:eastAsia="Times New Roman" w:hAnsi="Times New Roman" w:cs="Times New Roman"/>
+          <w:b/>
+          <w:bCs/>
+          <w:kern w:val="36"/>
+          <w:sz w:val="48"/>
+          <w:szCs w:val="48"/>
+          <w:lang w:eastAsia="ru-RU"/>
+          <w14:ligatures w14:val="none"/>
+        </w:rPr>
+        <w:t>Ветки</w:t>
       </w:r>
     </w:p>
     <w:p>
@@ -3196,7 +3097,7 @@
           <w:lang w:val="en-US" w:eastAsia="ru-RU"/>
           <w14:ligatures w14:val="none"/>
         </w:rPr>
-        <w:t>git branch -M main</w:t>
+        <w:t>git checkout -b feature/timeline</w:t>
       </w:r>
     </w:p>
     <w:p>
@@ -3225,20 +3126,306 @@
           <w:kern w:val="0"/>
           <w:sz w:val="20"/>
           <w:szCs w:val="20"/>
+          <w:lang w:eastAsia="ru-RU"/>
+          <w14:ligatures w14:val="none"/>
+        </w:rPr>
+      </w:pPr>
+      <w:proofErr w:type="spellStart"/>
+      <w:r>
+        <w:rPr>
+          <w:rFonts w:ascii="Courier New" w:eastAsia="Times New Roman" w:hAnsi="Courier New" w:cs="Courier New"/>
+          <w:kern w:val="0"/>
+          <w:sz w:val="20"/>
+          <w:szCs w:val="20"/>
+          <w:lang w:eastAsia="ru-RU"/>
+          <w14:ligatures w14:val="none"/>
+        </w:rPr>
+        <w:t>git</w:t>
+      </w:r>
+      <w:proofErr w:type="spellEnd"/>
+      <w:r>
+        <w:rPr>
+          <w:rFonts w:ascii="Courier New" w:eastAsia="Times New Roman" w:hAnsi="Courier New" w:cs="Courier New"/>
+          <w:kern w:val="0"/>
+          <w:sz w:val="20"/>
+          <w:szCs w:val="20"/>
+          <w:lang w:eastAsia="ru-RU"/>
+          <w14:ligatures w14:val="none"/>
+        </w:rPr>
+        <w:t xml:space="preserve"> </w:t>
+      </w:r>
+      <w:proofErr w:type="spellStart"/>
+      <w:r>
+        <w:rPr>
+          <w:rFonts w:ascii="Courier New" w:eastAsia="Times New Roman" w:hAnsi="Courier New" w:cs="Courier New"/>
+          <w:kern w:val="0"/>
+          <w:sz w:val="20"/>
+          <w:szCs w:val="20"/>
+          <w:lang w:eastAsia="ru-RU"/>
+          <w14:ligatures w14:val="none"/>
+        </w:rPr>
+        <w:t>push</w:t>
+      </w:r>
+      <w:proofErr w:type="spellEnd"/>
+      <w:r>
+        <w:rPr>
+          <w:rFonts w:ascii="Courier New" w:eastAsia="Times New Roman" w:hAnsi="Courier New" w:cs="Courier New"/>
+          <w:kern w:val="0"/>
+          <w:sz w:val="20"/>
+          <w:szCs w:val="20"/>
+          <w:lang w:eastAsia="ru-RU"/>
+          <w14:ligatures w14:val="none"/>
+        </w:rPr>
+        <w:t xml:space="preserve"> </w:t>
+      </w:r>
+      <w:proofErr w:type="spellStart"/>
+      <w:r>
+        <w:rPr>
+          <w:rFonts w:ascii="Courier New" w:eastAsia="Times New Roman" w:hAnsi="Courier New" w:cs="Courier New"/>
+          <w:kern w:val="0"/>
+          <w:sz w:val="20"/>
+          <w:szCs w:val="20"/>
+          <w:lang w:eastAsia="ru-RU"/>
+          <w14:ligatures w14:val="none"/>
+        </w:rPr>
+        <w:t>origin</w:t>
+      </w:r>
+      <w:proofErr w:type="spellEnd"/>
+      <w:r>
+        <w:rPr>
+          <w:rFonts w:ascii="Courier New" w:eastAsia="Times New Roman" w:hAnsi="Courier New" w:cs="Courier New"/>
+          <w:kern w:val="0"/>
+          <w:sz w:val="20"/>
+          <w:szCs w:val="20"/>
+          <w:lang w:eastAsia="ru-RU"/>
+          <w14:ligatures w14:val="none"/>
+        </w:rPr>
+        <w:t xml:space="preserve"> </w:t>
+      </w:r>
+      <w:proofErr w:type="spellStart"/>
+      <w:r>
+        <w:rPr>
+          <w:rFonts w:ascii="Courier New" w:eastAsia="Times New Roman" w:hAnsi="Courier New" w:cs="Courier New"/>
+          <w:kern w:val="0"/>
+          <w:sz w:val="20"/>
+          <w:szCs w:val="20"/>
+          <w:lang w:eastAsia="ru-RU"/>
+          <w14:ligatures w14:val="none"/>
+        </w:rPr>
+        <w:t>feature</w:t>
+      </w:r>
+      <w:proofErr w:type="spellEnd"/>
+      <w:r>
+        <w:rPr>
+          <w:rFonts w:ascii="Courier New" w:eastAsia="Times New Roman" w:hAnsi="Courier New" w:cs="Courier New"/>
+          <w:kern w:val="0"/>
+          <w:sz w:val="20"/>
+          <w:szCs w:val="20"/>
+          <w:lang w:eastAsia="ru-RU"/>
+          <w14:ligatures w14:val="none"/>
+        </w:rPr>
+        <w:t>/</w:t>
+      </w:r>
+      <w:proofErr w:type="spellStart"/>
+      <w:r>
+        <w:rPr>
+          <w:rFonts w:ascii="Courier New" w:eastAsia="Times New Roman" w:hAnsi="Courier New" w:cs="Courier New"/>
+          <w:kern w:val="0"/>
+          <w:sz w:val="20"/>
+          <w:szCs w:val="20"/>
+          <w:lang w:eastAsia="ru-RU"/>
+          <w14:ligatures w14:val="none"/>
+        </w:rPr>
+        <w:t>timeline</w:t>
+      </w:r>
+      <w:proofErr w:type="spellEnd"/>
+    </w:p>
+    <w:p>
+      <w:pPr>
+        <w:spacing w:after="0" w:line="240" w:lineRule="auto"/>
+        <w:rPr>
+          <w:rFonts w:ascii="Times New Roman" w:eastAsia="Times New Roman" w:hAnsi="Times New Roman" w:cs="Times New Roman"/>
+          <w:kern w:val="0"/>
+          <w:sz w:val="24"/>
+          <w:szCs w:val="24"/>
+          <w:lang w:eastAsia="ru-RU"/>
+          <w14:ligatures w14:val="none"/>
+        </w:rPr>
+      </w:pPr>
+      <w:r>
+        <w:rPr>
+          <w:rFonts w:ascii="Times New Roman" w:eastAsia="Times New Roman" w:hAnsi="Times New Roman" w:cs="Times New Roman"/>
+          <w:kern w:val="0"/>
+          <w:sz w:val="24"/>
+          <w:szCs w:val="24"/>
+          <w:lang w:eastAsia="ru-RU"/>
+          <w14:ligatures w14:val="none"/>
+        </w:rPr>
+        <w:pict>
+          <v:rect id="_x0000_i1095" style="width:0;height:1.5pt" o:hralign="center" o:hrstd="t" o:hr="t" fillcolor="#a0a0a0" stroked="f"/>
+        </w:pict>
+      </w:r>
+    </w:p>
+    <w:p>
+      <w:pPr>
+        <w:spacing w:before="100" w:beforeAutospacing="1" w:after="100" w:afterAutospacing="1" w:line="240" w:lineRule="auto"/>
+        <w:outlineLvl w:val="0"/>
+        <w:rPr>
+          <w:rFonts w:ascii="Times New Roman" w:eastAsia="Times New Roman" w:hAnsi="Times New Roman" w:cs="Times New Roman"/>
+          <w:b/>
+          <w:bCs/>
+          <w:kern w:val="36"/>
+          <w:sz w:val="48"/>
+          <w:szCs w:val="48"/>
           <w:lang w:val="en-US" w:eastAsia="ru-RU"/>
           <w14:ligatures w14:val="none"/>
         </w:rPr>
       </w:pPr>
       <w:r>
         <w:rPr>
-          <w:rFonts w:ascii="Courier New" w:eastAsia="Times New Roman" w:hAnsi="Courier New" w:cs="Courier New"/>
-          <w:kern w:val="0"/>
-          <w:sz w:val="20"/>
-          <w:szCs w:val="20"/>
+          <w:rFonts w:ascii="Segoe UI Symbol" w:eastAsia="Times New Roman" w:hAnsi="Segoe UI Symbol" w:cs="Segoe UI Symbol"/>
+          <w:b/>
+          <w:bCs/>
+          <w:kern w:val="36"/>
+          <w:sz w:val="48"/>
+          <w:szCs w:val="48"/>
           <w:lang w:val="en-US" w:eastAsia="ru-RU"/>
           <w14:ligatures w14:val="none"/>
         </w:rPr>
-        <w:t>git remote add origin https://github.com/USER/REPO.git</w:t>
+        <w:t>⚠</w:t>
+      </w:r>
+      <w:r>
+        <w:rPr>
+          <w:rFonts w:ascii="Segoe UI Symbol" w:eastAsia="Times New Roman" w:hAnsi="Segoe UI Symbol" w:cs="Segoe UI Symbol"/>
+          <w:b/>
+          <w:bCs/>
+          <w:kern w:val="36"/>
+          <w:sz w:val="48"/>
+          <w:szCs w:val="48"/>
+          <w:lang w:eastAsia="ru-RU"/>
+          <w14:ligatures w14:val="none"/>
+        </w:rPr>
+        <w:t>️</w:t>
+      </w:r>
+      <w:r>
+        <w:rPr>
+          <w:rFonts w:ascii="Times New Roman" w:eastAsia="Times New Roman" w:hAnsi="Times New Roman" w:cs="Times New Roman"/>
+          <w:b/>
+          <w:bCs/>
+          <w:kern w:val="36"/>
+          <w:sz w:val="48"/>
+          <w:szCs w:val="48"/>
+          <w:lang w:val="en-US" w:eastAsia="ru-RU"/>
+          <w14:ligatures w14:val="none"/>
+        </w:rPr>
+        <w:t xml:space="preserve"> 8. </w:t>
+      </w:r>
+      <w:r>
+        <w:rPr>
+          <w:rFonts w:ascii="Times New Roman" w:eastAsia="Times New Roman" w:hAnsi="Times New Roman" w:cs="Times New Roman"/>
+          <w:b/>
+          <w:bCs/>
+          <w:kern w:val="36"/>
+          <w:sz w:val="48"/>
+          <w:szCs w:val="48"/>
+          <w:lang w:eastAsia="ru-RU"/>
+          <w14:ligatures w14:val="none"/>
+        </w:rPr>
+        <w:t>Частые</w:t>
+      </w:r>
+      <w:r>
+        <w:rPr>
+          <w:rFonts w:ascii="Times New Roman" w:eastAsia="Times New Roman" w:hAnsi="Times New Roman" w:cs="Times New Roman"/>
+          <w:b/>
+          <w:bCs/>
+          <w:kern w:val="36"/>
+          <w:sz w:val="48"/>
+          <w:szCs w:val="48"/>
+          <w:lang w:val="en-US" w:eastAsia="ru-RU"/>
+          <w14:ligatures w14:val="none"/>
+        </w:rPr>
+        <w:t xml:space="preserve"> </w:t>
+      </w:r>
+      <w:r>
+        <w:rPr>
+          <w:rFonts w:ascii="Times New Roman" w:eastAsia="Times New Roman" w:hAnsi="Times New Roman" w:cs="Times New Roman"/>
+          <w:b/>
+          <w:bCs/>
+          <w:kern w:val="36"/>
+          <w:sz w:val="48"/>
+          <w:szCs w:val="48"/>
+          <w:lang w:eastAsia="ru-RU"/>
+          <w14:ligatures w14:val="none"/>
+        </w:rPr>
+        <w:t>ошибки</w:t>
+      </w:r>
+    </w:p>
+    <w:p>
+      <w:pPr>
+        <w:spacing w:before="100" w:beforeAutospacing="1" w:after="100" w:afterAutospacing="1" w:line="240" w:lineRule="auto"/>
+        <w:outlineLvl w:val="1"/>
+        <w:rPr>
+          <w:rFonts w:ascii="Times New Roman" w:eastAsia="Times New Roman" w:hAnsi="Times New Roman" w:cs="Times New Roman"/>
+          <w:b/>
+          <w:bCs/>
+          <w:kern w:val="0"/>
+          <w:sz w:val="36"/>
+          <w:szCs w:val="36"/>
+          <w:lang w:val="en-US" w:eastAsia="ru-RU"/>
+          <w14:ligatures w14:val="none"/>
+        </w:rPr>
+      </w:pPr>
+      <w:r>
+        <w:rPr>
+          <w:rFonts w:ascii="Segoe UI Symbol" w:eastAsia="Times New Roman" w:hAnsi="Segoe UI Symbol" w:cs="Segoe UI Symbol"/>
+          <w:b/>
+          <w:bCs/>
+          <w:kern w:val="0"/>
+          <w:sz w:val="36"/>
+          <w:szCs w:val="36"/>
+          <w:lang w:val="en-US" w:eastAsia="ru-RU"/>
+          <w14:ligatures w14:val="none"/>
+        </w:rPr>
+        <w:t>❌</w:t>
+      </w:r>
+      <w:r>
+        <w:rPr>
+          <w:rFonts w:ascii="Times New Roman" w:eastAsia="Times New Roman" w:hAnsi="Times New Roman" w:cs="Times New Roman"/>
+          <w:b/>
+          <w:bCs/>
+          <w:kern w:val="0"/>
+          <w:sz w:val="36"/>
+          <w:szCs w:val="36"/>
+          <w:lang w:val="en-US" w:eastAsia="ru-RU"/>
+          <w14:ligatures w14:val="none"/>
+        </w:rPr>
+        <w:t xml:space="preserve"> </w:t>
+      </w:r>
+      <w:r>
+        <w:rPr>
+          <w:rFonts w:ascii="Times New Roman" w:eastAsia="Times New Roman" w:hAnsi="Times New Roman" w:cs="Times New Roman"/>
+          <w:b/>
+          <w:bCs/>
+          <w:kern w:val="0"/>
+          <w:sz w:val="36"/>
+          <w:szCs w:val="36"/>
+          <w:lang w:eastAsia="ru-RU"/>
+          <w14:ligatures w14:val="none"/>
+        </w:rPr>
+        <w:t>Забыл</w:t>
+      </w:r>
+      <w:r>
+        <w:rPr>
+          <w:rFonts w:ascii="Times New Roman" w:eastAsia="Times New Roman" w:hAnsi="Times New Roman" w:cs="Times New Roman"/>
+          <w:b/>
+          <w:bCs/>
+          <w:kern w:val="0"/>
+          <w:sz w:val="36"/>
+          <w:szCs w:val="36"/>
+          <w:lang w:val="en-US" w:eastAsia="ru-RU"/>
+          <w14:ligatures w14:val="none"/>
+        </w:rPr>
+        <w:t xml:space="preserve"> pull</w:t>
       </w:r>
     </w:p>
     <w:p>
@@ -3267,33 +3454,163 @@
           <w:kern w:val="0"/>
           <w:sz w:val="20"/>
           <w:szCs w:val="20"/>
-          <w:lang w:eastAsia="ru-RU"/>
-          <w14:ligatures w14:val="none"/>
-        </w:rPr>
-      </w:pPr>
+          <w:lang w:val="en-US" w:eastAsia="ru-RU"/>
+          <w14:ligatures w14:val="none"/>
+        </w:rPr>
+      </w:pPr>
+      <w:r>
+        <w:rPr>
+          <w:rFonts w:ascii="Courier New" w:eastAsia="Times New Roman" w:hAnsi="Courier New" w:cs="Courier New"/>
+          <w:kern w:val="0"/>
+          <w:sz w:val="20"/>
+          <w:szCs w:val="20"/>
+          <w:lang w:val="en-US" w:eastAsia="ru-RU"/>
+          <w14:ligatures w14:val="none"/>
+        </w:rPr>
+        <w:t>git pull --rebase</w:t>
+      </w:r>
+    </w:p>
+    <w:p>
+      <w:pPr>
+        <w:spacing w:after="0" w:line="240" w:lineRule="auto"/>
+        <w:rPr>
+          <w:rFonts w:ascii="Times New Roman" w:eastAsia="Times New Roman" w:hAnsi="Times New Roman" w:cs="Times New Roman"/>
+          <w:kern w:val="0"/>
+          <w:sz w:val="24"/>
+          <w:szCs w:val="24"/>
+          <w:lang w:eastAsia="ru-RU"/>
+          <w14:ligatures w14:val="none"/>
+        </w:rPr>
+      </w:pPr>
+      <w:r>
+        <w:rPr>
+          <w:rFonts w:ascii="Times New Roman" w:eastAsia="Times New Roman" w:hAnsi="Times New Roman" w:cs="Times New Roman"/>
+          <w:kern w:val="0"/>
+          <w:sz w:val="24"/>
+          <w:szCs w:val="24"/>
+          <w:lang w:eastAsia="ru-RU"/>
+          <w14:ligatures w14:val="none"/>
+        </w:rPr>
+        <w:pict>
+          <v:rect id="_x0000_i1096" style="width:0;height:1.5pt" o:hralign="center" o:hrstd="t" o:hr="t" fillcolor="#a0a0a0" stroked="f"/>
+        </w:pict>
+      </w:r>
+    </w:p>
+    <w:p>
+      <w:pPr>
+        <w:spacing w:before="100" w:beforeAutospacing="1" w:after="100" w:afterAutospacing="1" w:line="240" w:lineRule="auto"/>
+        <w:outlineLvl w:val="1"/>
+        <w:rPr>
+          <w:rFonts w:ascii="Times New Roman" w:eastAsia="Times New Roman" w:hAnsi="Times New Roman" w:cs="Times New Roman"/>
+          <w:b/>
+          <w:bCs/>
+          <w:kern w:val="0"/>
+          <w:sz w:val="36"/>
+          <w:szCs w:val="36"/>
+          <w:lang w:eastAsia="ru-RU"/>
+          <w14:ligatures w14:val="none"/>
+        </w:rPr>
+      </w:pPr>
+      <w:r>
+        <w:rPr>
+          <w:rFonts w:ascii="Segoe UI Symbol" w:eastAsia="Times New Roman" w:hAnsi="Segoe UI Symbol" w:cs="Segoe UI Symbol"/>
+          <w:b/>
+          <w:bCs/>
+          <w:kern w:val="0"/>
+          <w:sz w:val="36"/>
+          <w:szCs w:val="36"/>
+          <w:lang w:eastAsia="ru-RU"/>
+          <w14:ligatures w14:val="none"/>
+        </w:rPr>
+        <w:t>❌</w:t>
+      </w:r>
+      <w:r>
+        <w:rPr>
+          <w:rFonts w:ascii="Times New Roman" w:eastAsia="Times New Roman" w:hAnsi="Times New Roman" w:cs="Times New Roman"/>
+          <w:b/>
+          <w:bCs/>
+          <w:kern w:val="0"/>
+          <w:sz w:val="36"/>
+          <w:szCs w:val="36"/>
+          <w:lang w:eastAsia="ru-RU"/>
+          <w14:ligatures w14:val="none"/>
+        </w:rPr>
+        <w:t xml:space="preserve"> </w:t>
+      </w:r>
       <w:proofErr w:type="spellStart"/>
       <w:r>
         <w:rPr>
-          <w:rFonts w:ascii="Courier New" w:eastAsia="Times New Roman" w:hAnsi="Courier New" w:cs="Courier New"/>
-          <w:kern w:val="0"/>
-          <w:sz w:val="20"/>
-          <w:szCs w:val="20"/>
-          <w:lang w:eastAsia="ru-RU"/>
-          <w14:ligatures w14:val="none"/>
-        </w:rPr>
-        <w:t>git</w:t>
+          <w:rFonts w:ascii="Times New Roman" w:eastAsia="Times New Roman" w:hAnsi="Times New Roman" w:cs="Times New Roman"/>
+          <w:b/>
+          <w:bCs/>
+          <w:kern w:val="0"/>
+          <w:sz w:val="36"/>
+          <w:szCs w:val="36"/>
+          <w:lang w:eastAsia="ru-RU"/>
+          <w14:ligatures w14:val="none"/>
+        </w:rPr>
+        <w:t>Коммит</w:t>
       </w:r>
       <w:proofErr w:type="spellEnd"/>
       <w:r>
         <w:rPr>
-          <w:rFonts w:ascii="Courier New" w:eastAsia="Times New Roman" w:hAnsi="Courier New" w:cs="Courier New"/>
-          <w:kern w:val="0"/>
-          <w:sz w:val="20"/>
-          <w:szCs w:val="20"/>
-          <w:lang w:eastAsia="ru-RU"/>
-          <w14:ligatures w14:val="none"/>
-        </w:rPr>
-        <w:t xml:space="preserve"> </w:t>
+          <w:rFonts w:ascii="Times New Roman" w:eastAsia="Times New Roman" w:hAnsi="Times New Roman" w:cs="Times New Roman"/>
+          <w:b/>
+          <w:bCs/>
+          <w:kern w:val="0"/>
+          <w:sz w:val="36"/>
+          <w:szCs w:val="36"/>
+          <w:lang w:eastAsia="ru-RU"/>
+          <w14:ligatures w14:val="none"/>
+        </w:rPr>
+        <w:t xml:space="preserve"> мусора</w:t>
+      </w:r>
+    </w:p>
+    <w:p>
+      <w:pPr>
+        <w:spacing w:before="100" w:beforeAutospacing="1" w:after="100" w:afterAutospacing="1" w:line="240" w:lineRule="auto"/>
+        <w:rPr>
+          <w:rFonts w:ascii="Times New Roman" w:eastAsia="Times New Roman" w:hAnsi="Times New Roman" w:cs="Times New Roman"/>
+          <w:kern w:val="0"/>
+          <w:sz w:val="24"/>
+          <w:szCs w:val="24"/>
+          <w:lang w:eastAsia="ru-RU"/>
+          <w14:ligatures w14:val="none"/>
+        </w:rPr>
+      </w:pPr>
+      <w:r>
+        <w:rPr>
+          <w:rFonts w:ascii="Times New Roman" w:eastAsia="Times New Roman" w:hAnsi="Times New Roman" w:cs="Times New Roman"/>
+          <w:kern w:val="0"/>
+          <w:sz w:val="24"/>
+          <w:szCs w:val="24"/>
+          <w:lang w:eastAsia="ru-RU"/>
+          <w14:ligatures w14:val="none"/>
+        </w:rPr>
+        <w:t xml:space="preserve">→ </w:t>
+      </w:r>
+      <w:proofErr w:type="gramStart"/>
+      <w:r>
+        <w:rPr>
+          <w:rFonts w:ascii="Times New Roman" w:eastAsia="Times New Roman" w:hAnsi="Times New Roman" w:cs="Times New Roman"/>
+          <w:kern w:val="0"/>
+          <w:sz w:val="24"/>
+          <w:szCs w:val="24"/>
+          <w:lang w:eastAsia="ru-RU"/>
+          <w14:ligatures w14:val="none"/>
+        </w:rPr>
+        <w:t xml:space="preserve">использовать </w:t>
+      </w:r>
+      <w:r>
+        <w:rPr>
+          <w:rFonts w:ascii="Courier New" w:eastAsia="Times New Roman" w:hAnsi="Courier New" w:cs="Courier New"/>
+          <w:kern w:val="0"/>
+          <w:sz w:val="20"/>
+          <w:szCs w:val="20"/>
+          <w:lang w:eastAsia="ru-RU"/>
+          <w14:ligatures w14:val="none"/>
+        </w:rPr>
+        <w:t>.</w:t>
       </w:r>
       <w:proofErr w:type="spellStart"/>
       <w:r>
@@ -3305,57 +3622,10 @@
           <w:lang w:eastAsia="ru-RU"/>
           <w14:ligatures w14:val="none"/>
         </w:rPr>
-        <w:t>push</w:t>
+        <w:t>gitignore</w:t>
       </w:r>
       <w:proofErr w:type="spellEnd"/>
-      <w:r>
-        <w:rPr>
-          <w:rFonts w:ascii="Courier New" w:eastAsia="Times New Roman" w:hAnsi="Courier New" w:cs="Courier New"/>
-          <w:kern w:val="0"/>
-          <w:sz w:val="20"/>
-          <w:szCs w:val="20"/>
-          <w:lang w:eastAsia="ru-RU"/>
-          <w14:ligatures w14:val="none"/>
-        </w:rPr>
-        <w:t xml:space="preserve"> -u </w:t>
-      </w:r>
-      <w:proofErr w:type="spellStart"/>
-      <w:r>
-        <w:rPr>
-          <w:rFonts w:ascii="Courier New" w:eastAsia="Times New Roman" w:hAnsi="Courier New" w:cs="Courier New"/>
-          <w:kern w:val="0"/>
-          <w:sz w:val="20"/>
-          <w:szCs w:val="20"/>
-          <w:lang w:eastAsia="ru-RU"/>
-          <w14:ligatures w14:val="none"/>
-        </w:rPr>
-        <w:t>origin</w:t>
-      </w:r>
-      <w:proofErr w:type="spellEnd"/>
-      <w:r>
-        <w:rPr>
-          <w:rFonts w:ascii="Courier New" w:eastAsia="Times New Roman" w:hAnsi="Courier New" w:cs="Courier New"/>
-          <w:kern w:val="0"/>
-          <w:sz w:val="20"/>
-          <w:szCs w:val="20"/>
-          <w:lang w:eastAsia="ru-RU"/>
-          <w14:ligatures w14:val="none"/>
-        </w:rPr>
-        <w:t xml:space="preserve"> </w:t>
-      </w:r>
-      <w:proofErr w:type="spellStart"/>
-      <w:r>
-        <w:rPr>
-          <w:rFonts w:ascii="Courier New" w:eastAsia="Times New Roman" w:hAnsi="Courier New" w:cs="Courier New"/>
-          <w:kern w:val="0"/>
-          <w:sz w:val="20"/>
-          <w:szCs w:val="20"/>
-          <w:lang w:eastAsia="ru-RU"/>
-          <w14:ligatures w14:val="none"/>
-        </w:rPr>
-        <w:t>main</w:t>
-      </w:r>
-      <w:proofErr w:type="spellEnd"/>
+      <w:proofErr w:type="gramEnd"/>
     </w:p>
     <w:p>
       <w:pPr>
@@ -3379,7 +3649,7 @@
           <w14:ligatures w14:val="none"/>
         </w:rPr>
         <w:pict>
-          <v:rect id="_x0000_i1036" style="width:0;height:1.5pt" o:hralign="center" o:hrstd="t" o:hr="t" fillcolor="#a0a0a0" stroked="f"/>
+          <v:rect id="_x0000_i1097" style="width:0;height:1.5pt" o:hralign="center" o:hrstd="t" o:hr="t" fillcolor="#a0a0a0" stroked="f"/>
         </w:pict>
       </w:r>
     </w:p>
@@ -3409,7 +3679,7 @@
           <w:lang w:eastAsia="ru-RU"/>
           <w14:ligatures w14:val="none"/>
         </w:rPr>
-        <w:t>🔀</w:t>
+        <w:t>❗</w:t>
       </w:r>
       <w:r>
         <w:rPr>
@@ -3422,9 +3692,9 @@
           <w:lang w:eastAsia="ru-RU"/>
           <w14:ligatures w14:val="none"/>
         </w:rPr>
-        <w:t xml:space="preserve"> 5. Объединение </w:t>
-      </w:r>
-      <w:proofErr w:type="spellStart"/>
+        <w:t xml:space="preserve"> 9. ВАЖНО: </w:t>
+      </w:r>
+      <w:proofErr w:type="gramStart"/>
       <w:r>
         <w:rPr>
           <w:rFonts w:ascii="Times New Roman" w:eastAsia="Times New Roman" w:hAnsi="Times New Roman" w:cs="Times New Roman"/>
@@ -3436,9 +3706,37 @@
           <w:lang w:eastAsia="ru-RU"/>
           <w14:ligatures w14:val="none"/>
         </w:rPr>
-        <w:t>репозиториев</w:t>
+        <w:t>почему .</w:t>
+      </w:r>
+      <w:proofErr w:type="spellStart"/>
+      <w:r>
+        <w:rPr>
+          <w:rFonts w:ascii="Times New Roman" w:eastAsia="Times New Roman" w:hAnsi="Times New Roman" w:cs="Times New Roman"/>
+          <w:b/>
+          <w:bCs/>
+          <w:kern w:val="36"/>
+          <w:sz w:val="48"/>
+          <w:szCs w:val="48"/>
+          <w:lang w:eastAsia="ru-RU"/>
+          <w14:ligatures w14:val="none"/>
+        </w:rPr>
+        <w:t>gitignore</w:t>
       </w:r>
       <w:proofErr w:type="spellEnd"/>
+      <w:proofErr w:type="gramEnd"/>
+      <w:r>
+        <w:rPr>
+          <w:rFonts w:ascii="Times New Roman" w:eastAsia="Times New Roman" w:hAnsi="Times New Roman" w:cs="Times New Roman"/>
+          <w:b/>
+          <w:bCs/>
+          <w:kern w:val="36"/>
+          <w:sz w:val="48"/>
+          <w:szCs w:val="48"/>
+          <w:lang w:eastAsia="ru-RU"/>
+          <w14:ligatures w14:val="none"/>
+        </w:rPr>
+        <w:t xml:space="preserve"> “не работает”</w:t>
+      </w:r>
     </w:p>
     <w:p>
       <w:pPr>
@@ -3466,166 +3764,7 @@
           <w:lang w:eastAsia="ru-RU"/>
           <w14:ligatures w14:val="none"/>
         </w:rPr>
-        <w:t>Сценарий:</w:t>
-      </w:r>
-    </w:p>
-    <w:p>
-      <w:pPr>
-        <w:spacing w:before="100" w:beforeAutospacing="1" w:after="100" w:afterAutospacing="1" w:line="240" w:lineRule="auto"/>
-        <w:rPr>
-          <w:rFonts w:ascii="Times New Roman" w:eastAsia="Times New Roman" w:hAnsi="Times New Roman" w:cs="Times New Roman"/>
-          <w:kern w:val="0"/>
-          <w:sz w:val="24"/>
-          <w:szCs w:val="24"/>
-          <w:lang w:eastAsia="ru-RU"/>
-          <w14:ligatures w14:val="none"/>
-        </w:rPr>
-      </w:pPr>
-      <w:r>
-        <w:rPr>
-          <w:rFonts w:ascii="Segoe UI Symbol" w:eastAsia="Times New Roman" w:hAnsi="Segoe UI Symbol" w:cs="Segoe UI Symbol"/>
-          <w:kern w:val="0"/>
-          <w:sz w:val="24"/>
-          <w:szCs w:val="24"/>
-          <w:lang w:eastAsia="ru-RU"/>
-          <w14:ligatures w14:val="none"/>
-        </w:rPr>
-        <w:t>👉</w:t>
-      </w:r>
-      <w:r>
-        <w:rPr>
-          <w:rFonts w:ascii="Times New Roman" w:eastAsia="Times New Roman" w:hAnsi="Times New Roman" w:cs="Times New Roman"/>
-          <w:kern w:val="0"/>
-          <w:sz w:val="24"/>
-          <w:szCs w:val="24"/>
-          <w:lang w:eastAsia="ru-RU"/>
-          <w14:ligatures w14:val="none"/>
-        </w:rPr>
-        <w:t xml:space="preserve"> есть 2 проекта → нужно объединить</w:t>
-      </w:r>
-    </w:p>
-    <w:p>
-      <w:pPr>
-        <w:spacing w:after="0" w:line="240" w:lineRule="auto"/>
-        <w:rPr>
-          <w:rFonts w:ascii="Times New Roman" w:eastAsia="Times New Roman" w:hAnsi="Times New Roman" w:cs="Times New Roman"/>
-          <w:kern w:val="0"/>
-          <w:sz w:val="24"/>
-          <w:szCs w:val="24"/>
-          <w:lang w:eastAsia="ru-RU"/>
-          <w14:ligatures w14:val="none"/>
-        </w:rPr>
-      </w:pPr>
-      <w:r>
-        <w:rPr>
-          <w:rFonts w:ascii="Times New Roman" w:eastAsia="Times New Roman" w:hAnsi="Times New Roman" w:cs="Times New Roman"/>
-          <w:kern w:val="0"/>
-          <w:sz w:val="24"/>
-          <w:szCs w:val="24"/>
-          <w:lang w:eastAsia="ru-RU"/>
-          <w14:ligatures w14:val="none"/>
-        </w:rPr>
-        <w:pict>
-          <v:rect id="_x0000_i1037" style="width:0;height:1.5pt" o:hralign="center" o:hrstd="t" o:hr="t" fillcolor="#a0a0a0" stroked="f"/>
-        </w:pict>
-      </w:r>
-    </w:p>
-    <w:p>
-      <w:pPr>
-        <w:spacing w:before="100" w:beforeAutospacing="1" w:after="100" w:afterAutospacing="1" w:line="240" w:lineRule="auto"/>
-        <w:outlineLvl w:val="1"/>
-        <w:rPr>
-          <w:rFonts w:ascii="Times New Roman" w:eastAsia="Times New Roman" w:hAnsi="Times New Roman" w:cs="Times New Roman"/>
-          <w:b/>
-          <w:bCs/>
-          <w:kern w:val="0"/>
-          <w:sz w:val="36"/>
-          <w:szCs w:val="36"/>
-          <w:lang w:eastAsia="ru-RU"/>
-          <w14:ligatures w14:val="none"/>
-        </w:rPr>
-      </w:pPr>
-      <w:r>
-        <w:rPr>
-          <w:rFonts w:ascii="Times New Roman" w:eastAsia="Times New Roman" w:hAnsi="Times New Roman" w:cs="Times New Roman"/>
-          <w:b/>
-          <w:bCs/>
-          <w:kern w:val="0"/>
-          <w:sz w:val="36"/>
-          <w:szCs w:val="36"/>
-          <w:lang w:eastAsia="ru-RU"/>
-          <w14:ligatures w14:val="none"/>
-        </w:rPr>
-        <w:t>Вариант 1 (простой — через копирование)</w:t>
-      </w:r>
-    </w:p>
-    <w:p>
-      <w:pPr>
-        <w:numPr>
-          <w:ilvl w:val="0"/>
-          <w:numId w:val="6"/>
-        </w:numPr>
-        <w:spacing w:before="100" w:beforeAutospacing="1" w:after="100" w:afterAutospacing="1" w:line="240" w:lineRule="auto"/>
-        <w:rPr>
-          <w:rFonts w:ascii="Times New Roman" w:eastAsia="Times New Roman" w:hAnsi="Times New Roman" w:cs="Times New Roman"/>
-          <w:kern w:val="0"/>
-          <w:sz w:val="24"/>
-          <w:szCs w:val="24"/>
-          <w:lang w:eastAsia="ru-RU"/>
-          <w14:ligatures w14:val="none"/>
-        </w:rPr>
-      </w:pPr>
-      <w:r>
-        <w:rPr>
-          <w:rFonts w:ascii="Times New Roman" w:eastAsia="Times New Roman" w:hAnsi="Times New Roman" w:cs="Times New Roman"/>
-          <w:kern w:val="0"/>
-          <w:sz w:val="24"/>
-          <w:szCs w:val="24"/>
-          <w:lang w:eastAsia="ru-RU"/>
-          <w14:ligatures w14:val="none"/>
-        </w:rPr>
-        <w:t xml:space="preserve">Скопировать файлы в один </w:t>
-      </w:r>
-      <w:proofErr w:type="spellStart"/>
-      <w:r>
-        <w:rPr>
-          <w:rFonts w:ascii="Times New Roman" w:eastAsia="Times New Roman" w:hAnsi="Times New Roman" w:cs="Times New Roman"/>
-          <w:kern w:val="0"/>
-          <w:sz w:val="24"/>
-          <w:szCs w:val="24"/>
-          <w:lang w:eastAsia="ru-RU"/>
-          <w14:ligatures w14:val="none"/>
-        </w:rPr>
-        <w:t>репозиторий</w:t>
-      </w:r>
-      <w:proofErr w:type="spellEnd"/>
-    </w:p>
-    <w:p>
-      <w:pPr>
-        <w:numPr>
-          <w:ilvl w:val="0"/>
-          <w:numId w:val="6"/>
-        </w:numPr>
-        <w:spacing w:before="100" w:beforeAutospacing="1" w:after="100" w:afterAutospacing="1" w:line="240" w:lineRule="auto"/>
-        <w:rPr>
-          <w:rFonts w:ascii="Times New Roman" w:eastAsia="Times New Roman" w:hAnsi="Times New Roman" w:cs="Times New Roman"/>
-          <w:kern w:val="0"/>
-          <w:sz w:val="24"/>
-          <w:szCs w:val="24"/>
-          <w:lang w:eastAsia="ru-RU"/>
-          <w14:ligatures w14:val="none"/>
-        </w:rPr>
-      </w:pPr>
-      <w:r>
-        <w:rPr>
-          <w:rFonts w:ascii="Times New Roman" w:eastAsia="Times New Roman" w:hAnsi="Times New Roman" w:cs="Times New Roman"/>
-          <w:kern w:val="0"/>
-          <w:sz w:val="24"/>
-          <w:szCs w:val="24"/>
-          <w:lang w:eastAsia="ru-RU"/>
-          <w14:ligatures w14:val="none"/>
-        </w:rPr>
-        <w:t>Выполнить:</w:t>
+        <w:t>Причина</w:t>
       </w:r>
     </w:p>
     <w:p>
@@ -3658,6 +3797,18 @@
           <w14:ligatures w14:val="none"/>
         </w:rPr>
       </w:pPr>
+      <w:proofErr w:type="gramStart"/>
+      <w:r>
+        <w:rPr>
+          <w:rFonts w:ascii="Courier New" w:eastAsia="Times New Roman" w:hAnsi="Courier New" w:cs="Courier New"/>
+          <w:kern w:val="0"/>
+          <w:sz w:val="20"/>
+          <w:szCs w:val="20"/>
+          <w:lang w:eastAsia="ru-RU"/>
+          <w14:ligatures w14:val="none"/>
+        </w:rPr>
+        <w:t>.</w:t>
+      </w:r>
       <w:proofErr w:type="spellStart"/>
       <w:r>
         <w:rPr>
@@ -3668,46 +3819,124 @@
           <w:lang w:eastAsia="ru-RU"/>
           <w14:ligatures w14:val="none"/>
         </w:rPr>
-        <w:t>git</w:t>
+        <w:t>gitignore</w:t>
       </w:r>
       <w:proofErr w:type="spellEnd"/>
-      <w:r>
-        <w:rPr>
-          <w:rFonts w:ascii="Courier New" w:eastAsia="Times New Roman" w:hAnsi="Courier New" w:cs="Courier New"/>
-          <w:kern w:val="0"/>
-          <w:sz w:val="20"/>
-          <w:szCs w:val="20"/>
-          <w:lang w:eastAsia="ru-RU"/>
-          <w14:ligatures w14:val="none"/>
-        </w:rPr>
-        <w:t xml:space="preserve"> </w:t>
+      <w:proofErr w:type="gramEnd"/>
+      <w:r>
+        <w:rPr>
+          <w:rFonts w:ascii="Courier New" w:eastAsia="Times New Roman" w:hAnsi="Courier New" w:cs="Courier New"/>
+          <w:kern w:val="0"/>
+          <w:sz w:val="20"/>
+          <w:szCs w:val="20"/>
+          <w:lang w:eastAsia="ru-RU"/>
+          <w14:ligatures w14:val="none"/>
+        </w:rPr>
+        <w:t xml:space="preserve"> НЕ удаляет уже добавленные файлы</w:t>
+      </w:r>
+    </w:p>
+    <w:p>
+      <w:pPr>
+        <w:spacing w:after="0" w:line="240" w:lineRule="auto"/>
+        <w:rPr>
+          <w:rFonts w:ascii="Times New Roman" w:eastAsia="Times New Roman" w:hAnsi="Times New Roman" w:cs="Times New Roman"/>
+          <w:kern w:val="0"/>
+          <w:sz w:val="24"/>
+          <w:szCs w:val="24"/>
+          <w:lang w:eastAsia="ru-RU"/>
+          <w14:ligatures w14:val="none"/>
+        </w:rPr>
+      </w:pPr>
+      <w:r>
+        <w:rPr>
+          <w:rFonts w:ascii="Times New Roman" w:eastAsia="Times New Roman" w:hAnsi="Times New Roman" w:cs="Times New Roman"/>
+          <w:kern w:val="0"/>
+          <w:sz w:val="24"/>
+          <w:szCs w:val="24"/>
+          <w:lang w:eastAsia="ru-RU"/>
+          <w14:ligatures w14:val="none"/>
+        </w:rPr>
+        <w:pict>
+          <v:rect id="_x0000_i1098" style="width:0;height:1.5pt" o:hralign="center" o:hrstd="t" o:hr="t" fillcolor="#a0a0a0" stroked="f"/>
+        </w:pict>
+      </w:r>
+    </w:p>
+    <w:p>
+      <w:pPr>
+        <w:spacing w:before="100" w:beforeAutospacing="1" w:after="100" w:afterAutospacing="1" w:line="240" w:lineRule="auto"/>
+        <w:outlineLvl w:val="1"/>
+        <w:rPr>
+          <w:rFonts w:ascii="Times New Roman" w:eastAsia="Times New Roman" w:hAnsi="Times New Roman" w:cs="Times New Roman"/>
+          <w:b/>
+          <w:bCs/>
+          <w:kern w:val="0"/>
+          <w:sz w:val="36"/>
+          <w:szCs w:val="36"/>
+          <w:lang w:eastAsia="ru-RU"/>
+          <w14:ligatures w14:val="none"/>
+        </w:rPr>
+      </w:pPr>
+      <w:r>
+        <w:rPr>
+          <w:rFonts w:ascii="Times New Roman" w:eastAsia="Times New Roman" w:hAnsi="Times New Roman" w:cs="Times New Roman"/>
+          <w:b/>
+          <w:bCs/>
+          <w:kern w:val="0"/>
+          <w:sz w:val="36"/>
+          <w:szCs w:val="36"/>
+          <w:lang w:eastAsia="ru-RU"/>
+          <w14:ligatures w14:val="none"/>
+        </w:rPr>
+        <w:t>Симптом</w:t>
+      </w:r>
+    </w:p>
+    <w:p>
+      <w:pPr>
+        <w:spacing w:before="100" w:beforeAutospacing="1" w:after="100" w:afterAutospacing="1" w:line="240" w:lineRule="auto"/>
+        <w:rPr>
+          <w:rFonts w:ascii="Times New Roman" w:eastAsia="Times New Roman" w:hAnsi="Times New Roman" w:cs="Times New Roman"/>
+          <w:kern w:val="0"/>
+          <w:sz w:val="24"/>
+          <w:szCs w:val="24"/>
+          <w:lang w:eastAsia="ru-RU"/>
+          <w14:ligatures w14:val="none"/>
+        </w:rPr>
+      </w:pPr>
+      <w:r>
+        <w:rPr>
+          <w:rFonts w:ascii="Times New Roman" w:eastAsia="Times New Roman" w:hAnsi="Times New Roman" w:cs="Times New Roman"/>
+          <w:kern w:val="0"/>
+          <w:sz w:val="24"/>
+          <w:szCs w:val="24"/>
+          <w:lang w:eastAsia="ru-RU"/>
+          <w14:ligatures w14:val="none"/>
+        </w:rPr>
+        <w:t xml:space="preserve">В </w:t>
       </w:r>
       <w:proofErr w:type="spellStart"/>
-      <w:proofErr w:type="gramStart"/>
-      <w:r>
-        <w:rPr>
-          <w:rFonts w:ascii="Courier New" w:eastAsia="Times New Roman" w:hAnsi="Courier New" w:cs="Courier New"/>
-          <w:kern w:val="0"/>
-          <w:sz w:val="20"/>
-          <w:szCs w:val="20"/>
-          <w:lang w:eastAsia="ru-RU"/>
-          <w14:ligatures w14:val="none"/>
-        </w:rPr>
-        <w:t>add</w:t>
+      <w:r>
+        <w:rPr>
+          <w:rFonts w:ascii="Times New Roman" w:eastAsia="Times New Roman" w:hAnsi="Times New Roman" w:cs="Times New Roman"/>
+          <w:kern w:val="0"/>
+          <w:sz w:val="24"/>
+          <w:szCs w:val="24"/>
+          <w:lang w:eastAsia="ru-RU"/>
+          <w14:ligatures w14:val="none"/>
+        </w:rPr>
+        <w:t>репозиторий</w:t>
       </w:r>
       <w:proofErr w:type="spellEnd"/>
       <w:r>
         <w:rPr>
-          <w:rFonts w:ascii="Courier New" w:eastAsia="Times New Roman" w:hAnsi="Courier New" w:cs="Courier New"/>
-          <w:kern w:val="0"/>
-          <w:sz w:val="20"/>
-          <w:szCs w:val="20"/>
-          <w:lang w:eastAsia="ru-RU"/>
-          <w14:ligatures w14:val="none"/>
-        </w:rPr>
-        <w:t xml:space="preserve"> .</w:t>
-      </w:r>
-      <w:proofErr w:type="gramEnd"/>
+          <w:rFonts w:ascii="Times New Roman" w:eastAsia="Times New Roman" w:hAnsi="Times New Roman" w:cs="Times New Roman"/>
+          <w:kern w:val="0"/>
+          <w:sz w:val="24"/>
+          <w:szCs w:val="24"/>
+          <w:lang w:eastAsia="ru-RU"/>
+          <w14:ligatures w14:val="none"/>
+        </w:rPr>
+        <w:t xml:space="preserve"> попадают:</w:t>
+      </w:r>
     </w:p>
     <w:p>
       <w:pPr>
@@ -3735,20 +3964,33 @@
           <w:kern w:val="0"/>
           <w:sz w:val="20"/>
           <w:szCs w:val="20"/>
-          <w:lang w:val="en-US" w:eastAsia="ru-RU"/>
-          <w14:ligatures w14:val="none"/>
-        </w:rPr>
-      </w:pPr>
-      <w:r>
-        <w:rPr>
-          <w:rFonts w:ascii="Courier New" w:eastAsia="Times New Roman" w:hAnsi="Courier New" w:cs="Courier New"/>
-          <w:kern w:val="0"/>
-          <w:sz w:val="20"/>
-          <w:szCs w:val="20"/>
-          <w:lang w:val="en-US" w:eastAsia="ru-RU"/>
-          <w14:ligatures w14:val="none"/>
-        </w:rPr>
-        <w:t>git commit -m "merge projects"</w:t>
+          <w:lang w:eastAsia="ru-RU"/>
+          <w14:ligatures w14:val="none"/>
+        </w:rPr>
+      </w:pPr>
+      <w:proofErr w:type="spellStart"/>
+      <w:r>
+        <w:rPr>
+          <w:rFonts w:ascii="Courier New" w:eastAsia="Times New Roman" w:hAnsi="Courier New" w:cs="Courier New"/>
+          <w:kern w:val="0"/>
+          <w:sz w:val="20"/>
+          <w:szCs w:val="20"/>
+          <w:lang w:eastAsia="ru-RU"/>
+          <w14:ligatures w14:val="none"/>
+        </w:rPr>
+        <w:t>bin</w:t>
+      </w:r>
+      <w:proofErr w:type="spellEnd"/>
+      <w:r>
+        <w:rPr>
+          <w:rFonts w:ascii="Courier New" w:eastAsia="Times New Roman" w:hAnsi="Courier New" w:cs="Courier New"/>
+          <w:kern w:val="0"/>
+          <w:sz w:val="20"/>
+          <w:szCs w:val="20"/>
+          <w:lang w:eastAsia="ru-RU"/>
+          <w14:ligatures w14:val="none"/>
+        </w:rPr>
+        <w:t>/</w:t>
       </w:r>
     </w:p>
     <w:p>
@@ -3791,7 +4033,7 @@
           <w:lang w:eastAsia="ru-RU"/>
           <w14:ligatures w14:val="none"/>
         </w:rPr>
-        <w:t>git</w:t>
+        <w:t>obj</w:t>
       </w:r>
       <w:proofErr w:type="spellEnd"/>
       <w:r>
@@ -3803,21 +4045,8 @@
           <w:lang w:eastAsia="ru-RU"/>
           <w14:ligatures w14:val="none"/>
         </w:rPr>
-        <w:t xml:space="preserve"> </w:t>
-      </w:r>
-      <w:proofErr w:type="spellStart"/>
-      <w:r>
-        <w:rPr>
-          <w:rFonts w:ascii="Courier New" w:eastAsia="Times New Roman" w:hAnsi="Courier New" w:cs="Courier New"/>
-          <w:kern w:val="0"/>
-          <w:sz w:val="20"/>
-          <w:szCs w:val="20"/>
-          <w:lang w:eastAsia="ru-RU"/>
-          <w14:ligatures w14:val="none"/>
-        </w:rPr>
-        <w:t>push</w:t>
-      </w:r>
-      <w:proofErr w:type="spellEnd"/>
+        <w:t>/</w:t>
+      </w:r>
     </w:p>
     <w:p>
       <w:pPr>
@@ -3841,7 +4070,7 @@
           <w14:ligatures w14:val="none"/>
         </w:rPr>
         <w:pict>
-          <v:rect id="_x0000_i1038" style="width:0;height:1.5pt" o:hralign="center" o:hrstd="t" o:hr="t" fillcolor="#a0a0a0" stroked="f"/>
+          <v:rect id="_x0000_i1099" style="width:0;height:1.5pt" o:hralign="center" o:hrstd="t" o:hr="t" fillcolor="#a0a0a0" stroked="f"/>
         </w:pict>
       </w:r>
     </w:p>
@@ -3856,13 +4085,13 @@
           <w:kern w:val="0"/>
           <w:sz w:val="36"/>
           <w:szCs w:val="36"/>
-          <w:lang w:val="en-US" w:eastAsia="ru-RU"/>
-          <w14:ligatures w14:val="none"/>
-        </w:rPr>
-      </w:pPr>
-      <w:r>
-        <w:rPr>
-          <w:rFonts w:ascii="Times New Roman" w:eastAsia="Times New Roman" w:hAnsi="Times New Roman" w:cs="Times New Roman"/>
+          <w:lang w:eastAsia="ru-RU"/>
+          <w14:ligatures w14:val="none"/>
+        </w:rPr>
+      </w:pPr>
+      <w:r>
+        <w:rPr>
+          <w:rFonts w:ascii="Segoe UI Symbol" w:eastAsia="Times New Roman" w:hAnsi="Segoe UI Symbol" w:cs="Segoe UI Symbol"/>
           <w:b/>
           <w:bCs/>
           <w:kern w:val="0"/>
@@ -3871,7 +4100,7 @@
           <w:lang w:eastAsia="ru-RU"/>
           <w14:ligatures w14:val="none"/>
         </w:rPr>
-        <w:t>Вариант</w:t>
+        <w:t>🔥</w:t>
       </w:r>
       <w:r>
         <w:rPr>
@@ -3881,62 +4110,58 @@
           <w:kern w:val="0"/>
           <w:sz w:val="36"/>
           <w:szCs w:val="36"/>
-          <w:lang w:val="en-US" w:eastAsia="ru-RU"/>
-          <w14:ligatures w14:val="none"/>
-        </w:rPr>
-        <w:t xml:space="preserve"> 2 (</w:t>
-      </w:r>
-      <w:r>
-        <w:rPr>
-          <w:rFonts w:ascii="Times New Roman" w:eastAsia="Times New Roman" w:hAnsi="Times New Roman" w:cs="Times New Roman"/>
-          <w:b/>
-          <w:bCs/>
-          <w:kern w:val="0"/>
-          <w:sz w:val="36"/>
-          <w:szCs w:val="36"/>
-          <w:lang w:eastAsia="ru-RU"/>
-          <w14:ligatures w14:val="none"/>
-        </w:rPr>
-        <w:t>правильный</w:t>
-      </w:r>
-      <w:r>
-        <w:rPr>
-          <w:rFonts w:ascii="Times New Roman" w:eastAsia="Times New Roman" w:hAnsi="Times New Roman" w:cs="Times New Roman"/>
-          <w:b/>
-          <w:bCs/>
-          <w:kern w:val="0"/>
-          <w:sz w:val="36"/>
-          <w:szCs w:val="36"/>
-          <w:lang w:val="en-US" w:eastAsia="ru-RU"/>
-          <w14:ligatures w14:val="none"/>
-        </w:rPr>
-        <w:t xml:space="preserve"> — </w:t>
-      </w:r>
-      <w:r>
-        <w:rPr>
-          <w:rFonts w:ascii="Times New Roman" w:eastAsia="Times New Roman" w:hAnsi="Times New Roman" w:cs="Times New Roman"/>
-          <w:b/>
-          <w:bCs/>
-          <w:kern w:val="0"/>
-          <w:sz w:val="36"/>
-          <w:szCs w:val="36"/>
-          <w:lang w:eastAsia="ru-RU"/>
-          <w14:ligatures w14:val="none"/>
-        </w:rPr>
-        <w:t>через</w:t>
-      </w:r>
-      <w:r>
-        <w:rPr>
-          <w:rFonts w:ascii="Times New Roman" w:eastAsia="Times New Roman" w:hAnsi="Times New Roman" w:cs="Times New Roman"/>
-          <w:b/>
-          <w:bCs/>
-          <w:kern w:val="0"/>
-          <w:sz w:val="36"/>
-          <w:szCs w:val="36"/>
-          <w:lang w:val="en-US" w:eastAsia="ru-RU"/>
-          <w14:ligatures w14:val="none"/>
-        </w:rPr>
-        <w:t xml:space="preserve"> remote)</w:t>
+          <w:lang w:eastAsia="ru-RU"/>
+          <w14:ligatures w14:val="none"/>
+        </w:rPr>
+        <w:t xml:space="preserve"> РЕШЕНИЕ (обязательно)</w:t>
+      </w:r>
+    </w:p>
+    <w:p>
+      <w:pPr>
+        <w:spacing w:before="100" w:beforeAutospacing="1" w:after="100" w:afterAutospacing="1" w:line="240" w:lineRule="auto"/>
+        <w:rPr>
+          <w:rFonts w:ascii="Times New Roman" w:eastAsia="Times New Roman" w:hAnsi="Times New Roman" w:cs="Times New Roman"/>
+          <w:kern w:val="0"/>
+          <w:sz w:val="24"/>
+          <w:szCs w:val="24"/>
+          <w:lang w:eastAsia="ru-RU"/>
+          <w14:ligatures w14:val="none"/>
+        </w:rPr>
+      </w:pPr>
+      <w:r>
+        <w:rPr>
+          <w:rFonts w:ascii="Times New Roman" w:eastAsia="Times New Roman" w:hAnsi="Times New Roman" w:cs="Times New Roman"/>
+          <w:kern w:val="0"/>
+          <w:sz w:val="24"/>
+          <w:szCs w:val="24"/>
+          <w:lang w:eastAsia="ru-RU"/>
+          <w14:ligatures w14:val="none"/>
+        </w:rPr>
+        <w:t xml:space="preserve">Удаляем из </w:t>
+      </w:r>
+      <w:proofErr w:type="spellStart"/>
+      <w:r>
+        <w:rPr>
+          <w:rFonts w:ascii="Times New Roman" w:eastAsia="Times New Roman" w:hAnsi="Times New Roman" w:cs="Times New Roman"/>
+          <w:kern w:val="0"/>
+          <w:sz w:val="24"/>
+          <w:szCs w:val="24"/>
+          <w:lang w:eastAsia="ru-RU"/>
+          <w14:ligatures w14:val="none"/>
+        </w:rPr>
+        <w:t>Git</w:t>
+      </w:r>
+      <w:proofErr w:type="spellEnd"/>
+      <w:r>
+        <w:rPr>
+          <w:rFonts w:ascii="Times New Roman" w:eastAsia="Times New Roman" w:hAnsi="Times New Roman" w:cs="Times New Roman"/>
+          <w:kern w:val="0"/>
+          <w:sz w:val="24"/>
+          <w:szCs w:val="24"/>
+          <w:lang w:eastAsia="ru-RU"/>
+          <w14:ligatures w14:val="none"/>
+        </w:rPr>
+        <w:t>, но НЕ с диска:</w:t>
       </w:r>
     </w:p>
     <w:p>
@@ -3978,7 +4203,8 @@
           <w:lang w:val="en-US" w:eastAsia="ru-RU"/>
           <w14:ligatures w14:val="none"/>
         </w:rPr>
-        <w:t>git remote add other https://github.com/USER/OTHER_REPO.git</w:t>
+        <w:lastRenderedPageBreak/>
+        <w:t>git rm -r --cached **/bin</w:t>
       </w:r>
     </w:p>
     <w:p>
@@ -4020,8 +4246,75 @@
           <w:lang w:val="en-US" w:eastAsia="ru-RU"/>
           <w14:ligatures w14:val="none"/>
         </w:rPr>
-        <w:lastRenderedPageBreak/>
-        <w:t>git fetch other</w:t>
+        <w:t>git rm -r --cached **/obj</w:t>
+      </w:r>
+    </w:p>
+    <w:p>
+      <w:pPr>
+        <w:spacing w:after="0" w:line="240" w:lineRule="auto"/>
+        <w:rPr>
+          <w:rFonts w:ascii="Times New Roman" w:eastAsia="Times New Roman" w:hAnsi="Times New Roman" w:cs="Times New Roman"/>
+          <w:kern w:val="0"/>
+          <w:sz w:val="24"/>
+          <w:szCs w:val="24"/>
+          <w:lang w:eastAsia="ru-RU"/>
+          <w14:ligatures w14:val="none"/>
+        </w:rPr>
+      </w:pPr>
+      <w:r>
+        <w:rPr>
+          <w:rFonts w:ascii="Times New Roman" w:eastAsia="Times New Roman" w:hAnsi="Times New Roman" w:cs="Times New Roman"/>
+          <w:kern w:val="0"/>
+          <w:sz w:val="24"/>
+          <w:szCs w:val="24"/>
+          <w:lang w:eastAsia="ru-RU"/>
+          <w14:ligatures w14:val="none"/>
+        </w:rPr>
+        <w:pict>
+          <v:rect id="_x0000_i1100" style="width:0;height:1.5pt" o:hralign="center" o:hrstd="t" o:hr="t" fillcolor="#a0a0a0" stroked="f"/>
+        </w:pict>
+      </w:r>
+    </w:p>
+    <w:p>
+      <w:pPr>
+        <w:spacing w:before="100" w:beforeAutospacing="1" w:after="100" w:afterAutospacing="1" w:line="240" w:lineRule="auto"/>
+        <w:outlineLvl w:val="1"/>
+        <w:rPr>
+          <w:rFonts w:ascii="Times New Roman" w:eastAsia="Times New Roman" w:hAnsi="Times New Roman" w:cs="Times New Roman"/>
+          <w:b/>
+          <w:bCs/>
+          <w:kern w:val="0"/>
+          <w:sz w:val="36"/>
+          <w:szCs w:val="36"/>
+          <w:lang w:val="en-US" w:eastAsia="ru-RU"/>
+          <w14:ligatures w14:val="none"/>
+        </w:rPr>
+      </w:pPr>
+      <w:r>
+        <w:rPr>
+          <w:rFonts w:ascii="Times New Roman" w:eastAsia="Times New Roman" w:hAnsi="Times New Roman" w:cs="Times New Roman"/>
+          <w:b/>
+          <w:bCs/>
+          <w:kern w:val="0"/>
+          <w:sz w:val="36"/>
+          <w:szCs w:val="36"/>
+          <w:lang w:eastAsia="ru-RU"/>
+          <w14:ligatures w14:val="none"/>
+        </w:rPr>
+        <w:t>Затем</w:t>
+      </w:r>
+      <w:r>
+        <w:rPr>
+          <w:rFonts w:ascii="Times New Roman" w:eastAsia="Times New Roman" w:hAnsi="Times New Roman" w:cs="Times New Roman"/>
+          <w:b/>
+          <w:bCs/>
+          <w:kern w:val="0"/>
+          <w:sz w:val="36"/>
+          <w:szCs w:val="36"/>
+          <w:lang w:val="en-US" w:eastAsia="ru-RU"/>
+          <w14:ligatures w14:val="none"/>
+        </w:rPr>
+        <w:t>:</w:t>
       </w:r>
     </w:p>
     <w:p>
@@ -4050,199 +4343,20 @@
           <w:kern w:val="0"/>
           <w:sz w:val="20"/>
           <w:szCs w:val="20"/>
-          <w:lang w:eastAsia="ru-RU"/>
-          <w14:ligatures w14:val="none"/>
-        </w:rPr>
-      </w:pPr>
-      <w:proofErr w:type="spellStart"/>
-      <w:r>
-        <w:rPr>
-          <w:rFonts w:ascii="Courier New" w:eastAsia="Times New Roman" w:hAnsi="Courier New" w:cs="Courier New"/>
-          <w:kern w:val="0"/>
-          <w:sz w:val="20"/>
-          <w:szCs w:val="20"/>
-          <w:lang w:eastAsia="ru-RU"/>
-          <w14:ligatures w14:val="none"/>
-        </w:rPr>
-        <w:t>git</w:t>
-      </w:r>
-      <w:proofErr w:type="spellEnd"/>
-      <w:r>
-        <w:rPr>
-          <w:rFonts w:ascii="Courier New" w:eastAsia="Times New Roman" w:hAnsi="Courier New" w:cs="Courier New"/>
-          <w:kern w:val="0"/>
-          <w:sz w:val="20"/>
-          <w:szCs w:val="20"/>
-          <w:lang w:eastAsia="ru-RU"/>
-          <w14:ligatures w14:val="none"/>
-        </w:rPr>
-        <w:t xml:space="preserve"> </w:t>
-      </w:r>
-      <w:proofErr w:type="spellStart"/>
-      <w:r>
-        <w:rPr>
-          <w:rFonts w:ascii="Courier New" w:eastAsia="Times New Roman" w:hAnsi="Courier New" w:cs="Courier New"/>
-          <w:kern w:val="0"/>
-          <w:sz w:val="20"/>
-          <w:szCs w:val="20"/>
-          <w:lang w:eastAsia="ru-RU"/>
-          <w14:ligatures w14:val="none"/>
-        </w:rPr>
-        <w:t>merge</w:t>
-      </w:r>
-      <w:proofErr w:type="spellEnd"/>
-      <w:r>
-        <w:rPr>
-          <w:rFonts w:ascii="Courier New" w:eastAsia="Times New Roman" w:hAnsi="Courier New" w:cs="Courier New"/>
-          <w:kern w:val="0"/>
-          <w:sz w:val="20"/>
-          <w:szCs w:val="20"/>
-          <w:lang w:eastAsia="ru-RU"/>
-          <w14:ligatures w14:val="none"/>
-        </w:rPr>
-        <w:t xml:space="preserve"> </w:t>
-      </w:r>
-      <w:proofErr w:type="spellStart"/>
-      <w:r>
-        <w:rPr>
-          <w:rFonts w:ascii="Courier New" w:eastAsia="Times New Roman" w:hAnsi="Courier New" w:cs="Courier New"/>
-          <w:kern w:val="0"/>
-          <w:sz w:val="20"/>
-          <w:szCs w:val="20"/>
-          <w:lang w:eastAsia="ru-RU"/>
-          <w14:ligatures w14:val="none"/>
-        </w:rPr>
-        <w:t>other</w:t>
-      </w:r>
-      <w:proofErr w:type="spellEnd"/>
-      <w:r>
-        <w:rPr>
-          <w:rFonts w:ascii="Courier New" w:eastAsia="Times New Roman" w:hAnsi="Courier New" w:cs="Courier New"/>
-          <w:kern w:val="0"/>
-          <w:sz w:val="20"/>
-          <w:szCs w:val="20"/>
-          <w:lang w:eastAsia="ru-RU"/>
-          <w14:ligatures w14:val="none"/>
-        </w:rPr>
-        <w:t>/</w:t>
-      </w:r>
-      <w:proofErr w:type="spellStart"/>
-      <w:r>
-        <w:rPr>
-          <w:rFonts w:ascii="Courier New" w:eastAsia="Times New Roman" w:hAnsi="Courier New" w:cs="Courier New"/>
-          <w:kern w:val="0"/>
-          <w:sz w:val="20"/>
-          <w:szCs w:val="20"/>
-          <w:lang w:eastAsia="ru-RU"/>
-          <w14:ligatures w14:val="none"/>
-        </w:rPr>
-        <w:t>main</w:t>
-      </w:r>
-      <w:proofErr w:type="spellEnd"/>
-    </w:p>
-    <w:p>
-      <w:pPr>
-        <w:spacing w:after="0" w:line="240" w:lineRule="auto"/>
-        <w:rPr>
-          <w:rFonts w:ascii="Times New Roman" w:eastAsia="Times New Roman" w:hAnsi="Times New Roman" w:cs="Times New Roman"/>
-          <w:kern w:val="0"/>
-          <w:sz w:val="24"/>
-          <w:szCs w:val="24"/>
-          <w:lang w:eastAsia="ru-RU"/>
-          <w14:ligatures w14:val="none"/>
-        </w:rPr>
-      </w:pPr>
-      <w:r>
-        <w:rPr>
-          <w:rFonts w:ascii="Times New Roman" w:eastAsia="Times New Roman" w:hAnsi="Times New Roman" w:cs="Times New Roman"/>
-          <w:kern w:val="0"/>
-          <w:sz w:val="24"/>
-          <w:szCs w:val="24"/>
-          <w:lang w:eastAsia="ru-RU"/>
-          <w14:ligatures w14:val="none"/>
-        </w:rPr>
-        <w:pict>
-          <v:rect id="_x0000_i1039" style="width:0;height:1.5pt" o:hralign="center" o:hrstd="t" o:hr="t" fillcolor="#a0a0a0" stroked="f"/>
-        </w:pict>
-      </w:r>
-    </w:p>
-    <w:p>
-      <w:pPr>
-        <w:spacing w:before="100" w:beforeAutospacing="1" w:after="100" w:afterAutospacing="1" w:line="240" w:lineRule="auto"/>
-        <w:outlineLvl w:val="1"/>
-        <w:rPr>
-          <w:rFonts w:ascii="Times New Roman" w:eastAsia="Times New Roman" w:hAnsi="Times New Roman" w:cs="Times New Roman"/>
-          <w:b/>
-          <w:bCs/>
-          <w:kern w:val="0"/>
-          <w:sz w:val="36"/>
-          <w:szCs w:val="36"/>
-          <w:lang w:eastAsia="ru-RU"/>
-          <w14:ligatures w14:val="none"/>
-        </w:rPr>
-      </w:pPr>
-      <w:r>
-        <w:rPr>
-          <w:rFonts w:ascii="Segoe UI Symbol" w:eastAsia="Times New Roman" w:hAnsi="Segoe UI Symbol" w:cs="Segoe UI Symbol"/>
-          <w:b/>
-          <w:bCs/>
-          <w:kern w:val="0"/>
-          <w:sz w:val="36"/>
-          <w:szCs w:val="36"/>
-          <w:lang w:eastAsia="ru-RU"/>
-          <w14:ligatures w14:val="none"/>
-        </w:rPr>
-        <w:t>⚠️</w:t>
-      </w:r>
-      <w:r>
-        <w:rPr>
-          <w:rFonts w:ascii="Times New Roman" w:eastAsia="Times New Roman" w:hAnsi="Times New Roman" w:cs="Times New Roman"/>
-          <w:b/>
-          <w:bCs/>
-          <w:kern w:val="0"/>
-          <w:sz w:val="36"/>
-          <w:szCs w:val="36"/>
-          <w:lang w:eastAsia="ru-RU"/>
-          <w14:ligatures w14:val="none"/>
-        </w:rPr>
-        <w:t xml:space="preserve"> Возможны конфликты</w:t>
-      </w:r>
-    </w:p>
-    <w:p>
-      <w:pPr>
-        <w:spacing w:before="100" w:beforeAutospacing="1" w:after="100" w:afterAutospacing="1" w:line="240" w:lineRule="auto"/>
-        <w:rPr>
-          <w:rFonts w:ascii="Times New Roman" w:eastAsia="Times New Roman" w:hAnsi="Times New Roman" w:cs="Times New Roman"/>
-          <w:kern w:val="0"/>
-          <w:sz w:val="24"/>
-          <w:szCs w:val="24"/>
-          <w:lang w:eastAsia="ru-RU"/>
-          <w14:ligatures w14:val="none"/>
-        </w:rPr>
-      </w:pPr>
-      <w:proofErr w:type="spellStart"/>
-      <w:r>
-        <w:rPr>
-          <w:rFonts w:ascii="Times New Roman" w:eastAsia="Times New Roman" w:hAnsi="Times New Roman" w:cs="Times New Roman"/>
-          <w:kern w:val="0"/>
-          <w:sz w:val="24"/>
-          <w:szCs w:val="24"/>
-          <w:lang w:eastAsia="ru-RU"/>
-          <w14:ligatures w14:val="none"/>
-        </w:rPr>
-        <w:t>Git</w:t>
-      </w:r>
-      <w:proofErr w:type="spellEnd"/>
-      <w:r>
-        <w:rPr>
-          <w:rFonts w:ascii="Times New Roman" w:eastAsia="Times New Roman" w:hAnsi="Times New Roman" w:cs="Times New Roman"/>
-          <w:kern w:val="0"/>
-          <w:sz w:val="24"/>
-          <w:szCs w:val="24"/>
-          <w:lang w:eastAsia="ru-RU"/>
-          <w14:ligatures w14:val="none"/>
-        </w:rPr>
-        <w:t xml:space="preserve"> покажет:</w:t>
+          <w:lang w:val="en-US" w:eastAsia="ru-RU"/>
+          <w14:ligatures w14:val="none"/>
+        </w:rPr>
+      </w:pPr>
+      <w:r>
+        <w:rPr>
+          <w:rFonts w:ascii="Courier New" w:eastAsia="Times New Roman" w:hAnsi="Courier New" w:cs="Courier New"/>
+          <w:kern w:val="0"/>
+          <w:sz w:val="20"/>
+          <w:szCs w:val="20"/>
+          <w:lang w:val="en-US" w:eastAsia="ru-RU"/>
+          <w14:ligatures w14:val="none"/>
+        </w:rPr>
+        <w:t>git commit -m "Remove build folders from repo"</w:t>
       </w:r>
     </w:p>
     <w:p>
@@ -4275,52 +4389,43 @@
           <w14:ligatures w14:val="none"/>
         </w:rPr>
       </w:pPr>
-      <w:r>
-        <w:rPr>
-          <w:rFonts w:ascii="Courier New" w:eastAsia="Times New Roman" w:hAnsi="Courier New" w:cs="Courier New"/>
-          <w:kern w:val="0"/>
-          <w:sz w:val="20"/>
-          <w:szCs w:val="20"/>
-          <w:lang w:eastAsia="ru-RU"/>
-          <w14:ligatures w14:val="none"/>
-        </w:rPr>
-        <w:t>CONFLICT</w:t>
-      </w:r>
-    </w:p>
-    <w:p>
-      <w:pPr>
-        <w:spacing w:before="100" w:beforeAutospacing="1" w:after="100" w:afterAutospacing="1" w:line="240" w:lineRule="auto"/>
-        <w:rPr>
-          <w:rFonts w:ascii="Times New Roman" w:eastAsia="Times New Roman" w:hAnsi="Times New Roman" w:cs="Times New Roman"/>
-          <w:kern w:val="0"/>
-          <w:sz w:val="24"/>
-          <w:szCs w:val="24"/>
-          <w:lang w:eastAsia="ru-RU"/>
-          <w14:ligatures w14:val="none"/>
-        </w:rPr>
-      </w:pPr>
-      <w:r>
-        <w:rPr>
-          <w:rFonts w:ascii="Segoe UI Symbol" w:eastAsia="Times New Roman" w:hAnsi="Segoe UI Symbol" w:cs="Segoe UI Symbol"/>
-          <w:kern w:val="0"/>
-          <w:sz w:val="24"/>
-          <w:szCs w:val="24"/>
-          <w:lang w:eastAsia="ru-RU"/>
-          <w14:ligatures w14:val="none"/>
-        </w:rPr>
-        <w:t>👉</w:t>
-      </w:r>
-      <w:r>
-        <w:rPr>
-          <w:rFonts w:ascii="Times New Roman" w:eastAsia="Times New Roman" w:hAnsi="Times New Roman" w:cs="Times New Roman"/>
-          <w:kern w:val="0"/>
-          <w:sz w:val="24"/>
-          <w:szCs w:val="24"/>
-          <w:lang w:eastAsia="ru-RU"/>
-          <w14:ligatures w14:val="none"/>
-        </w:rPr>
-        <w:t xml:space="preserve"> нужно вручную исправить файлы</w:t>
-      </w:r>
+      <w:proofErr w:type="spellStart"/>
+      <w:r>
+        <w:rPr>
+          <w:rFonts w:ascii="Courier New" w:eastAsia="Times New Roman" w:hAnsi="Courier New" w:cs="Courier New"/>
+          <w:kern w:val="0"/>
+          <w:sz w:val="20"/>
+          <w:szCs w:val="20"/>
+          <w:lang w:eastAsia="ru-RU"/>
+          <w14:ligatures w14:val="none"/>
+        </w:rPr>
+        <w:t>git</w:t>
+      </w:r>
+      <w:proofErr w:type="spellEnd"/>
+      <w:r>
+        <w:rPr>
+          <w:rFonts w:ascii="Courier New" w:eastAsia="Times New Roman" w:hAnsi="Courier New" w:cs="Courier New"/>
+          <w:kern w:val="0"/>
+          <w:sz w:val="20"/>
+          <w:szCs w:val="20"/>
+          <w:lang w:eastAsia="ru-RU"/>
+          <w14:ligatures w14:val="none"/>
+        </w:rPr>
+        <w:t xml:space="preserve"> </w:t>
+      </w:r>
+      <w:proofErr w:type="spellStart"/>
+      <w:r>
+        <w:rPr>
+          <w:rFonts w:ascii="Courier New" w:eastAsia="Times New Roman" w:hAnsi="Courier New" w:cs="Courier New"/>
+          <w:kern w:val="0"/>
+          <w:sz w:val="20"/>
+          <w:szCs w:val="20"/>
+          <w:lang w:eastAsia="ru-RU"/>
+          <w14:ligatures w14:val="none"/>
+        </w:rPr>
+        <w:t>push</w:t>
+      </w:r>
+      <w:proofErr w:type="spellEnd"/>
     </w:p>
     <w:p>
       <w:pPr>
@@ -4344,75 +4449,7 @@
           <w14:ligatures w14:val="none"/>
         </w:rPr>
         <w:pict>
-          <v:rect id="_x0000_i1040" style="width:0;height:1.5pt" o:hralign="center" o:hrstd="t" o:hr="t" fillcolor="#a0a0a0" stroked="f"/>
-        </w:pict>
-      </w:r>
-    </w:p>
-    <w:p>
-      <w:pPr>
-        <w:spacing w:before="100" w:beforeAutospacing="1" w:after="100" w:afterAutospacing="1" w:line="240" w:lineRule="auto"/>
-        <w:outlineLvl w:val="0"/>
-        <w:rPr>
-          <w:rFonts w:ascii="Times New Roman" w:eastAsia="Times New Roman" w:hAnsi="Times New Roman" w:cs="Times New Roman"/>
-          <w:b/>
-          <w:bCs/>
-          <w:kern w:val="36"/>
-          <w:sz w:val="48"/>
-          <w:szCs w:val="48"/>
-          <w:lang w:eastAsia="ru-RU"/>
-          <w14:ligatures w14:val="none"/>
-        </w:rPr>
-      </w:pPr>
-      <w:r>
-        <w:rPr>
-          <w:rFonts w:ascii="Segoe UI Symbol" w:eastAsia="Times New Roman" w:hAnsi="Segoe UI Symbol" w:cs="Segoe UI Symbol"/>
-          <w:b/>
-          <w:bCs/>
-          <w:kern w:val="36"/>
-          <w:sz w:val="48"/>
-          <w:szCs w:val="48"/>
-          <w:lang w:eastAsia="ru-RU"/>
-          <w14:ligatures w14:val="none"/>
-        </w:rPr>
-        <w:t>🔄</w:t>
-      </w:r>
-      <w:r>
-        <w:rPr>
-          <w:rFonts w:ascii="Times New Roman" w:eastAsia="Times New Roman" w:hAnsi="Times New Roman" w:cs="Times New Roman"/>
-          <w:b/>
-          <w:bCs/>
-          <w:kern w:val="36"/>
-          <w:sz w:val="48"/>
-          <w:szCs w:val="48"/>
-          <w:lang w:eastAsia="ru-RU"/>
-          <w14:ligatures w14:val="none"/>
-        </w:rPr>
-        <w:t xml:space="preserve"> 6. Перенос проекта на другой компьютер</w:t>
-      </w:r>
-    </w:p>
-    <w:p>
-      <w:pPr>
-        <w:spacing w:after="0" w:line="240" w:lineRule="auto"/>
-        <w:rPr>
-          <w:rFonts w:ascii="Times New Roman" w:eastAsia="Times New Roman" w:hAnsi="Times New Roman" w:cs="Times New Roman"/>
-          <w:kern w:val="0"/>
-          <w:sz w:val="24"/>
-          <w:szCs w:val="24"/>
-          <w:lang w:eastAsia="ru-RU"/>
-          <w14:ligatures w14:val="none"/>
-        </w:rPr>
-      </w:pPr>
-      <w:r>
-        <w:rPr>
-          <w:rFonts w:ascii="Times New Roman" w:eastAsia="Times New Roman" w:hAnsi="Times New Roman" w:cs="Times New Roman"/>
-          <w:kern w:val="0"/>
-          <w:sz w:val="24"/>
-          <w:szCs w:val="24"/>
-          <w:lang w:eastAsia="ru-RU"/>
-          <w14:ligatures w14:val="none"/>
-        </w:rPr>
-        <w:pict>
-          <v:rect id="_x0000_i1041" style="width:0;height:1.5pt" o:hralign="center" o:hrstd="t" o:hr="t" fillcolor="#a0a0a0" stroked="f"/>
+          <v:rect id="_x0000_i1101" style="width:0;height:1.5pt" o:hralign="center" o:hrstd="t" o:hr="t" fillcolor="#a0a0a0" stroked="f"/>
         </w:pict>
       </w:r>
     </w:p>
@@ -4427,46 +4464,61 @@
           <w:kern w:val="0"/>
           <w:sz w:val="36"/>
           <w:szCs w:val="36"/>
-          <w:lang w:eastAsia="ru-RU"/>
-          <w14:ligatures w14:val="none"/>
-        </w:rPr>
-      </w:pPr>
-      <w:r>
-        <w:rPr>
-          <w:rFonts w:ascii="Times New Roman" w:eastAsia="Times New Roman" w:hAnsi="Times New Roman" w:cs="Times New Roman"/>
+          <w:lang w:val="en-US" w:eastAsia="ru-RU"/>
+          <w14:ligatures w14:val="none"/>
+        </w:rPr>
+      </w:pPr>
+      <w:r>
+        <w:rPr>
+          <w:rFonts w:ascii="Segoe UI Symbol" w:eastAsia="Times New Roman" w:hAnsi="Segoe UI Symbol" w:cs="Segoe UI Symbol"/>
           <w:b/>
           <w:bCs/>
           <w:kern w:val="0"/>
           <w:sz w:val="36"/>
           <w:szCs w:val="36"/>
-          <w:lang w:eastAsia="ru-RU"/>
-          <w14:ligatures w14:val="none"/>
-        </w:rPr>
-        <w:t>Вариант A (правильный)</w:t>
-      </w:r>
-    </w:p>
-    <w:p>
-      <w:pPr>
-        <w:spacing w:before="100" w:beforeAutospacing="1" w:after="100" w:afterAutospacing="1" w:line="240" w:lineRule="auto"/>
-        <w:rPr>
-          <w:rFonts w:ascii="Times New Roman" w:eastAsia="Times New Roman" w:hAnsi="Times New Roman" w:cs="Times New Roman"/>
-          <w:kern w:val="0"/>
-          <w:sz w:val="24"/>
-          <w:szCs w:val="24"/>
-          <w:lang w:eastAsia="ru-RU"/>
-          <w14:ligatures w14:val="none"/>
-        </w:rPr>
-      </w:pPr>
-      <w:r>
-        <w:rPr>
-          <w:rFonts w:ascii="Times New Roman" w:eastAsia="Times New Roman" w:hAnsi="Times New Roman" w:cs="Times New Roman"/>
-          <w:kern w:val="0"/>
-          <w:sz w:val="24"/>
-          <w:szCs w:val="24"/>
-          <w:lang w:eastAsia="ru-RU"/>
-          <w14:ligatures w14:val="none"/>
-        </w:rPr>
-        <w:t>На новом ПК:</w:t>
+          <w:lang w:val="en-US" w:eastAsia="ru-RU"/>
+          <w14:ligatures w14:val="none"/>
+        </w:rPr>
+        <w:t>✅</w:t>
+      </w:r>
+      <w:r>
+        <w:rPr>
+          <w:rFonts w:ascii="Times New Roman" w:eastAsia="Times New Roman" w:hAnsi="Times New Roman" w:cs="Times New Roman"/>
+          <w:b/>
+          <w:bCs/>
+          <w:kern w:val="0"/>
+          <w:sz w:val="36"/>
+          <w:szCs w:val="36"/>
+          <w:lang w:val="en-US" w:eastAsia="ru-RU"/>
+          <w14:ligatures w14:val="none"/>
+        </w:rPr>
+        <w:t xml:space="preserve"> </w:t>
+      </w:r>
+      <w:r>
+        <w:rPr>
+          <w:rFonts w:ascii="Times New Roman" w:eastAsia="Times New Roman" w:hAnsi="Times New Roman" w:cs="Times New Roman"/>
+          <w:b/>
+          <w:bCs/>
+          <w:kern w:val="0"/>
+          <w:sz w:val="36"/>
+          <w:szCs w:val="36"/>
+          <w:lang w:eastAsia="ru-RU"/>
+          <w14:ligatures w14:val="none"/>
+        </w:rPr>
+        <w:t>Правильный</w:t>
+      </w:r>
+      <w:r>
+        <w:rPr>
+          <w:rFonts w:ascii="Times New Roman" w:eastAsia="Times New Roman" w:hAnsi="Times New Roman" w:cs="Times New Roman"/>
+          <w:b/>
+          <w:bCs/>
+          <w:kern w:val="0"/>
+          <w:sz w:val="36"/>
+          <w:szCs w:val="36"/>
+          <w:lang w:val="en-US" w:eastAsia="ru-RU"/>
+          <w14:ligatures w14:val="none"/>
+        </w:rPr>
+        <w:t xml:space="preserve"> .gitignore</w:t>
       </w:r>
     </w:p>
     <w:p>
@@ -4508,218 +4560,7 @@
           <w:lang w:val="en-US" w:eastAsia="ru-RU"/>
           <w14:ligatures w14:val="none"/>
         </w:rPr>
-        <w:t>git clone https://github.com/USER/REPO.git</w:t>
-      </w:r>
-    </w:p>
-    <w:p>
-      <w:pPr>
-        <w:spacing w:after="0" w:line="240" w:lineRule="auto"/>
-        <w:rPr>
-          <w:rFonts w:ascii="Times New Roman" w:eastAsia="Times New Roman" w:hAnsi="Times New Roman" w:cs="Times New Roman"/>
-          <w:kern w:val="0"/>
-          <w:sz w:val="24"/>
-          <w:szCs w:val="24"/>
-          <w:lang w:eastAsia="ru-RU"/>
-          <w14:ligatures w14:val="none"/>
-        </w:rPr>
-      </w:pPr>
-      <w:r>
-        <w:rPr>
-          <w:rFonts w:ascii="Times New Roman" w:eastAsia="Times New Roman" w:hAnsi="Times New Roman" w:cs="Times New Roman"/>
-          <w:kern w:val="0"/>
-          <w:sz w:val="24"/>
-          <w:szCs w:val="24"/>
-          <w:lang w:eastAsia="ru-RU"/>
-          <w14:ligatures w14:val="none"/>
-        </w:rPr>
-        <w:pict>
-          <v:rect id="_x0000_i1042" style="width:0;height:1.5pt" o:hralign="center" o:hrstd="t" o:hr="t" fillcolor="#a0a0a0" stroked="f"/>
-        </w:pict>
-      </w:r>
-    </w:p>
-    <w:p>
-      <w:pPr>
-        <w:spacing w:before="100" w:beforeAutospacing="1" w:after="100" w:afterAutospacing="1" w:line="240" w:lineRule="auto"/>
-        <w:outlineLvl w:val="1"/>
-        <w:rPr>
-          <w:rFonts w:ascii="Times New Roman" w:eastAsia="Times New Roman" w:hAnsi="Times New Roman" w:cs="Times New Roman"/>
-          <w:b/>
-          <w:bCs/>
-          <w:kern w:val="0"/>
-          <w:sz w:val="36"/>
-          <w:szCs w:val="36"/>
-          <w:lang w:eastAsia="ru-RU"/>
-          <w14:ligatures w14:val="none"/>
-        </w:rPr>
-      </w:pPr>
-      <w:r>
-        <w:rPr>
-          <w:rFonts w:ascii="Times New Roman" w:eastAsia="Times New Roman" w:hAnsi="Times New Roman" w:cs="Times New Roman"/>
-          <w:b/>
-          <w:bCs/>
-          <w:kern w:val="0"/>
-          <w:sz w:val="36"/>
-          <w:szCs w:val="36"/>
-          <w:lang w:eastAsia="ru-RU"/>
-          <w14:ligatures w14:val="none"/>
-        </w:rPr>
-        <w:t xml:space="preserve">Вариант B (через </w:t>
-      </w:r>
-      <w:proofErr w:type="spellStart"/>
-      <w:r>
-        <w:rPr>
-          <w:rFonts w:ascii="Times New Roman" w:eastAsia="Times New Roman" w:hAnsi="Times New Roman" w:cs="Times New Roman"/>
-          <w:b/>
-          <w:bCs/>
-          <w:kern w:val="0"/>
-          <w:sz w:val="36"/>
-          <w:szCs w:val="36"/>
-          <w:lang w:eastAsia="ru-RU"/>
-          <w14:ligatures w14:val="none"/>
-        </w:rPr>
-        <w:t>флешку</w:t>
-      </w:r>
-      <w:proofErr w:type="spellEnd"/>
-      <w:r>
-        <w:rPr>
-          <w:rFonts w:ascii="Times New Roman" w:eastAsia="Times New Roman" w:hAnsi="Times New Roman" w:cs="Times New Roman"/>
-          <w:b/>
-          <w:bCs/>
-          <w:kern w:val="0"/>
-          <w:sz w:val="36"/>
-          <w:szCs w:val="36"/>
-          <w:lang w:eastAsia="ru-RU"/>
-          <w14:ligatures w14:val="none"/>
-        </w:rPr>
-        <w:t>)</w:t>
-      </w:r>
-    </w:p>
-    <w:p>
-      <w:pPr>
-        <w:numPr>
-          <w:ilvl w:val="0"/>
-          <w:numId w:val="7"/>
-        </w:numPr>
-        <w:spacing w:before="100" w:beforeAutospacing="1" w:after="100" w:afterAutospacing="1" w:line="240" w:lineRule="auto"/>
-        <w:rPr>
-          <w:rFonts w:ascii="Times New Roman" w:eastAsia="Times New Roman" w:hAnsi="Times New Roman" w:cs="Times New Roman"/>
-          <w:kern w:val="0"/>
-          <w:sz w:val="24"/>
-          <w:szCs w:val="24"/>
-          <w:lang w:eastAsia="ru-RU"/>
-          <w14:ligatures w14:val="none"/>
-        </w:rPr>
-      </w:pPr>
-      <w:r>
-        <w:rPr>
-          <w:rFonts w:ascii="Times New Roman" w:eastAsia="Times New Roman" w:hAnsi="Times New Roman" w:cs="Times New Roman"/>
-          <w:kern w:val="0"/>
-          <w:sz w:val="24"/>
-          <w:szCs w:val="24"/>
-          <w:lang w:eastAsia="ru-RU"/>
-          <w14:ligatures w14:val="none"/>
-        </w:rPr>
-        <w:t xml:space="preserve">Скопировать папку (вместе </w:t>
-      </w:r>
-      <w:proofErr w:type="gramStart"/>
-      <w:r>
-        <w:rPr>
-          <w:rFonts w:ascii="Times New Roman" w:eastAsia="Times New Roman" w:hAnsi="Times New Roman" w:cs="Times New Roman"/>
-          <w:kern w:val="0"/>
-          <w:sz w:val="24"/>
-          <w:szCs w:val="24"/>
-          <w:lang w:eastAsia="ru-RU"/>
-          <w14:ligatures w14:val="none"/>
-        </w:rPr>
-        <w:t xml:space="preserve">с </w:t>
-      </w:r>
-      <w:r>
-        <w:rPr>
-          <w:rFonts w:ascii="Courier New" w:eastAsia="Times New Roman" w:hAnsi="Courier New" w:cs="Courier New"/>
-          <w:kern w:val="0"/>
-          <w:sz w:val="20"/>
-          <w:szCs w:val="20"/>
-          <w:lang w:eastAsia="ru-RU"/>
-          <w14:ligatures w14:val="none"/>
-        </w:rPr>
-        <w:t>.</w:t>
-      </w:r>
-      <w:proofErr w:type="spellStart"/>
-      <w:r>
-        <w:rPr>
-          <w:rFonts w:ascii="Courier New" w:eastAsia="Times New Roman" w:hAnsi="Courier New" w:cs="Courier New"/>
-          <w:kern w:val="0"/>
-          <w:sz w:val="20"/>
-          <w:szCs w:val="20"/>
-          <w:lang w:eastAsia="ru-RU"/>
-          <w14:ligatures w14:val="none"/>
-        </w:rPr>
-        <w:t>git</w:t>
-      </w:r>
-      <w:proofErr w:type="spellEnd"/>
-      <w:proofErr w:type="gramEnd"/>
-      <w:r>
-        <w:rPr>
-          <w:rFonts w:ascii="Times New Roman" w:eastAsia="Times New Roman" w:hAnsi="Times New Roman" w:cs="Times New Roman"/>
-          <w:kern w:val="0"/>
-          <w:sz w:val="24"/>
-          <w:szCs w:val="24"/>
-          <w:lang w:eastAsia="ru-RU"/>
-          <w14:ligatures w14:val="none"/>
-        </w:rPr>
-        <w:t>)</w:t>
-      </w:r>
-    </w:p>
-    <w:p>
-      <w:pPr>
-        <w:numPr>
-          <w:ilvl w:val="0"/>
-          <w:numId w:val="7"/>
-        </w:numPr>
-        <w:spacing w:before="100" w:beforeAutospacing="1" w:after="100" w:afterAutospacing="1" w:line="240" w:lineRule="auto"/>
-        <w:rPr>
-          <w:rFonts w:ascii="Times New Roman" w:eastAsia="Times New Roman" w:hAnsi="Times New Roman" w:cs="Times New Roman"/>
-          <w:kern w:val="0"/>
-          <w:sz w:val="24"/>
-          <w:szCs w:val="24"/>
-          <w:lang w:eastAsia="ru-RU"/>
-          <w14:ligatures w14:val="none"/>
-        </w:rPr>
-      </w:pPr>
-      <w:r>
-        <w:rPr>
-          <w:rFonts w:ascii="Times New Roman" w:eastAsia="Times New Roman" w:hAnsi="Times New Roman" w:cs="Times New Roman"/>
-          <w:kern w:val="0"/>
-          <w:sz w:val="24"/>
-          <w:szCs w:val="24"/>
-          <w:lang w:eastAsia="ru-RU"/>
-          <w14:ligatures w14:val="none"/>
-        </w:rPr>
-        <w:t>Вставить на новый ПК</w:t>
-      </w:r>
-    </w:p>
-    <w:p>
-      <w:pPr>
-        <w:spacing w:before="100" w:beforeAutospacing="1" w:after="100" w:afterAutospacing="1" w:line="240" w:lineRule="auto"/>
-        <w:rPr>
-          <w:rFonts w:ascii="Times New Roman" w:eastAsia="Times New Roman" w:hAnsi="Times New Roman" w:cs="Times New Roman"/>
-          <w:kern w:val="0"/>
-          <w:sz w:val="24"/>
-          <w:szCs w:val="24"/>
-          <w:lang w:eastAsia="ru-RU"/>
-          <w14:ligatures w14:val="none"/>
-        </w:rPr>
-      </w:pPr>
-      <w:r>
-        <w:rPr>
-          <w:rFonts w:ascii="Times New Roman" w:eastAsia="Times New Roman" w:hAnsi="Times New Roman" w:cs="Times New Roman"/>
-          <w:kern w:val="0"/>
-          <w:sz w:val="24"/>
-          <w:szCs w:val="24"/>
-          <w:lang w:eastAsia="ru-RU"/>
-          <w14:ligatures w14:val="none"/>
-        </w:rPr>
-        <w:t>Проверка:</w:t>
+        <w:t>**/bin/</w:t>
       </w:r>
     </w:p>
     <w:p>
@@ -4748,179 +4589,20 @@
           <w:kern w:val="0"/>
           <w:sz w:val="20"/>
           <w:szCs w:val="20"/>
-          <w:lang w:eastAsia="ru-RU"/>
-          <w14:ligatures w14:val="none"/>
-        </w:rPr>
-      </w:pPr>
-      <w:proofErr w:type="spellStart"/>
-      <w:r>
-        <w:rPr>
-          <w:rFonts w:ascii="Courier New" w:eastAsia="Times New Roman" w:hAnsi="Courier New" w:cs="Courier New"/>
-          <w:kern w:val="0"/>
-          <w:sz w:val="20"/>
-          <w:szCs w:val="20"/>
-          <w:lang w:eastAsia="ru-RU"/>
-          <w14:ligatures w14:val="none"/>
-        </w:rPr>
-        <w:t>git</w:t>
-      </w:r>
-      <w:proofErr w:type="spellEnd"/>
-      <w:r>
-        <w:rPr>
-          <w:rFonts w:ascii="Courier New" w:eastAsia="Times New Roman" w:hAnsi="Courier New" w:cs="Courier New"/>
-          <w:kern w:val="0"/>
-          <w:sz w:val="20"/>
-          <w:szCs w:val="20"/>
-          <w:lang w:eastAsia="ru-RU"/>
-          <w14:ligatures w14:val="none"/>
-        </w:rPr>
-        <w:t xml:space="preserve"> </w:t>
-      </w:r>
-      <w:proofErr w:type="spellStart"/>
-      <w:r>
-        <w:rPr>
-          <w:rFonts w:ascii="Courier New" w:eastAsia="Times New Roman" w:hAnsi="Courier New" w:cs="Courier New"/>
-          <w:kern w:val="0"/>
-          <w:sz w:val="20"/>
-          <w:szCs w:val="20"/>
-          <w:lang w:eastAsia="ru-RU"/>
-          <w14:ligatures w14:val="none"/>
-        </w:rPr>
-        <w:t>status</w:t>
-      </w:r>
-      <w:proofErr w:type="spellEnd"/>
-    </w:p>
-    <w:p>
-      <w:pPr>
-        <w:spacing w:after="0" w:line="240" w:lineRule="auto"/>
-        <w:rPr>
-          <w:rFonts w:ascii="Times New Roman" w:eastAsia="Times New Roman" w:hAnsi="Times New Roman" w:cs="Times New Roman"/>
-          <w:kern w:val="0"/>
-          <w:sz w:val="24"/>
-          <w:szCs w:val="24"/>
-          <w:lang w:eastAsia="ru-RU"/>
-          <w14:ligatures w14:val="none"/>
-        </w:rPr>
-      </w:pPr>
-      <w:r>
-        <w:rPr>
-          <w:rFonts w:ascii="Times New Roman" w:eastAsia="Times New Roman" w:hAnsi="Times New Roman" w:cs="Times New Roman"/>
-          <w:kern w:val="0"/>
-          <w:sz w:val="24"/>
-          <w:szCs w:val="24"/>
-          <w:lang w:eastAsia="ru-RU"/>
-          <w14:ligatures w14:val="none"/>
-        </w:rPr>
-        <w:pict>
-          <v:rect id="_x0000_i1043" style="width:0;height:1.5pt" o:hralign="center" o:hrstd="t" o:hr="t" fillcolor="#a0a0a0" stroked="f"/>
-        </w:pict>
-      </w:r>
-    </w:p>
-    <w:p>
-      <w:pPr>
-        <w:spacing w:before="100" w:beforeAutospacing="1" w:after="100" w:afterAutospacing="1" w:line="240" w:lineRule="auto"/>
-        <w:outlineLvl w:val="1"/>
-        <w:rPr>
-          <w:rFonts w:ascii="Times New Roman" w:eastAsia="Times New Roman" w:hAnsi="Times New Roman" w:cs="Times New Roman"/>
-          <w:b/>
-          <w:bCs/>
-          <w:kern w:val="0"/>
-          <w:sz w:val="36"/>
-          <w:szCs w:val="36"/>
           <w:lang w:val="en-US" w:eastAsia="ru-RU"/>
           <w14:ligatures w14:val="none"/>
         </w:rPr>
       </w:pPr>
       <w:r>
         <w:rPr>
-          <w:rFonts w:ascii="Segoe UI Symbol" w:eastAsia="Times New Roman" w:hAnsi="Segoe UI Symbol" w:cs="Segoe UI Symbol"/>
-          <w:b/>
-          <w:bCs/>
-          <w:kern w:val="0"/>
-          <w:sz w:val="36"/>
-          <w:szCs w:val="36"/>
+          <w:rFonts w:ascii="Courier New" w:eastAsia="Times New Roman" w:hAnsi="Courier New" w:cs="Courier New"/>
+          <w:kern w:val="0"/>
+          <w:sz w:val="20"/>
+          <w:szCs w:val="20"/>
           <w:lang w:val="en-US" w:eastAsia="ru-RU"/>
           <w14:ligatures w14:val="none"/>
         </w:rPr>
-        <w:t>⚠</w:t>
-      </w:r>
-      <w:r>
-        <w:rPr>
-          <w:rFonts w:ascii="Segoe UI Symbol" w:eastAsia="Times New Roman" w:hAnsi="Segoe UI Symbol" w:cs="Segoe UI Symbol"/>
-          <w:b/>
-          <w:bCs/>
-          <w:kern w:val="0"/>
-          <w:sz w:val="36"/>
-          <w:szCs w:val="36"/>
-          <w:lang w:eastAsia="ru-RU"/>
-          <w14:ligatures w14:val="none"/>
-        </w:rPr>
-        <w:t>️</w:t>
-      </w:r>
-      <w:r>
-        <w:rPr>
-          <w:rFonts w:ascii="Times New Roman" w:eastAsia="Times New Roman" w:hAnsi="Times New Roman" w:cs="Times New Roman"/>
-          <w:b/>
-          <w:bCs/>
-          <w:kern w:val="0"/>
-          <w:sz w:val="36"/>
-          <w:szCs w:val="36"/>
-          <w:lang w:val="en-US" w:eastAsia="ru-RU"/>
-          <w14:ligatures w14:val="none"/>
-        </w:rPr>
-        <w:t xml:space="preserve"> </w:t>
-      </w:r>
-      <w:r>
-        <w:rPr>
-          <w:rFonts w:ascii="Times New Roman" w:eastAsia="Times New Roman" w:hAnsi="Times New Roman" w:cs="Times New Roman"/>
-          <w:b/>
-          <w:bCs/>
-          <w:kern w:val="0"/>
-          <w:sz w:val="36"/>
-          <w:szCs w:val="36"/>
-          <w:lang w:eastAsia="ru-RU"/>
-          <w14:ligatures w14:val="none"/>
-        </w:rPr>
-        <w:t>Если</w:t>
-      </w:r>
-      <w:r>
-        <w:rPr>
-          <w:rFonts w:ascii="Times New Roman" w:eastAsia="Times New Roman" w:hAnsi="Times New Roman" w:cs="Times New Roman"/>
-          <w:b/>
-          <w:bCs/>
-          <w:kern w:val="0"/>
-          <w:sz w:val="36"/>
-          <w:szCs w:val="36"/>
-          <w:lang w:val="en-US" w:eastAsia="ru-RU"/>
-          <w14:ligatures w14:val="none"/>
-        </w:rPr>
-        <w:t xml:space="preserve"> </w:t>
-      </w:r>
-      <w:r>
-        <w:rPr>
-          <w:rFonts w:ascii="Times New Roman" w:eastAsia="Times New Roman" w:hAnsi="Times New Roman" w:cs="Times New Roman"/>
-          <w:b/>
-          <w:bCs/>
-          <w:kern w:val="0"/>
-          <w:sz w:val="36"/>
-          <w:szCs w:val="36"/>
-          <w:lang w:eastAsia="ru-RU"/>
-          <w14:ligatures w14:val="none"/>
-        </w:rPr>
-        <w:t>потерялся</w:t>
-      </w:r>
-      <w:r>
-        <w:rPr>
-          <w:rFonts w:ascii="Times New Roman" w:eastAsia="Times New Roman" w:hAnsi="Times New Roman" w:cs="Times New Roman"/>
-          <w:b/>
-          <w:bCs/>
-          <w:kern w:val="0"/>
-          <w:sz w:val="36"/>
-          <w:szCs w:val="36"/>
-          <w:lang w:val="en-US" w:eastAsia="ru-RU"/>
-          <w14:ligatures w14:val="none"/>
-        </w:rPr>
-        <w:t xml:space="preserve"> remote</w:t>
+        <w:t>**/obj/</w:t>
       </w:r>
     </w:p>
     <w:p>
@@ -4962,132 +4644,7 @@
           <w:lang w:val="en-US" w:eastAsia="ru-RU"/>
           <w14:ligatures w14:val="none"/>
         </w:rPr>
-        <w:t>git remote add origin https://github.com/USER/REPO.git</w:t>
-      </w:r>
-    </w:p>
-    <w:p>
-      <w:pPr>
-        <w:spacing w:after="0" w:line="240" w:lineRule="auto"/>
-        <w:rPr>
-          <w:rFonts w:ascii="Times New Roman" w:eastAsia="Times New Roman" w:hAnsi="Times New Roman" w:cs="Times New Roman"/>
-          <w:kern w:val="0"/>
-          <w:sz w:val="24"/>
-          <w:szCs w:val="24"/>
-          <w:lang w:eastAsia="ru-RU"/>
-          <w14:ligatures w14:val="none"/>
-        </w:rPr>
-      </w:pPr>
-      <w:r>
-        <w:rPr>
-          <w:rFonts w:ascii="Times New Roman" w:eastAsia="Times New Roman" w:hAnsi="Times New Roman" w:cs="Times New Roman"/>
-          <w:kern w:val="0"/>
-          <w:sz w:val="24"/>
-          <w:szCs w:val="24"/>
-          <w:lang w:eastAsia="ru-RU"/>
-          <w14:ligatures w14:val="none"/>
-        </w:rPr>
-        <w:pict>
-          <v:rect id="_x0000_i1044" style="width:0;height:1.5pt" o:hralign="center" o:hrstd="t" o:hr="t" fillcolor="#a0a0a0" stroked="f"/>
-        </w:pict>
-      </w:r>
-    </w:p>
-    <w:p>
-      <w:pPr>
-        <w:spacing w:before="100" w:beforeAutospacing="1" w:after="100" w:afterAutospacing="1" w:line="240" w:lineRule="auto"/>
-        <w:outlineLvl w:val="0"/>
-        <w:rPr>
-          <w:rFonts w:ascii="Times New Roman" w:eastAsia="Times New Roman" w:hAnsi="Times New Roman" w:cs="Times New Roman"/>
-          <w:b/>
-          <w:bCs/>
-          <w:kern w:val="36"/>
-          <w:sz w:val="48"/>
-          <w:szCs w:val="48"/>
-          <w:lang w:eastAsia="ru-RU"/>
-          <w14:ligatures w14:val="none"/>
-        </w:rPr>
-      </w:pPr>
-      <w:r>
-        <w:rPr>
-          <w:rFonts w:ascii="Segoe UI Symbol" w:eastAsia="Times New Roman" w:hAnsi="Segoe UI Symbol" w:cs="Segoe UI Symbol"/>
-          <w:b/>
-          <w:bCs/>
-          <w:kern w:val="36"/>
-          <w:sz w:val="48"/>
-          <w:szCs w:val="48"/>
-          <w:lang w:eastAsia="ru-RU"/>
-          <w14:ligatures w14:val="none"/>
-        </w:rPr>
-        <w:t>🔁</w:t>
-      </w:r>
-      <w:r>
-        <w:rPr>
-          <w:rFonts w:ascii="Times New Roman" w:eastAsia="Times New Roman" w:hAnsi="Times New Roman" w:cs="Times New Roman"/>
-          <w:b/>
-          <w:bCs/>
-          <w:kern w:val="36"/>
-          <w:sz w:val="48"/>
-          <w:szCs w:val="48"/>
-          <w:lang w:eastAsia="ru-RU"/>
-          <w14:ligatures w14:val="none"/>
-        </w:rPr>
-        <w:t xml:space="preserve"> 7. Работа с ветками (рекомендуется)</w:t>
-      </w:r>
-    </w:p>
-    <w:p>
-      <w:pPr>
-        <w:spacing w:before="100" w:beforeAutospacing="1" w:after="100" w:afterAutospacing="1" w:line="240" w:lineRule="auto"/>
-        <w:rPr>
-          <w:rFonts w:ascii="Times New Roman" w:eastAsia="Times New Roman" w:hAnsi="Times New Roman" w:cs="Times New Roman"/>
-          <w:kern w:val="0"/>
-          <w:sz w:val="24"/>
-          <w:szCs w:val="24"/>
-          <w:lang w:val="en-US" w:eastAsia="ru-RU"/>
-          <w14:ligatures w14:val="none"/>
-        </w:rPr>
-      </w:pPr>
-      <w:r>
-        <w:rPr>
-          <w:rFonts w:ascii="Times New Roman" w:eastAsia="Times New Roman" w:hAnsi="Times New Roman" w:cs="Times New Roman"/>
-          <w:kern w:val="0"/>
-          <w:sz w:val="24"/>
-          <w:szCs w:val="24"/>
-          <w:lang w:eastAsia="ru-RU"/>
-          <w14:ligatures w14:val="none"/>
-        </w:rPr>
-        <w:t>Создание</w:t>
-      </w:r>
-      <w:r>
-        <w:rPr>
-          <w:rFonts w:ascii="Times New Roman" w:eastAsia="Times New Roman" w:hAnsi="Times New Roman" w:cs="Times New Roman"/>
-          <w:kern w:val="0"/>
-          <w:sz w:val="24"/>
-          <w:szCs w:val="24"/>
-          <w:lang w:val="en-US" w:eastAsia="ru-RU"/>
-          <w14:ligatures w14:val="none"/>
-        </w:rPr>
-        <w:t xml:space="preserve"> </w:t>
-      </w:r>
-      <w:r>
-        <w:rPr>
-          <w:rFonts w:ascii="Times New Roman" w:eastAsia="Times New Roman" w:hAnsi="Times New Roman" w:cs="Times New Roman"/>
-          <w:kern w:val="0"/>
-          <w:sz w:val="24"/>
-          <w:szCs w:val="24"/>
-          <w:lang w:eastAsia="ru-RU"/>
-          <w14:ligatures w14:val="none"/>
-        </w:rPr>
-        <w:t>ветки</w:t>
-      </w:r>
-      <w:r>
-        <w:rPr>
-          <w:rFonts w:ascii="Times New Roman" w:eastAsia="Times New Roman" w:hAnsi="Times New Roman" w:cs="Times New Roman"/>
-          <w:kern w:val="0"/>
-          <w:sz w:val="24"/>
-          <w:szCs w:val="24"/>
-          <w:lang w:val="en-US" w:eastAsia="ru-RU"/>
-          <w14:ligatures w14:val="none"/>
-        </w:rPr>
-        <w:t>:</w:t>
+        <w:t>.vs/</w:t>
       </w:r>
     </w:p>
     <w:p>
@@ -5116,57 +4673,34 @@
           <w:kern w:val="0"/>
           <w:sz w:val="20"/>
           <w:szCs w:val="20"/>
-          <w:lang w:val="en-US" w:eastAsia="ru-RU"/>
-          <w14:ligatures w14:val="none"/>
-        </w:rPr>
-      </w:pPr>
-      <w:r>
-        <w:rPr>
-          <w:rFonts w:ascii="Courier New" w:eastAsia="Times New Roman" w:hAnsi="Courier New" w:cs="Courier New"/>
-          <w:kern w:val="0"/>
-          <w:sz w:val="20"/>
-          <w:szCs w:val="20"/>
-          <w:lang w:val="en-US" w:eastAsia="ru-RU"/>
-          <w14:ligatures w14:val="none"/>
-        </w:rPr>
-        <w:t>git checkout -b feature/timeline</w:t>
-      </w:r>
-    </w:p>
-    <w:p>
-      <w:pPr>
-        <w:spacing w:before="100" w:beforeAutospacing="1" w:after="100" w:afterAutospacing="1" w:line="240" w:lineRule="auto"/>
-        <w:rPr>
-          <w:rFonts w:ascii="Times New Roman" w:eastAsia="Times New Roman" w:hAnsi="Times New Roman" w:cs="Times New Roman"/>
-          <w:kern w:val="0"/>
-          <w:sz w:val="24"/>
-          <w:szCs w:val="24"/>
-          <w:lang w:val="en-US" w:eastAsia="ru-RU"/>
-          <w14:ligatures w14:val="none"/>
-        </w:rPr>
-      </w:pPr>
-      <w:r>
-        <w:rPr>
-          <w:rFonts w:ascii="Times New Roman" w:eastAsia="Times New Roman" w:hAnsi="Times New Roman" w:cs="Times New Roman"/>
-          <w:kern w:val="0"/>
-          <w:sz w:val="24"/>
-          <w:szCs w:val="24"/>
-          <w:lang w:eastAsia="ru-RU"/>
-          <w14:ligatures w14:val="none"/>
-        </w:rPr>
-        <w:lastRenderedPageBreak/>
-        <w:t>Отправка</w:t>
-      </w:r>
-      <w:r>
-        <w:rPr>
-          <w:rFonts w:ascii="Times New Roman" w:eastAsia="Times New Roman" w:hAnsi="Times New Roman" w:cs="Times New Roman"/>
-          <w:kern w:val="0"/>
-          <w:sz w:val="24"/>
-          <w:szCs w:val="24"/>
-          <w:lang w:val="en-US" w:eastAsia="ru-RU"/>
-          <w14:ligatures w14:val="none"/>
-        </w:rPr>
-        <w:t>:</w:t>
-      </w:r>
+          <w:lang w:eastAsia="ru-RU"/>
+          <w14:ligatures w14:val="none"/>
+        </w:rPr>
+      </w:pPr>
+      <w:r>
+        <w:rPr>
+          <w:rFonts w:ascii="Courier New" w:eastAsia="Times New Roman" w:hAnsi="Courier New" w:cs="Courier New"/>
+          <w:kern w:val="0"/>
+          <w:sz w:val="20"/>
+          <w:szCs w:val="20"/>
+          <w:lang w:eastAsia="ru-RU"/>
+          <w14:ligatures w14:val="none"/>
+        </w:rPr>
+        <w:t>*.</w:t>
+      </w:r>
+      <w:proofErr w:type="spellStart"/>
+      <w:r>
+        <w:rPr>
+          <w:rFonts w:ascii="Courier New" w:eastAsia="Times New Roman" w:hAnsi="Courier New" w:cs="Courier New"/>
+          <w:kern w:val="0"/>
+          <w:sz w:val="20"/>
+          <w:szCs w:val="20"/>
+          <w:lang w:eastAsia="ru-RU"/>
+          <w14:ligatures w14:val="none"/>
+        </w:rPr>
+        <w:t>user</w:t>
+      </w:r>
+      <w:proofErr w:type="spellEnd"/>
     </w:p>
     <w:p>
       <w:pPr>
@@ -5194,104 +4728,34 @@
           <w:kern w:val="0"/>
           <w:sz w:val="20"/>
           <w:szCs w:val="20"/>
-          <w:lang w:val="en-US" w:eastAsia="ru-RU"/>
-          <w14:ligatures w14:val="none"/>
-        </w:rPr>
-      </w:pPr>
-      <w:r>
-        <w:rPr>
-          <w:rFonts w:ascii="Courier New" w:eastAsia="Times New Roman" w:hAnsi="Courier New" w:cs="Courier New"/>
-          <w:kern w:val="0"/>
-          <w:sz w:val="20"/>
-          <w:szCs w:val="20"/>
-          <w:lang w:val="en-US" w:eastAsia="ru-RU"/>
-          <w14:ligatures w14:val="none"/>
-        </w:rPr>
-        <w:t>git push origin feature/timeline</w:t>
-      </w:r>
-    </w:p>
-    <w:p>
-      <w:pPr>
-        <w:spacing w:after="0" w:line="240" w:lineRule="auto"/>
-        <w:rPr>
-          <w:rFonts w:ascii="Times New Roman" w:eastAsia="Times New Roman" w:hAnsi="Times New Roman" w:cs="Times New Roman"/>
-          <w:kern w:val="0"/>
-          <w:sz w:val="24"/>
-          <w:szCs w:val="24"/>
-          <w:lang w:eastAsia="ru-RU"/>
-          <w14:ligatures w14:val="none"/>
-        </w:rPr>
-      </w:pPr>
-      <w:r>
-        <w:rPr>
-          <w:rFonts w:ascii="Times New Roman" w:eastAsia="Times New Roman" w:hAnsi="Times New Roman" w:cs="Times New Roman"/>
-          <w:kern w:val="0"/>
-          <w:sz w:val="24"/>
-          <w:szCs w:val="24"/>
-          <w:lang w:eastAsia="ru-RU"/>
-          <w14:ligatures w14:val="none"/>
-        </w:rPr>
-        <w:pict>
-          <v:rect id="_x0000_i1045" style="width:0;height:1.5pt" o:hralign="center" o:hrstd="t" o:hr="t" fillcolor="#a0a0a0" stroked="f"/>
-        </w:pict>
-      </w:r>
-    </w:p>
-    <w:p>
-      <w:pPr>
-        <w:spacing w:before="100" w:beforeAutospacing="1" w:after="100" w:afterAutospacing="1" w:line="240" w:lineRule="auto"/>
-        <w:outlineLvl w:val="0"/>
-        <w:rPr>
-          <w:rFonts w:ascii="Times New Roman" w:eastAsia="Times New Roman" w:hAnsi="Times New Roman" w:cs="Times New Roman"/>
-          <w:b/>
-          <w:bCs/>
-          <w:kern w:val="36"/>
-          <w:sz w:val="48"/>
-          <w:szCs w:val="48"/>
-          <w:lang w:eastAsia="ru-RU"/>
-          <w14:ligatures w14:val="none"/>
-        </w:rPr>
-      </w:pPr>
-      <w:r>
-        <w:rPr>
-          <w:rFonts w:ascii="Times New Roman" w:eastAsia="Times New Roman" w:hAnsi="Times New Roman" w:cs="Times New Roman"/>
-          <w:b/>
-          <w:bCs/>
-          <w:kern w:val="36"/>
-          <w:sz w:val="48"/>
-          <w:szCs w:val="48"/>
-          <w:lang w:eastAsia="ru-RU"/>
-          <w14:ligatures w14:val="none"/>
-        </w:rPr>
-        <w:t xml:space="preserve">🧠 </w:t>
-      </w:r>
-      <w:proofErr w:type="gramStart"/>
-      <w:r>
-        <w:rPr>
-          <w:rFonts w:ascii="Times New Roman" w:eastAsia="Times New Roman" w:hAnsi="Times New Roman" w:cs="Times New Roman"/>
-          <w:b/>
-          <w:bCs/>
-          <w:kern w:val="36"/>
-          <w:sz w:val="48"/>
-          <w:szCs w:val="48"/>
-          <w:lang w:eastAsia="ru-RU"/>
-          <w14:ligatures w14:val="none"/>
-        </w:rPr>
-        <w:t>Почему</w:t>
-      </w:r>
-      <w:proofErr w:type="gramEnd"/>
-      <w:r>
-        <w:rPr>
-          <w:rFonts w:ascii="Times New Roman" w:eastAsia="Times New Roman" w:hAnsi="Times New Roman" w:cs="Times New Roman"/>
-          <w:b/>
-          <w:bCs/>
-          <w:kern w:val="36"/>
-          <w:sz w:val="48"/>
-          <w:szCs w:val="48"/>
-          <w:lang w:eastAsia="ru-RU"/>
-          <w14:ligatures w14:val="none"/>
-        </w:rPr>
-        <w:t xml:space="preserve"> это важно</w:t>
-      </w:r>
+          <w:lang w:eastAsia="ru-RU"/>
+          <w14:ligatures w14:val="none"/>
+        </w:rPr>
+      </w:pPr>
+      <w:r>
+        <w:rPr>
+          <w:rFonts w:ascii="Courier New" w:eastAsia="Times New Roman" w:hAnsi="Courier New" w:cs="Courier New"/>
+          <w:kern w:val="0"/>
+          <w:sz w:val="20"/>
+          <w:szCs w:val="20"/>
+          <w:lang w:eastAsia="ru-RU"/>
+          <w14:ligatures w14:val="none"/>
+        </w:rPr>
+        <w:t>*.</w:t>
+      </w:r>
+      <w:proofErr w:type="spellStart"/>
+      <w:r>
+        <w:rPr>
+          <w:rFonts w:ascii="Courier New" w:eastAsia="Times New Roman" w:hAnsi="Courier New" w:cs="Courier New"/>
+          <w:kern w:val="0"/>
+          <w:sz w:val="20"/>
+          <w:szCs w:val="20"/>
+          <w:lang w:eastAsia="ru-RU"/>
+          <w14:ligatures w14:val="none"/>
+        </w:rPr>
+        <w:t>suo</w:t>
+      </w:r>
+      <w:proofErr w:type="spellEnd"/>
     </w:p>
     <w:p>
       <w:pPr>
@@ -5323,6 +4787,17 @@
           <w14:ligatures w14:val="none"/>
         </w:rPr>
       </w:pPr>
+      <w:r>
+        <w:rPr>
+          <w:rFonts w:ascii="Courier New" w:eastAsia="Times New Roman" w:hAnsi="Courier New" w:cs="Courier New"/>
+          <w:kern w:val="0"/>
+          <w:sz w:val="20"/>
+          <w:szCs w:val="20"/>
+          <w:lang w:eastAsia="ru-RU"/>
+          <w14:ligatures w14:val="none"/>
+        </w:rPr>
+        <w:t>*.</w:t>
+      </w:r>
       <w:proofErr w:type="spellStart"/>
       <w:r>
         <w:rPr>
@@ -5333,19 +4808,63 @@
           <w:lang w:eastAsia="ru-RU"/>
           <w14:ligatures w14:val="none"/>
         </w:rPr>
-        <w:t>main</w:t>
+        <w:t>log</w:t>
       </w:r>
       <w:proofErr w:type="spellEnd"/>
-      <w:r>
-        <w:rPr>
-          <w:rFonts w:ascii="Courier New" w:eastAsia="Times New Roman" w:hAnsi="Courier New" w:cs="Courier New"/>
-          <w:kern w:val="0"/>
-          <w:sz w:val="20"/>
-          <w:szCs w:val="20"/>
-          <w:lang w:eastAsia="ru-RU"/>
-          <w14:ligatures w14:val="none"/>
-        </w:rPr>
-        <w:t xml:space="preserve"> → стабильная версия</w:t>
+    </w:p>
+    <w:p>
+      <w:pPr>
+        <w:spacing w:after="0" w:line="240" w:lineRule="auto"/>
+        <w:rPr>
+          <w:rFonts w:ascii="Times New Roman" w:eastAsia="Times New Roman" w:hAnsi="Times New Roman" w:cs="Times New Roman"/>
+          <w:kern w:val="0"/>
+          <w:sz w:val="24"/>
+          <w:szCs w:val="24"/>
+          <w:lang w:eastAsia="ru-RU"/>
+          <w14:ligatures w14:val="none"/>
+        </w:rPr>
+      </w:pPr>
+      <w:r>
+        <w:rPr>
+          <w:rFonts w:ascii="Times New Roman" w:eastAsia="Times New Roman" w:hAnsi="Times New Roman" w:cs="Times New Roman"/>
+          <w:kern w:val="0"/>
+          <w:sz w:val="24"/>
+          <w:szCs w:val="24"/>
+          <w:lang w:eastAsia="ru-RU"/>
+          <w14:ligatures w14:val="none"/>
+        </w:rPr>
+        <w:pict>
+          <v:rect id="_x0000_i1102" style="width:0;height:1.5pt" o:hralign="center" o:hrstd="t" o:hr="t" fillcolor="#a0a0a0" stroked="f"/>
+        </w:pict>
+      </w:r>
+    </w:p>
+    <w:p>
+      <w:pPr>
+        <w:spacing w:before="100" w:beforeAutospacing="1" w:after="100" w:afterAutospacing="1" w:line="240" w:lineRule="auto"/>
+        <w:outlineLvl w:val="1"/>
+        <w:rPr>
+          <w:rFonts w:ascii="Times New Roman" w:eastAsia="Times New Roman" w:hAnsi="Times New Roman" w:cs="Times New Roman"/>
+          <w:b/>
+          <w:bCs/>
+          <w:kern w:val="0"/>
+          <w:sz w:val="36"/>
+          <w:szCs w:val="36"/>
+          <w:lang w:eastAsia="ru-RU"/>
+          <w14:ligatures w14:val="none"/>
+        </w:rPr>
+      </w:pPr>
+      <w:r>
+        <w:rPr>
+          <w:rFonts w:ascii="Times New Roman" w:eastAsia="Times New Roman" w:hAnsi="Times New Roman" w:cs="Times New Roman"/>
+          <w:b/>
+          <w:bCs/>
+          <w:kern w:val="0"/>
+          <w:sz w:val="36"/>
+          <w:szCs w:val="36"/>
+          <w:lang w:eastAsia="ru-RU"/>
+          <w14:ligatures w14:val="none"/>
+        </w:rPr>
+        <w:t>🧪 Проверка</w:t>
       </w:r>
     </w:p>
     <w:p>
@@ -5388,7 +4907,7 @@
           <w:lang w:eastAsia="ru-RU"/>
           <w14:ligatures w14:val="none"/>
         </w:rPr>
-        <w:t>feature</w:t>
+        <w:t>git</w:t>
       </w:r>
       <w:proofErr w:type="spellEnd"/>
       <w:r>
@@ -5400,7 +4919,55 @@
           <w:lang w:eastAsia="ru-RU"/>
           <w14:ligatures w14:val="none"/>
         </w:rPr>
-        <w:t xml:space="preserve"> → разработка</w:t>
+        <w:t xml:space="preserve"> </w:t>
+      </w:r>
+      <w:proofErr w:type="spellStart"/>
+      <w:r>
+        <w:rPr>
+          <w:rFonts w:ascii="Courier New" w:eastAsia="Times New Roman" w:hAnsi="Courier New" w:cs="Courier New"/>
+          <w:kern w:val="0"/>
+          <w:sz w:val="20"/>
+          <w:szCs w:val="20"/>
+          <w:lang w:eastAsia="ru-RU"/>
+          <w14:ligatures w14:val="none"/>
+        </w:rPr>
+        <w:t>status</w:t>
+      </w:r>
+      <w:proofErr w:type="spellEnd"/>
+    </w:p>
+    <w:p>
+      <w:pPr>
+        <w:spacing w:before="100" w:beforeAutospacing="1" w:after="100" w:afterAutospacing="1" w:line="240" w:lineRule="auto"/>
+        <w:rPr>
+          <w:rFonts w:ascii="Times New Roman" w:eastAsia="Times New Roman" w:hAnsi="Times New Roman" w:cs="Times New Roman"/>
+          <w:kern w:val="0"/>
+          <w:sz w:val="24"/>
+          <w:szCs w:val="24"/>
+          <w:lang w:eastAsia="ru-RU"/>
+          <w14:ligatures w14:val="none"/>
+        </w:rPr>
+      </w:pPr>
+      <w:r>
+        <w:rPr>
+          <w:rFonts w:ascii="Segoe UI Symbol" w:eastAsia="Times New Roman" w:hAnsi="Segoe UI Symbol" w:cs="Segoe UI Symbol"/>
+          <w:kern w:val="0"/>
+          <w:sz w:val="24"/>
+          <w:szCs w:val="24"/>
+          <w:lang w:eastAsia="ru-RU"/>
+          <w14:ligatures w14:val="none"/>
+        </w:rPr>
+        <w:t>👉</w:t>
+      </w:r>
+      <w:r>
+        <w:rPr>
+          <w:rFonts w:ascii="Times New Roman" w:eastAsia="Times New Roman" w:hAnsi="Times New Roman" w:cs="Times New Roman"/>
+          <w:kern w:val="0"/>
+          <w:sz w:val="24"/>
+          <w:szCs w:val="24"/>
+          <w:lang w:eastAsia="ru-RU"/>
+          <w14:ligatures w14:val="none"/>
+        </w:rPr>
+        <w:t xml:space="preserve"> папки больше не отслеживаются</w:t>
       </w:r>
     </w:p>
     <w:p>
@@ -5425,7 +4992,7 @@
           <w14:ligatures w14:val="none"/>
         </w:rPr>
         <w:pict>
-          <v:rect id="_x0000_i1046" style="width:0;height:1.5pt" o:hralign="center" o:hrstd="t" o:hr="t" fillcolor="#a0a0a0" stroked="f"/>
+          <v:rect id="_x0000_i1103" style="width:0;height:1.5pt" o:hralign="center" o:hrstd="t" o:hr="t" fillcolor="#a0a0a0" stroked="f"/>
         </w:pict>
       </w:r>
     </w:p>
@@ -5455,7 +5022,7 @@
           <w:lang w:eastAsia="ru-RU"/>
           <w14:ligatures w14:val="none"/>
         </w:rPr>
-        <w:t>⚠️</w:t>
+        <w:t>📦</w:t>
       </w:r>
       <w:r>
         <w:rPr>
@@ -5468,75 +5035,7 @@
           <w:lang w:eastAsia="ru-RU"/>
           <w14:ligatures w14:val="none"/>
         </w:rPr>
-        <w:t xml:space="preserve"> 8. Частые ошибки</w:t>
-      </w:r>
-    </w:p>
-    <w:p>
-      <w:pPr>
-        <w:spacing w:after="0" w:line="240" w:lineRule="auto"/>
-        <w:rPr>
-          <w:rFonts w:ascii="Times New Roman" w:eastAsia="Times New Roman" w:hAnsi="Times New Roman" w:cs="Times New Roman"/>
-          <w:kern w:val="0"/>
-          <w:sz w:val="24"/>
-          <w:szCs w:val="24"/>
-          <w:lang w:eastAsia="ru-RU"/>
-          <w14:ligatures w14:val="none"/>
-        </w:rPr>
-      </w:pPr>
-      <w:r>
-        <w:rPr>
-          <w:rFonts w:ascii="Times New Roman" w:eastAsia="Times New Roman" w:hAnsi="Times New Roman" w:cs="Times New Roman"/>
-          <w:kern w:val="0"/>
-          <w:sz w:val="24"/>
-          <w:szCs w:val="24"/>
-          <w:lang w:eastAsia="ru-RU"/>
-          <w14:ligatures w14:val="none"/>
-        </w:rPr>
-        <w:pict>
-          <v:rect id="_x0000_i1047" style="width:0;height:1.5pt" o:hralign="center" o:hrstd="t" o:hr="t" fillcolor="#a0a0a0" stroked="f"/>
-        </w:pict>
-      </w:r>
-    </w:p>
-    <w:p>
-      <w:pPr>
-        <w:spacing w:before="100" w:beforeAutospacing="1" w:after="100" w:afterAutospacing="1" w:line="240" w:lineRule="auto"/>
-        <w:outlineLvl w:val="1"/>
-        <w:rPr>
-          <w:rFonts w:ascii="Times New Roman" w:eastAsia="Times New Roman" w:hAnsi="Times New Roman" w:cs="Times New Roman"/>
-          <w:b/>
-          <w:bCs/>
-          <w:kern w:val="0"/>
-          <w:sz w:val="36"/>
-          <w:szCs w:val="36"/>
-          <w:lang w:eastAsia="ru-RU"/>
-          <w14:ligatures w14:val="none"/>
-        </w:rPr>
-      </w:pPr>
-      <w:r>
-        <w:rPr>
-          <w:rFonts w:ascii="Segoe UI Symbol" w:eastAsia="Times New Roman" w:hAnsi="Segoe UI Symbol" w:cs="Segoe UI Symbol"/>
-          <w:b/>
-          <w:bCs/>
-          <w:kern w:val="0"/>
-          <w:sz w:val="36"/>
-          <w:szCs w:val="36"/>
-          <w:lang w:eastAsia="ru-RU"/>
-          <w14:ligatures w14:val="none"/>
-        </w:rPr>
-        <w:t>❌</w:t>
-      </w:r>
-      <w:r>
-        <w:rPr>
-          <w:rFonts w:ascii="Times New Roman" w:eastAsia="Times New Roman" w:hAnsi="Times New Roman" w:cs="Times New Roman"/>
-          <w:b/>
-          <w:bCs/>
-          <w:kern w:val="0"/>
-          <w:sz w:val="36"/>
-          <w:szCs w:val="36"/>
-          <w:lang w:eastAsia="ru-RU"/>
-          <w14:ligatures w14:val="none"/>
-        </w:rPr>
-        <w:t xml:space="preserve"> Забыл </w:t>
+        <w:t xml:space="preserve"> 10. Что нельзя </w:t>
       </w:r>
       <w:proofErr w:type="spellStart"/>
       <w:r>
@@ -5544,13 +5043,13 @@
           <w:rFonts w:ascii="Times New Roman" w:eastAsia="Times New Roman" w:hAnsi="Times New Roman" w:cs="Times New Roman"/>
           <w:b/>
           <w:bCs/>
-          <w:kern w:val="0"/>
-          <w:sz w:val="36"/>
-          <w:szCs w:val="36"/>
-          <w:lang w:eastAsia="ru-RU"/>
-          <w14:ligatures w14:val="none"/>
-        </w:rPr>
-        <w:t>pull</w:t>
+          <w:kern w:val="36"/>
+          <w:sz w:val="48"/>
+          <w:szCs w:val="48"/>
+          <w:lang w:eastAsia="ru-RU"/>
+          <w14:ligatures w14:val="none"/>
+        </w:rPr>
+        <w:t>коммитить</w:t>
       </w:r>
       <w:proofErr w:type="spellEnd"/>
     </w:p>
@@ -5593,44 +5092,7 @@
           <w:lang w:eastAsia="ru-RU"/>
           <w14:ligatures w14:val="none"/>
         </w:rPr>
-        <w:t xml:space="preserve">→ конфликт при </w:t>
-      </w:r>
-      <w:proofErr w:type="spellStart"/>
-      <w:r>
-        <w:rPr>
-          <w:rFonts w:ascii="Courier New" w:eastAsia="Times New Roman" w:hAnsi="Courier New" w:cs="Courier New"/>
-          <w:kern w:val="0"/>
-          <w:sz w:val="20"/>
-          <w:szCs w:val="20"/>
-          <w:lang w:eastAsia="ru-RU"/>
-          <w14:ligatures w14:val="none"/>
-        </w:rPr>
-        <w:t>push</w:t>
-      </w:r>
-      <w:proofErr w:type="spellEnd"/>
-    </w:p>
-    <w:p>
-      <w:pPr>
-        <w:spacing w:before="100" w:beforeAutospacing="1" w:after="100" w:afterAutospacing="1" w:line="240" w:lineRule="auto"/>
-        <w:rPr>
-          <w:rFonts w:ascii="Times New Roman" w:eastAsia="Times New Roman" w:hAnsi="Times New Roman" w:cs="Times New Roman"/>
-          <w:kern w:val="0"/>
-          <w:sz w:val="24"/>
-          <w:szCs w:val="24"/>
-          <w:lang w:eastAsia="ru-RU"/>
-          <w14:ligatures w14:val="none"/>
-        </w:rPr>
-      </w:pPr>
-      <w:r>
-        <w:rPr>
-          <w:rFonts w:ascii="Times New Roman" w:eastAsia="Times New Roman" w:hAnsi="Times New Roman" w:cs="Times New Roman"/>
-          <w:kern w:val="0"/>
-          <w:sz w:val="24"/>
-          <w:szCs w:val="24"/>
-          <w:lang w:eastAsia="ru-RU"/>
-          <w14:ligatures w14:val="none"/>
-        </w:rPr>
-        <w:t>Решение:</w:t>
+        <w:t>C:\_Portable_</w:t>
       </w:r>
     </w:p>
     <w:p>
@@ -5673,7 +5135,7 @@
           <w:lang w:eastAsia="ru-RU"/>
           <w14:ligatures w14:val="none"/>
         </w:rPr>
-        <w:t>git</w:t>
+        <w:t>bin</w:t>
       </w:r>
       <w:proofErr w:type="spellEnd"/>
       <w:r>
@@ -5685,156 +5147,8 @@
           <w:lang w:eastAsia="ru-RU"/>
           <w14:ligatures w14:val="none"/>
         </w:rPr>
-        <w:t xml:space="preserve"> </w:t>
-      </w:r>
-      <w:proofErr w:type="spellStart"/>
-      <w:r>
-        <w:rPr>
-          <w:rFonts w:ascii="Courier New" w:eastAsia="Times New Roman" w:hAnsi="Courier New" w:cs="Courier New"/>
-          <w:kern w:val="0"/>
-          <w:sz w:val="20"/>
-          <w:szCs w:val="20"/>
-          <w:lang w:eastAsia="ru-RU"/>
-          <w14:ligatures w14:val="none"/>
-        </w:rPr>
-        <w:t>pull</w:t>
-      </w:r>
-      <w:proofErr w:type="spellEnd"/>
-      <w:r>
-        <w:rPr>
-          <w:rFonts w:ascii="Courier New" w:eastAsia="Times New Roman" w:hAnsi="Courier New" w:cs="Courier New"/>
-          <w:kern w:val="0"/>
-          <w:sz w:val="20"/>
-          <w:szCs w:val="20"/>
-          <w:lang w:eastAsia="ru-RU"/>
-          <w14:ligatures w14:val="none"/>
-        </w:rPr>
-        <w:t xml:space="preserve"> --</w:t>
-      </w:r>
-      <w:proofErr w:type="spellStart"/>
-      <w:r>
-        <w:rPr>
-          <w:rFonts w:ascii="Courier New" w:eastAsia="Times New Roman" w:hAnsi="Courier New" w:cs="Courier New"/>
-          <w:kern w:val="0"/>
-          <w:sz w:val="20"/>
-          <w:szCs w:val="20"/>
-          <w:lang w:eastAsia="ru-RU"/>
-          <w14:ligatures w14:val="none"/>
-        </w:rPr>
-        <w:t>rebase</w:t>
-      </w:r>
-      <w:proofErr w:type="spellEnd"/>
-    </w:p>
-    <w:p>
-      <w:pPr>
-        <w:spacing w:after="0" w:line="240" w:lineRule="auto"/>
-        <w:rPr>
-          <w:rFonts w:ascii="Times New Roman" w:eastAsia="Times New Roman" w:hAnsi="Times New Roman" w:cs="Times New Roman"/>
-          <w:kern w:val="0"/>
-          <w:sz w:val="24"/>
-          <w:szCs w:val="24"/>
-          <w:lang w:eastAsia="ru-RU"/>
-          <w14:ligatures w14:val="none"/>
-        </w:rPr>
-      </w:pPr>
-      <w:r>
-        <w:rPr>
-          <w:rFonts w:ascii="Times New Roman" w:eastAsia="Times New Roman" w:hAnsi="Times New Roman" w:cs="Times New Roman"/>
-          <w:kern w:val="0"/>
-          <w:sz w:val="24"/>
-          <w:szCs w:val="24"/>
-          <w:lang w:eastAsia="ru-RU"/>
-          <w14:ligatures w14:val="none"/>
-        </w:rPr>
-        <w:pict>
-          <v:rect id="_x0000_i1048" style="width:0;height:1.5pt" o:hralign="center" o:hrstd="t" o:hr="t" fillcolor="#a0a0a0" stroked="f"/>
-        </w:pict>
-      </w:r>
-    </w:p>
-    <w:p>
-      <w:pPr>
-        <w:spacing w:before="100" w:beforeAutospacing="1" w:after="100" w:afterAutospacing="1" w:line="240" w:lineRule="auto"/>
-        <w:outlineLvl w:val="1"/>
-        <w:rPr>
-          <w:rFonts w:ascii="Times New Roman" w:eastAsia="Times New Roman" w:hAnsi="Times New Roman" w:cs="Times New Roman"/>
-          <w:b/>
-          <w:bCs/>
-          <w:kern w:val="0"/>
-          <w:sz w:val="36"/>
-          <w:szCs w:val="36"/>
-          <w:lang w:eastAsia="ru-RU"/>
-          <w14:ligatures w14:val="none"/>
-        </w:rPr>
-      </w:pPr>
-      <w:r>
-        <w:rPr>
-          <w:rFonts w:ascii="Segoe UI Symbol" w:eastAsia="Times New Roman" w:hAnsi="Segoe UI Symbol" w:cs="Segoe UI Symbol"/>
-          <w:b/>
-          <w:bCs/>
-          <w:kern w:val="0"/>
-          <w:sz w:val="36"/>
-          <w:szCs w:val="36"/>
-          <w:lang w:eastAsia="ru-RU"/>
-          <w14:ligatures w14:val="none"/>
-        </w:rPr>
-        <w:t>❌</w:t>
-      </w:r>
-      <w:r>
-        <w:rPr>
-          <w:rFonts w:ascii="Times New Roman" w:eastAsia="Times New Roman" w:hAnsi="Times New Roman" w:cs="Times New Roman"/>
-          <w:b/>
-          <w:bCs/>
-          <w:kern w:val="0"/>
-          <w:sz w:val="36"/>
-          <w:szCs w:val="36"/>
-          <w:lang w:eastAsia="ru-RU"/>
-          <w14:ligatures w14:val="none"/>
-        </w:rPr>
-        <w:t xml:space="preserve"> </w:t>
-      </w:r>
-      <w:proofErr w:type="spellStart"/>
-      <w:r>
-        <w:rPr>
-          <w:rFonts w:ascii="Times New Roman" w:eastAsia="Times New Roman" w:hAnsi="Times New Roman" w:cs="Times New Roman"/>
-          <w:b/>
-          <w:bCs/>
-          <w:kern w:val="0"/>
-          <w:sz w:val="36"/>
-          <w:szCs w:val="36"/>
-          <w:lang w:eastAsia="ru-RU"/>
-          <w14:ligatures w14:val="none"/>
-        </w:rPr>
-        <w:t>Коммит</w:t>
-      </w:r>
-      <w:proofErr w:type="spellEnd"/>
-      <w:r>
-        <w:rPr>
-          <w:rFonts w:ascii="Times New Roman" w:eastAsia="Times New Roman" w:hAnsi="Times New Roman" w:cs="Times New Roman"/>
-          <w:b/>
-          <w:bCs/>
-          <w:kern w:val="0"/>
-          <w:sz w:val="36"/>
-          <w:szCs w:val="36"/>
-          <w:lang w:eastAsia="ru-RU"/>
-          <w14:ligatures w14:val="none"/>
-        </w:rPr>
-        <w:t xml:space="preserve"> </w:t>
-      </w:r>
-      <w:proofErr w:type="spellStart"/>
-      <w:r>
-        <w:rPr>
-          <w:rFonts w:ascii="Times New Roman" w:eastAsia="Times New Roman" w:hAnsi="Times New Roman" w:cs="Times New Roman"/>
-          <w:b/>
-          <w:bCs/>
-          <w:kern w:val="0"/>
-          <w:sz w:val="36"/>
-          <w:szCs w:val="36"/>
-          <w:lang w:eastAsia="ru-RU"/>
-          <w14:ligatures w14:val="none"/>
-        </w:rPr>
-        <w:t>бинарников</w:t>
-      </w:r>
-      <w:proofErr w:type="spellEnd"/>
+        <w:t>/</w:t>
+      </w:r>
     </w:p>
     <w:p>
       <w:pPr>
@@ -5866,17 +5180,6 @@
           <w14:ligatures w14:val="none"/>
         </w:rPr>
       </w:pPr>
-      <w:r>
-        <w:rPr>
-          <w:rFonts w:ascii="Courier New" w:eastAsia="Times New Roman" w:hAnsi="Courier New" w:cs="Courier New"/>
-          <w:kern w:val="0"/>
-          <w:sz w:val="20"/>
-          <w:szCs w:val="20"/>
-          <w:lang w:eastAsia="ru-RU"/>
-          <w14:ligatures w14:val="none"/>
-        </w:rPr>
-        <w:t xml:space="preserve">→ </w:t>
-      </w:r>
       <w:proofErr w:type="spellStart"/>
       <w:r>
         <w:rPr>
@@ -5887,7 +5190,7 @@
           <w:lang w:eastAsia="ru-RU"/>
           <w14:ligatures w14:val="none"/>
         </w:rPr>
-        <w:t>репозиторий</w:t>
+        <w:t>obj</w:t>
       </w:r>
       <w:proofErr w:type="spellEnd"/>
       <w:r>
@@ -5899,181 +5202,7 @@
           <w:lang w:eastAsia="ru-RU"/>
           <w14:ligatures w14:val="none"/>
         </w:rPr>
-        <w:t xml:space="preserve"> раздувается</w:t>
-      </w:r>
-    </w:p>
-    <w:p>
-      <w:pPr>
-        <w:spacing w:before="100" w:beforeAutospacing="1" w:after="100" w:afterAutospacing="1" w:line="240" w:lineRule="auto"/>
-        <w:rPr>
-          <w:rFonts w:ascii="Times New Roman" w:eastAsia="Times New Roman" w:hAnsi="Times New Roman" w:cs="Times New Roman"/>
-          <w:kern w:val="0"/>
-          <w:sz w:val="24"/>
-          <w:szCs w:val="24"/>
-          <w:lang w:eastAsia="ru-RU"/>
-          <w14:ligatures w14:val="none"/>
-        </w:rPr>
-      </w:pPr>
-      <w:r>
-        <w:rPr>
-          <w:rFonts w:ascii="Times New Roman" w:eastAsia="Times New Roman" w:hAnsi="Times New Roman" w:cs="Times New Roman"/>
-          <w:kern w:val="0"/>
-          <w:sz w:val="24"/>
-          <w:szCs w:val="24"/>
-          <w:lang w:eastAsia="ru-RU"/>
-          <w14:ligatures w14:val="none"/>
-        </w:rPr>
-        <w:t>Решение:</w:t>
-      </w:r>
-    </w:p>
-    <w:p>
-      <w:pPr>
-        <w:spacing w:before="100" w:beforeAutospacing="1" w:after="100" w:afterAutospacing="1" w:line="240" w:lineRule="auto"/>
-        <w:rPr>
-          <w:rFonts w:ascii="Times New Roman" w:eastAsia="Times New Roman" w:hAnsi="Times New Roman" w:cs="Times New Roman"/>
-          <w:kern w:val="0"/>
-          <w:sz w:val="24"/>
-          <w:szCs w:val="24"/>
-          <w:lang w:eastAsia="ru-RU"/>
-          <w14:ligatures w14:val="none"/>
-        </w:rPr>
-      </w:pPr>
-      <w:proofErr w:type="gramStart"/>
-      <w:r>
-        <w:rPr>
-          <w:rFonts w:ascii="Courier New" w:eastAsia="Times New Roman" w:hAnsi="Courier New" w:cs="Courier New"/>
-          <w:kern w:val="0"/>
-          <w:sz w:val="20"/>
-          <w:szCs w:val="20"/>
-          <w:lang w:eastAsia="ru-RU"/>
-          <w14:ligatures w14:val="none"/>
-        </w:rPr>
-        <w:t>.</w:t>
-      </w:r>
-      <w:proofErr w:type="spellStart"/>
-      <w:r>
-        <w:rPr>
-          <w:rFonts w:ascii="Courier New" w:eastAsia="Times New Roman" w:hAnsi="Courier New" w:cs="Courier New"/>
-          <w:kern w:val="0"/>
-          <w:sz w:val="20"/>
-          <w:szCs w:val="20"/>
-          <w:lang w:eastAsia="ru-RU"/>
-          <w14:ligatures w14:val="none"/>
-        </w:rPr>
-        <w:t>gitignore</w:t>
-      </w:r>
-      <w:proofErr w:type="spellEnd"/>
-      <w:proofErr w:type="gramEnd"/>
-    </w:p>
-    <w:p>
-      <w:pPr>
-        <w:spacing w:after="0" w:line="240" w:lineRule="auto"/>
-        <w:rPr>
-          <w:rFonts w:ascii="Times New Roman" w:eastAsia="Times New Roman" w:hAnsi="Times New Roman" w:cs="Times New Roman"/>
-          <w:kern w:val="0"/>
-          <w:sz w:val="24"/>
-          <w:szCs w:val="24"/>
-          <w:lang w:eastAsia="ru-RU"/>
-          <w14:ligatures w14:val="none"/>
-        </w:rPr>
-      </w:pPr>
-      <w:r>
-        <w:rPr>
-          <w:rFonts w:ascii="Times New Roman" w:eastAsia="Times New Roman" w:hAnsi="Times New Roman" w:cs="Times New Roman"/>
-          <w:kern w:val="0"/>
-          <w:sz w:val="24"/>
-          <w:szCs w:val="24"/>
-          <w:lang w:eastAsia="ru-RU"/>
-          <w14:ligatures w14:val="none"/>
-        </w:rPr>
-        <w:pict>
-          <v:rect id="_x0000_i1049" style="width:0;height:1.5pt" o:hralign="center" o:hrstd="t" o:hr="t" fillcolor="#a0a0a0" stroked="f"/>
-        </w:pict>
-      </w:r>
-    </w:p>
-    <w:p>
-      <w:pPr>
-        <w:spacing w:before="100" w:beforeAutospacing="1" w:after="100" w:afterAutospacing="1" w:line="240" w:lineRule="auto"/>
-        <w:outlineLvl w:val="1"/>
-        <w:rPr>
-          <w:rFonts w:ascii="Times New Roman" w:eastAsia="Times New Roman" w:hAnsi="Times New Roman" w:cs="Times New Roman"/>
-          <w:b/>
-          <w:bCs/>
-          <w:kern w:val="0"/>
-          <w:sz w:val="36"/>
-          <w:szCs w:val="36"/>
-          <w:lang w:eastAsia="ru-RU"/>
-          <w14:ligatures w14:val="none"/>
-        </w:rPr>
-      </w:pPr>
-      <w:r>
-        <w:rPr>
-          <w:rFonts w:ascii="Segoe UI Symbol" w:eastAsia="Times New Roman" w:hAnsi="Segoe UI Symbol" w:cs="Segoe UI Symbol"/>
-          <w:b/>
-          <w:bCs/>
-          <w:kern w:val="0"/>
-          <w:sz w:val="36"/>
-          <w:szCs w:val="36"/>
-          <w:lang w:eastAsia="ru-RU"/>
-          <w14:ligatures w14:val="none"/>
-        </w:rPr>
-        <w:t>❌</w:t>
-      </w:r>
-      <w:r>
-        <w:rPr>
-          <w:rFonts w:ascii="Times New Roman" w:eastAsia="Times New Roman" w:hAnsi="Times New Roman" w:cs="Times New Roman"/>
-          <w:b/>
-          <w:bCs/>
-          <w:kern w:val="0"/>
-          <w:sz w:val="36"/>
-          <w:szCs w:val="36"/>
-          <w:lang w:eastAsia="ru-RU"/>
-          <w14:ligatures w14:val="none"/>
-        </w:rPr>
-        <w:t xml:space="preserve"> </w:t>
-      </w:r>
-      <w:proofErr w:type="gramStart"/>
-      <w:r>
-        <w:rPr>
-          <w:rFonts w:ascii="Times New Roman" w:eastAsia="Times New Roman" w:hAnsi="Times New Roman" w:cs="Times New Roman"/>
-          <w:b/>
-          <w:bCs/>
-          <w:kern w:val="0"/>
-          <w:sz w:val="36"/>
-          <w:szCs w:val="36"/>
-          <w:lang w:eastAsia="ru-RU"/>
-          <w14:ligatures w14:val="none"/>
-        </w:rPr>
-        <w:t>Потеря .</w:t>
-      </w:r>
-      <w:proofErr w:type="spellStart"/>
-      <w:r>
-        <w:rPr>
-          <w:rFonts w:ascii="Times New Roman" w:eastAsia="Times New Roman" w:hAnsi="Times New Roman" w:cs="Times New Roman"/>
-          <w:b/>
-          <w:bCs/>
-          <w:kern w:val="0"/>
-          <w:sz w:val="36"/>
-          <w:szCs w:val="36"/>
-          <w:lang w:eastAsia="ru-RU"/>
-          <w14:ligatures w14:val="none"/>
-        </w:rPr>
-        <w:t>git</w:t>
-      </w:r>
-      <w:proofErr w:type="spellEnd"/>
-      <w:proofErr w:type="gramEnd"/>
-      <w:r>
-        <w:rPr>
-          <w:rFonts w:ascii="Times New Roman" w:eastAsia="Times New Roman" w:hAnsi="Times New Roman" w:cs="Times New Roman"/>
-          <w:b/>
-          <w:bCs/>
-          <w:kern w:val="0"/>
-          <w:sz w:val="36"/>
-          <w:szCs w:val="36"/>
-          <w:lang w:eastAsia="ru-RU"/>
-          <w14:ligatures w14:val="none"/>
-        </w:rPr>
-        <w:t xml:space="preserve"> папки</w:t>
+        <w:t>/</w:t>
       </w:r>
     </w:p>
     <w:p>
@@ -6115,91 +5244,8 @@
           <w:lang w:eastAsia="ru-RU"/>
           <w14:ligatures w14:val="none"/>
         </w:rPr>
-        <w:t>→ проект "забывает" историю</w:t>
-      </w:r>
-    </w:p>
-    <w:p>
-      <w:pPr>
-        <w:spacing w:after="0" w:line="240" w:lineRule="auto"/>
-        <w:rPr>
-          <w:rFonts w:ascii="Times New Roman" w:eastAsia="Times New Roman" w:hAnsi="Times New Roman" w:cs="Times New Roman"/>
-          <w:kern w:val="0"/>
-          <w:sz w:val="24"/>
-          <w:szCs w:val="24"/>
-          <w:lang w:eastAsia="ru-RU"/>
-          <w14:ligatures w14:val="none"/>
-        </w:rPr>
-      </w:pPr>
-      <w:r>
-        <w:rPr>
-          <w:rFonts w:ascii="Times New Roman" w:eastAsia="Times New Roman" w:hAnsi="Times New Roman" w:cs="Times New Roman"/>
-          <w:kern w:val="0"/>
-          <w:sz w:val="24"/>
-          <w:szCs w:val="24"/>
-          <w:lang w:eastAsia="ru-RU"/>
-          <w14:ligatures w14:val="none"/>
-        </w:rPr>
-        <w:pict>
-          <v:rect id="_x0000_i1050" style="width:0;height:1.5pt" o:hralign="center" o:hrstd="t" o:hr="t" fillcolor="#a0a0a0" stroked="f"/>
-        </w:pict>
-      </w:r>
-    </w:p>
-    <w:p>
-      <w:pPr>
-        <w:spacing w:before="100" w:beforeAutospacing="1" w:after="100" w:afterAutospacing="1" w:line="240" w:lineRule="auto"/>
-        <w:outlineLvl w:val="0"/>
-        <w:rPr>
-          <w:rFonts w:ascii="Times New Roman" w:eastAsia="Times New Roman" w:hAnsi="Times New Roman" w:cs="Times New Roman"/>
-          <w:b/>
-          <w:bCs/>
-          <w:kern w:val="36"/>
-          <w:sz w:val="48"/>
-          <w:szCs w:val="48"/>
-          <w:lang w:eastAsia="ru-RU"/>
-          <w14:ligatures w14:val="none"/>
-        </w:rPr>
-      </w:pPr>
-      <w:r>
-        <w:rPr>
-          <w:rFonts w:ascii="Segoe UI Symbol" w:eastAsia="Times New Roman" w:hAnsi="Segoe UI Symbol" w:cs="Segoe UI Symbol"/>
-          <w:b/>
-          <w:bCs/>
-          <w:kern w:val="36"/>
-          <w:sz w:val="48"/>
-          <w:szCs w:val="48"/>
-          <w:lang w:eastAsia="ru-RU"/>
-          <w14:ligatures w14:val="none"/>
-        </w:rPr>
-        <w:t>📦</w:t>
-      </w:r>
-      <w:r>
-        <w:rPr>
-          <w:rFonts w:ascii="Times New Roman" w:eastAsia="Times New Roman" w:hAnsi="Times New Roman" w:cs="Times New Roman"/>
-          <w:b/>
-          <w:bCs/>
-          <w:kern w:val="36"/>
-          <w:sz w:val="48"/>
-          <w:szCs w:val="48"/>
-          <w:lang w:eastAsia="ru-RU"/>
-          <w14:ligatures w14:val="none"/>
-        </w:rPr>
-        <w:t xml:space="preserve"> 9. Что НЕ должно попадать в </w:t>
-      </w:r>
-      <w:proofErr w:type="spellStart"/>
-      <w:r>
-        <w:rPr>
-          <w:rFonts w:ascii="Times New Roman" w:eastAsia="Times New Roman" w:hAnsi="Times New Roman" w:cs="Times New Roman"/>
-          <w:b/>
-          <w:bCs/>
-          <w:kern w:val="36"/>
-          <w:sz w:val="48"/>
-          <w:szCs w:val="48"/>
-          <w:lang w:eastAsia="ru-RU"/>
-          <w14:ligatures w14:val="none"/>
-        </w:rPr>
-        <w:t>Git</w:t>
-      </w:r>
-      <w:proofErr w:type="spellEnd"/>
+        <w:t>*.mp4</w:t>
+      </w:r>
     </w:p>
     <w:p>
       <w:pPr>
@@ -6227,21 +5273,104 @@
           <w:kern w:val="0"/>
           <w:sz w:val="20"/>
           <w:szCs w:val="20"/>
-          <w:lang w:val="en-US" w:eastAsia="ru-RU"/>
-          <w14:ligatures w14:val="none"/>
-        </w:rPr>
-      </w:pPr>
-      <w:r>
-        <w:rPr>
-          <w:rFonts w:ascii="Courier New" w:eastAsia="Times New Roman" w:hAnsi="Courier New" w:cs="Courier New"/>
-          <w:kern w:val="0"/>
-          <w:sz w:val="20"/>
-          <w:szCs w:val="20"/>
-          <w:lang w:val="en-US" w:eastAsia="ru-RU"/>
-          <w14:ligatures w14:val="none"/>
-        </w:rPr>
-        <w:t>C:\_Portable_</w:t>
-      </w:r>
+          <w:lang w:eastAsia="ru-RU"/>
+          <w14:ligatures w14:val="none"/>
+        </w:rPr>
+      </w:pPr>
+      <w:r>
+        <w:rPr>
+          <w:rFonts w:ascii="Courier New" w:eastAsia="Times New Roman" w:hAnsi="Courier New" w:cs="Courier New"/>
+          <w:kern w:val="0"/>
+          <w:sz w:val="20"/>
+          <w:szCs w:val="20"/>
+          <w:lang w:eastAsia="ru-RU"/>
+          <w14:ligatures w14:val="none"/>
+        </w:rPr>
+        <w:t>*.</w:t>
+      </w:r>
+      <w:proofErr w:type="spellStart"/>
+      <w:r>
+        <w:rPr>
+          <w:rFonts w:ascii="Courier New" w:eastAsia="Times New Roman" w:hAnsi="Courier New" w:cs="Courier New"/>
+          <w:kern w:val="0"/>
+          <w:sz w:val="20"/>
+          <w:szCs w:val="20"/>
+          <w:lang w:eastAsia="ru-RU"/>
+          <w14:ligatures w14:val="none"/>
+        </w:rPr>
+        <w:t>log</w:t>
+      </w:r>
+      <w:proofErr w:type="spellEnd"/>
+    </w:p>
+    <w:p>
+      <w:pPr>
+        <w:spacing w:after="0" w:line="240" w:lineRule="auto"/>
+        <w:rPr>
+          <w:rFonts w:ascii="Times New Roman" w:eastAsia="Times New Roman" w:hAnsi="Times New Roman" w:cs="Times New Roman"/>
+          <w:kern w:val="0"/>
+          <w:sz w:val="24"/>
+          <w:szCs w:val="24"/>
+          <w:lang w:eastAsia="ru-RU"/>
+          <w14:ligatures w14:val="none"/>
+        </w:rPr>
+      </w:pPr>
+      <w:r>
+        <w:rPr>
+          <w:rFonts w:ascii="Times New Roman" w:eastAsia="Times New Roman" w:hAnsi="Times New Roman" w:cs="Times New Roman"/>
+          <w:kern w:val="0"/>
+          <w:sz w:val="24"/>
+          <w:szCs w:val="24"/>
+          <w:lang w:eastAsia="ru-RU"/>
+          <w14:ligatures w14:val="none"/>
+        </w:rPr>
+        <w:pict>
+          <v:rect id="_x0000_i1104" style="width:0;height:1.5pt" o:hralign="center" o:hrstd="t" o:hr="t" fillcolor="#a0a0a0" stroked="f"/>
+        </w:pict>
+      </w:r>
+    </w:p>
+    <w:p>
+      <w:pPr>
+        <w:spacing w:before="100" w:beforeAutospacing="1" w:after="100" w:afterAutospacing="1" w:line="240" w:lineRule="auto"/>
+        <w:outlineLvl w:val="0"/>
+        <w:rPr>
+          <w:rFonts w:ascii="Times New Roman" w:eastAsia="Times New Roman" w:hAnsi="Times New Roman" w:cs="Times New Roman"/>
+          <w:b/>
+          <w:bCs/>
+          <w:kern w:val="36"/>
+          <w:sz w:val="48"/>
+          <w:szCs w:val="48"/>
+          <w:lang w:eastAsia="ru-RU"/>
+          <w14:ligatures w14:val="none"/>
+        </w:rPr>
+      </w:pPr>
+      <w:r>
+        <w:rPr>
+          <w:rFonts w:ascii="Times New Roman" w:eastAsia="Times New Roman" w:hAnsi="Times New Roman" w:cs="Times New Roman"/>
+          <w:b/>
+          <w:bCs/>
+          <w:kern w:val="36"/>
+          <w:sz w:val="48"/>
+          <w:szCs w:val="48"/>
+          <w:lang w:eastAsia="ru-RU"/>
+          <w14:ligatures w14:val="none"/>
+        </w:rPr>
+        <w:t xml:space="preserve">🧠 11. Рекомендуемый </w:t>
+      </w:r>
+      <w:proofErr w:type="spellStart"/>
+      <w:r>
+        <w:rPr>
+          <w:rFonts w:ascii="Times New Roman" w:eastAsia="Times New Roman" w:hAnsi="Times New Roman" w:cs="Times New Roman"/>
+          <w:b/>
+          <w:bCs/>
+          <w:kern w:val="36"/>
+          <w:sz w:val="48"/>
+          <w:szCs w:val="48"/>
+          <w:lang w:eastAsia="ru-RU"/>
+          <w14:ligatures w14:val="none"/>
+        </w:rPr>
+        <w:t>workflow</w:t>
+      </w:r>
+      <w:proofErr w:type="spellEnd"/>
     </w:p>
     <w:p>
       <w:pPr>
@@ -6269,21 +5398,47 @@
           <w:kern w:val="0"/>
           <w:sz w:val="20"/>
           <w:szCs w:val="20"/>
-          <w:lang w:val="en-US" w:eastAsia="ru-RU"/>
-          <w14:ligatures w14:val="none"/>
-        </w:rPr>
-      </w:pPr>
-      <w:r>
-        <w:rPr>
-          <w:rFonts w:ascii="Courier New" w:eastAsia="Times New Roman" w:hAnsi="Courier New" w:cs="Courier New"/>
-          <w:kern w:val="0"/>
-          <w:sz w:val="20"/>
-          <w:szCs w:val="20"/>
-          <w:lang w:val="en-US" w:eastAsia="ru-RU"/>
-          <w14:ligatures w14:val="none"/>
-        </w:rPr>
-        <w:t>bin/</w:t>
-      </w:r>
+          <w:lang w:eastAsia="ru-RU"/>
+          <w14:ligatures w14:val="none"/>
+        </w:rPr>
+      </w:pPr>
+      <w:proofErr w:type="spellStart"/>
+      <w:r>
+        <w:rPr>
+          <w:rFonts w:ascii="Courier New" w:eastAsia="Times New Roman" w:hAnsi="Courier New" w:cs="Courier New"/>
+          <w:kern w:val="0"/>
+          <w:sz w:val="20"/>
+          <w:szCs w:val="20"/>
+          <w:lang w:eastAsia="ru-RU"/>
+          <w14:ligatures w14:val="none"/>
+        </w:rPr>
+        <w:t>git</w:t>
+      </w:r>
+      <w:proofErr w:type="spellEnd"/>
+      <w:r>
+        <w:rPr>
+          <w:rFonts w:ascii="Courier New" w:eastAsia="Times New Roman" w:hAnsi="Courier New" w:cs="Courier New"/>
+          <w:kern w:val="0"/>
+          <w:sz w:val="20"/>
+          <w:szCs w:val="20"/>
+          <w:lang w:eastAsia="ru-RU"/>
+          <w14:ligatures w14:val="none"/>
+        </w:rPr>
+        <w:t xml:space="preserve"> </w:t>
+      </w:r>
+      <w:proofErr w:type="spellStart"/>
+      <w:r>
+        <w:rPr>
+          <w:rFonts w:ascii="Courier New" w:eastAsia="Times New Roman" w:hAnsi="Courier New" w:cs="Courier New"/>
+          <w:kern w:val="0"/>
+          <w:sz w:val="20"/>
+          <w:szCs w:val="20"/>
+          <w:lang w:eastAsia="ru-RU"/>
+          <w14:ligatures w14:val="none"/>
+        </w:rPr>
+        <w:t>pull</w:t>
+      </w:r>
+      <w:proofErr w:type="spellEnd"/>
     </w:p>
     <w:p>
       <w:pPr>
@@ -6311,20 +5466,20 @@
           <w:kern w:val="0"/>
           <w:sz w:val="20"/>
           <w:szCs w:val="20"/>
-          <w:lang w:val="en-US" w:eastAsia="ru-RU"/>
-          <w14:ligatures w14:val="none"/>
-        </w:rPr>
-      </w:pPr>
-      <w:r>
-        <w:rPr>
-          <w:rFonts w:ascii="Courier New" w:eastAsia="Times New Roman" w:hAnsi="Courier New" w:cs="Courier New"/>
-          <w:kern w:val="0"/>
-          <w:sz w:val="20"/>
-          <w:szCs w:val="20"/>
-          <w:lang w:val="en-US" w:eastAsia="ru-RU"/>
-          <w14:ligatures w14:val="none"/>
-        </w:rPr>
-        <w:t>obj/</w:t>
+          <w:lang w:eastAsia="ru-RU"/>
+          <w14:ligatures w14:val="none"/>
+        </w:rPr>
+      </w:pPr>
+      <w:r>
+        <w:rPr>
+          <w:rFonts w:ascii="Courier New" w:eastAsia="Times New Roman" w:hAnsi="Courier New" w:cs="Courier New"/>
+          <w:kern w:val="0"/>
+          <w:sz w:val="20"/>
+          <w:szCs w:val="20"/>
+          <w:lang w:eastAsia="ru-RU"/>
+          <w14:ligatures w14:val="none"/>
+        </w:rPr>
+        <w:t>→ работа</w:t>
       </w:r>
     </w:p>
     <w:p>
@@ -6366,7 +5521,7 @@
           <w:lang w:val="en-US" w:eastAsia="ru-RU"/>
           <w14:ligatures w14:val="none"/>
         </w:rPr>
-        <w:t>*.mp4</w:t>
+        <w:t>git add .</w:t>
       </w:r>
     </w:p>
     <w:p>
@@ -6408,79 +5563,8 @@
           <w:lang w:val="en-US" w:eastAsia="ru-RU"/>
           <w14:ligatures w14:val="none"/>
         </w:rPr>
-        <w:t>*.log</w:t>
-      </w:r>
-    </w:p>
-    <w:p>
-      <w:pPr>
-        <w:spacing w:after="0" w:line="240" w:lineRule="auto"/>
-        <w:rPr>
-          <w:rFonts w:ascii="Times New Roman" w:eastAsia="Times New Roman" w:hAnsi="Times New Roman" w:cs="Times New Roman"/>
-          <w:kern w:val="0"/>
-          <w:sz w:val="24"/>
-          <w:szCs w:val="24"/>
-          <w:lang w:eastAsia="ru-RU"/>
-          <w14:ligatures w14:val="none"/>
-        </w:rPr>
-      </w:pPr>
-      <w:r>
-        <w:rPr>
-          <w:rFonts w:ascii="Times New Roman" w:eastAsia="Times New Roman" w:hAnsi="Times New Roman" w:cs="Times New Roman"/>
-          <w:kern w:val="0"/>
-          <w:sz w:val="24"/>
-          <w:szCs w:val="24"/>
-          <w:lang w:eastAsia="ru-RU"/>
-          <w14:ligatures w14:val="none"/>
-        </w:rPr>
-        <w:pict>
-          <v:rect id="_x0000_i1051" style="width:0;height:1.5pt" o:hralign="center" o:hrstd="t" o:hr="t" fillcolor="#a0a0a0" stroked="f"/>
-        </w:pict>
-      </w:r>
-    </w:p>
-    <w:p>
-      <w:pPr>
-        <w:spacing w:before="100" w:beforeAutospacing="1" w:after="100" w:afterAutospacing="1" w:line="240" w:lineRule="auto"/>
-        <w:outlineLvl w:val="0"/>
-        <w:rPr>
-          <w:rFonts w:ascii="Times New Roman" w:eastAsia="Times New Roman" w:hAnsi="Times New Roman" w:cs="Times New Roman"/>
-          <w:b/>
-          <w:bCs/>
-          <w:kern w:val="36"/>
-          <w:sz w:val="48"/>
-          <w:szCs w:val="48"/>
-          <w:lang w:eastAsia="ru-RU"/>
-          <w14:ligatures w14:val="none"/>
-        </w:rPr>
-      </w:pPr>
-      <w:r>
-        <w:rPr>
-          <w:rFonts w:ascii="Times New Roman" w:eastAsia="Times New Roman" w:hAnsi="Times New Roman" w:cs="Times New Roman"/>
-          <w:b/>
-          <w:bCs/>
-          <w:kern w:val="36"/>
-          <w:sz w:val="48"/>
-          <w:szCs w:val="48"/>
-          <w:lang w:eastAsia="ru-RU"/>
-          <w14:ligatures w14:val="none"/>
-        </w:rPr>
-        <w:lastRenderedPageBreak/>
-        <w:t xml:space="preserve">🧠 10. Рекомендуемый </w:t>
-      </w:r>
-      <w:proofErr w:type="spellStart"/>
-      <w:r>
-        <w:rPr>
-          <w:rFonts w:ascii="Times New Roman" w:eastAsia="Times New Roman" w:hAnsi="Times New Roman" w:cs="Times New Roman"/>
-          <w:b/>
-          <w:bCs/>
-          <w:kern w:val="36"/>
-          <w:sz w:val="48"/>
-          <w:szCs w:val="48"/>
-          <w:lang w:eastAsia="ru-RU"/>
-          <w14:ligatures w14:val="none"/>
-        </w:rPr>
-        <w:t>workflow</w:t>
-      </w:r>
-      <w:proofErr w:type="spellEnd"/>
+        <w:t>git commit</w:t>
+      </w:r>
     </w:p>
     <w:p>
       <w:pPr>
@@ -6521,316 +5605,13 @@
           <w:lang w:val="en-US" w:eastAsia="ru-RU"/>
           <w14:ligatures w14:val="none"/>
         </w:rPr>
-        <w:t xml:space="preserve">1. </w:t>
-      </w:r>
-      <w:proofErr w:type="gramStart"/>
-      <w:r>
-        <w:rPr>
-          <w:rFonts w:ascii="Courier New" w:eastAsia="Times New Roman" w:hAnsi="Courier New" w:cs="Courier New"/>
-          <w:kern w:val="0"/>
-          <w:sz w:val="20"/>
-          <w:szCs w:val="20"/>
-          <w:lang w:val="en-US" w:eastAsia="ru-RU"/>
-          <w14:ligatures w14:val="none"/>
-        </w:rPr>
-        <w:t>git</w:t>
-      </w:r>
-      <w:proofErr w:type="gramEnd"/>
-      <w:r>
-        <w:rPr>
-          <w:rFonts w:ascii="Courier New" w:eastAsia="Times New Roman" w:hAnsi="Courier New" w:cs="Courier New"/>
-          <w:kern w:val="0"/>
-          <w:sz w:val="20"/>
-          <w:szCs w:val="20"/>
-          <w:lang w:val="en-US" w:eastAsia="ru-RU"/>
-          <w14:ligatures w14:val="none"/>
-        </w:rPr>
-        <w:t xml:space="preserve"> pull</w:t>
-      </w:r>
-    </w:p>
-    <w:p>
-      <w:pPr>
-        <w:tabs>
-          <w:tab w:val="left" w:pos="916"/>
-          <w:tab w:val="left" w:pos="1832"/>
-          <w:tab w:val="left" w:pos="2748"/>
-          <w:tab w:val="left" w:pos="3664"/>
-          <w:tab w:val="left" w:pos="4580"/>
-          <w:tab w:val="left" w:pos="5496"/>
-          <w:tab w:val="left" w:pos="6412"/>
-          <w:tab w:val="left" w:pos="7328"/>
-          <w:tab w:val="left" w:pos="8244"/>
-          <w:tab w:val="left" w:pos="9160"/>
-          <w:tab w:val="left" w:pos="10076"/>
-          <w:tab w:val="left" w:pos="10992"/>
-          <w:tab w:val="left" w:pos="11908"/>
-          <w:tab w:val="left" w:pos="12824"/>
-          <w:tab w:val="left" w:pos="13740"/>
-          <w:tab w:val="left" w:pos="14656"/>
-        </w:tabs>
+        <w:t>git push</w:t>
+      </w:r>
+    </w:p>
+    <w:p>
+      <w:pPr>
         <w:spacing w:after="0" w:line="240" w:lineRule="auto"/>
         <w:rPr>
-          <w:rFonts w:ascii="Courier New" w:eastAsia="Times New Roman" w:hAnsi="Courier New" w:cs="Courier New"/>
-          <w:kern w:val="0"/>
-          <w:sz w:val="20"/>
-          <w:szCs w:val="20"/>
-          <w:lang w:val="en-US" w:eastAsia="ru-RU"/>
-          <w14:ligatures w14:val="none"/>
-        </w:rPr>
-      </w:pPr>
-      <w:r>
-        <w:rPr>
-          <w:rFonts w:ascii="Courier New" w:eastAsia="Times New Roman" w:hAnsi="Courier New" w:cs="Courier New"/>
-          <w:kern w:val="0"/>
-          <w:sz w:val="20"/>
-          <w:szCs w:val="20"/>
-          <w:lang w:val="en-US" w:eastAsia="ru-RU"/>
-          <w14:ligatures w14:val="none"/>
-        </w:rPr>
-        <w:t xml:space="preserve">2. </w:t>
-      </w:r>
-      <w:proofErr w:type="gramStart"/>
-      <w:r>
-        <w:rPr>
-          <w:rFonts w:ascii="Courier New" w:eastAsia="Times New Roman" w:hAnsi="Courier New" w:cs="Courier New"/>
-          <w:kern w:val="0"/>
-          <w:sz w:val="20"/>
-          <w:szCs w:val="20"/>
-          <w:lang w:eastAsia="ru-RU"/>
-          <w14:ligatures w14:val="none"/>
-        </w:rPr>
-        <w:t>работа</w:t>
-      </w:r>
-      <w:proofErr w:type="gramEnd"/>
-    </w:p>
-    <w:p>
-      <w:pPr>
-        <w:tabs>
-          <w:tab w:val="left" w:pos="916"/>
-          <w:tab w:val="left" w:pos="1832"/>
-          <w:tab w:val="left" w:pos="2748"/>
-          <w:tab w:val="left" w:pos="3664"/>
-          <w:tab w:val="left" w:pos="4580"/>
-          <w:tab w:val="left" w:pos="5496"/>
-          <w:tab w:val="left" w:pos="6412"/>
-          <w:tab w:val="left" w:pos="7328"/>
-          <w:tab w:val="left" w:pos="8244"/>
-          <w:tab w:val="left" w:pos="9160"/>
-          <w:tab w:val="left" w:pos="10076"/>
-          <w:tab w:val="left" w:pos="10992"/>
-          <w:tab w:val="left" w:pos="11908"/>
-          <w:tab w:val="left" w:pos="12824"/>
-          <w:tab w:val="left" w:pos="13740"/>
-          <w:tab w:val="left" w:pos="14656"/>
-        </w:tabs>
-        <w:spacing w:after="0" w:line="240" w:lineRule="auto"/>
-        <w:rPr>
-          <w:rFonts w:ascii="Courier New" w:eastAsia="Times New Roman" w:hAnsi="Courier New" w:cs="Courier New"/>
-          <w:kern w:val="0"/>
-          <w:sz w:val="20"/>
-          <w:szCs w:val="20"/>
-          <w:lang w:val="en-US" w:eastAsia="ru-RU"/>
-          <w14:ligatures w14:val="none"/>
-        </w:rPr>
-      </w:pPr>
-      <w:r>
-        <w:rPr>
-          <w:rFonts w:ascii="Courier New" w:eastAsia="Times New Roman" w:hAnsi="Courier New" w:cs="Courier New"/>
-          <w:kern w:val="0"/>
-          <w:sz w:val="20"/>
-          <w:szCs w:val="20"/>
-          <w:lang w:val="en-US" w:eastAsia="ru-RU"/>
-          <w14:ligatures w14:val="none"/>
-        </w:rPr>
-        <w:t xml:space="preserve">3. </w:t>
-      </w:r>
-      <w:proofErr w:type="gramStart"/>
-      <w:r>
-        <w:rPr>
-          <w:rFonts w:ascii="Courier New" w:eastAsia="Times New Roman" w:hAnsi="Courier New" w:cs="Courier New"/>
-          <w:kern w:val="0"/>
-          <w:sz w:val="20"/>
-          <w:szCs w:val="20"/>
-          <w:lang w:val="en-US" w:eastAsia="ru-RU"/>
-          <w14:ligatures w14:val="none"/>
-        </w:rPr>
-        <w:t>git</w:t>
-      </w:r>
-      <w:proofErr w:type="gramEnd"/>
-      <w:r>
-        <w:rPr>
-          <w:rFonts w:ascii="Courier New" w:eastAsia="Times New Roman" w:hAnsi="Courier New" w:cs="Courier New"/>
-          <w:kern w:val="0"/>
-          <w:sz w:val="20"/>
-          <w:szCs w:val="20"/>
-          <w:lang w:val="en-US" w:eastAsia="ru-RU"/>
-          <w14:ligatures w14:val="none"/>
-        </w:rPr>
-        <w:t xml:space="preserve"> add .</w:t>
-      </w:r>
-    </w:p>
-    <w:p>
-      <w:pPr>
-        <w:tabs>
-          <w:tab w:val="left" w:pos="916"/>
-          <w:tab w:val="left" w:pos="1832"/>
-          <w:tab w:val="left" w:pos="2748"/>
-          <w:tab w:val="left" w:pos="3664"/>
-          <w:tab w:val="left" w:pos="4580"/>
-          <w:tab w:val="left" w:pos="5496"/>
-          <w:tab w:val="left" w:pos="6412"/>
-          <w:tab w:val="left" w:pos="7328"/>
-          <w:tab w:val="left" w:pos="8244"/>
-          <w:tab w:val="left" w:pos="9160"/>
-          <w:tab w:val="left" w:pos="10076"/>
-          <w:tab w:val="left" w:pos="10992"/>
-          <w:tab w:val="left" w:pos="11908"/>
-          <w:tab w:val="left" w:pos="12824"/>
-          <w:tab w:val="left" w:pos="13740"/>
-          <w:tab w:val="left" w:pos="14656"/>
-        </w:tabs>
-        <w:spacing w:after="0" w:line="240" w:lineRule="auto"/>
-        <w:rPr>
-          <w:rFonts w:ascii="Courier New" w:eastAsia="Times New Roman" w:hAnsi="Courier New" w:cs="Courier New"/>
-          <w:kern w:val="0"/>
-          <w:sz w:val="20"/>
-          <w:szCs w:val="20"/>
-          <w:lang w:eastAsia="ru-RU"/>
-          <w14:ligatures w14:val="none"/>
-        </w:rPr>
-      </w:pPr>
-      <w:r>
-        <w:rPr>
-          <w:rFonts w:ascii="Courier New" w:eastAsia="Times New Roman" w:hAnsi="Courier New" w:cs="Courier New"/>
-          <w:kern w:val="0"/>
-          <w:sz w:val="20"/>
-          <w:szCs w:val="20"/>
-          <w:lang w:eastAsia="ru-RU"/>
-          <w14:ligatures w14:val="none"/>
-        </w:rPr>
-        <w:t xml:space="preserve">4. </w:t>
-      </w:r>
-      <w:proofErr w:type="spellStart"/>
-      <w:r>
-        <w:rPr>
-          <w:rFonts w:ascii="Courier New" w:eastAsia="Times New Roman" w:hAnsi="Courier New" w:cs="Courier New"/>
-          <w:kern w:val="0"/>
-          <w:sz w:val="20"/>
-          <w:szCs w:val="20"/>
-          <w:lang w:eastAsia="ru-RU"/>
-          <w14:ligatures w14:val="none"/>
-        </w:rPr>
-        <w:t>git</w:t>
-      </w:r>
-      <w:proofErr w:type="spellEnd"/>
-      <w:r>
-        <w:rPr>
-          <w:rFonts w:ascii="Courier New" w:eastAsia="Times New Roman" w:hAnsi="Courier New" w:cs="Courier New"/>
-          <w:kern w:val="0"/>
-          <w:sz w:val="20"/>
-          <w:szCs w:val="20"/>
-          <w:lang w:eastAsia="ru-RU"/>
-          <w14:ligatures w14:val="none"/>
-        </w:rPr>
-        <w:t xml:space="preserve"> </w:t>
-      </w:r>
-      <w:proofErr w:type="spellStart"/>
-      <w:r>
-        <w:rPr>
-          <w:rFonts w:ascii="Courier New" w:eastAsia="Times New Roman" w:hAnsi="Courier New" w:cs="Courier New"/>
-          <w:kern w:val="0"/>
-          <w:sz w:val="20"/>
-          <w:szCs w:val="20"/>
-          <w:lang w:eastAsia="ru-RU"/>
-          <w14:ligatures w14:val="none"/>
-        </w:rPr>
-        <w:t>commit</w:t>
-      </w:r>
-      <w:proofErr w:type="spellEnd"/>
-    </w:p>
-    <w:p>
-      <w:pPr>
-        <w:tabs>
-          <w:tab w:val="left" w:pos="916"/>
-          <w:tab w:val="left" w:pos="1832"/>
-          <w:tab w:val="left" w:pos="2748"/>
-          <w:tab w:val="left" w:pos="3664"/>
-          <w:tab w:val="left" w:pos="4580"/>
-          <w:tab w:val="left" w:pos="5496"/>
-          <w:tab w:val="left" w:pos="6412"/>
-          <w:tab w:val="left" w:pos="7328"/>
-          <w:tab w:val="left" w:pos="8244"/>
-          <w:tab w:val="left" w:pos="9160"/>
-          <w:tab w:val="left" w:pos="10076"/>
-          <w:tab w:val="left" w:pos="10992"/>
-          <w:tab w:val="left" w:pos="11908"/>
-          <w:tab w:val="left" w:pos="12824"/>
-          <w:tab w:val="left" w:pos="13740"/>
-          <w:tab w:val="left" w:pos="14656"/>
-        </w:tabs>
-        <w:spacing w:after="0" w:line="240" w:lineRule="auto"/>
-        <w:rPr>
-          <w:rFonts w:ascii="Courier New" w:eastAsia="Times New Roman" w:hAnsi="Courier New" w:cs="Courier New"/>
-          <w:kern w:val="0"/>
-          <w:sz w:val="20"/>
-          <w:szCs w:val="20"/>
-          <w:lang w:eastAsia="ru-RU"/>
-          <w14:ligatures w14:val="none"/>
-        </w:rPr>
-      </w:pPr>
-      <w:r>
-        <w:rPr>
-          <w:rFonts w:ascii="Courier New" w:eastAsia="Times New Roman" w:hAnsi="Courier New" w:cs="Courier New"/>
-          <w:kern w:val="0"/>
-          <w:sz w:val="20"/>
-          <w:szCs w:val="20"/>
-          <w:lang w:eastAsia="ru-RU"/>
-          <w14:ligatures w14:val="none"/>
-        </w:rPr>
-        <w:t xml:space="preserve">5. </w:t>
-      </w:r>
-      <w:proofErr w:type="spellStart"/>
-      <w:r>
-        <w:rPr>
-          <w:rFonts w:ascii="Courier New" w:eastAsia="Times New Roman" w:hAnsi="Courier New" w:cs="Courier New"/>
-          <w:kern w:val="0"/>
-          <w:sz w:val="20"/>
-          <w:szCs w:val="20"/>
-          <w:lang w:eastAsia="ru-RU"/>
-          <w14:ligatures w14:val="none"/>
-        </w:rPr>
-        <w:t>git</w:t>
-      </w:r>
-      <w:proofErr w:type="spellEnd"/>
-      <w:r>
-        <w:rPr>
-          <w:rFonts w:ascii="Courier New" w:eastAsia="Times New Roman" w:hAnsi="Courier New" w:cs="Courier New"/>
-          <w:kern w:val="0"/>
-          <w:sz w:val="20"/>
-          <w:szCs w:val="20"/>
-          <w:lang w:eastAsia="ru-RU"/>
-          <w14:ligatures w14:val="none"/>
-        </w:rPr>
-        <w:t xml:space="preserve"> </w:t>
-      </w:r>
-      <w:proofErr w:type="spellStart"/>
-      <w:r>
-        <w:rPr>
-          <w:rFonts w:ascii="Courier New" w:eastAsia="Times New Roman" w:hAnsi="Courier New" w:cs="Courier New"/>
-          <w:kern w:val="0"/>
-          <w:sz w:val="20"/>
-          <w:szCs w:val="20"/>
-          <w:lang w:eastAsia="ru-RU"/>
-          <w14:ligatures w14:val="none"/>
-        </w:rPr>
-        <w:t>push</w:t>
-      </w:r>
-      <w:proofErr w:type="spellEnd"/>
-    </w:p>
-    <w:p>
-      <w:pPr>
-        <w:spacing w:after="0" w:line="240" w:lineRule="auto"/>
-        <w:rPr>
           <w:rFonts w:ascii="Times New Roman" w:eastAsia="Times New Roman" w:hAnsi="Times New Roman" w:cs="Times New Roman"/>
           <w:kern w:val="0"/>
           <w:sz w:val="24"/>
@@ -6849,7 +5630,7 @@
           <w14:ligatures w14:val="none"/>
         </w:rPr>
         <w:pict>
-          <v:rect id="_x0000_i1052" style="width:0;height:1.5pt" o:hralign="center" o:hrstd="t" o:hr="t" fillcolor="#a0a0a0" stroked="f"/>
+          <v:rect id="_x0000_i1105" style="width:0;height:1.5pt" o:hralign="center" o:hrstd="t" o:hr="t" fillcolor="#a0a0a0" stroked="f"/>
         </w:pict>
       </w:r>
     </w:p>
@@ -6940,6 +5721,7 @@
           <w:lang w:eastAsia="ru-RU"/>
           <w14:ligatures w14:val="none"/>
         </w:rPr>
+        <w:lastRenderedPageBreak/>
         <w:t>✔</w:t>
       </w:r>
       <w:r>
@@ -7096,8 +5878,21 @@
           <w:lang w:eastAsia="ru-RU"/>
           <w14:ligatures w14:val="none"/>
         </w:rPr>
-        <w:t xml:space="preserve"> работать на разных ПК</w:t>
-      </w:r>
+        <w:t xml:space="preserve"> исправлять .</w:t>
+      </w:r>
+      <w:proofErr w:type="spellStart"/>
+      <w:r>
+        <w:rPr>
+          <w:rFonts w:ascii="Times New Roman" w:eastAsia="Times New Roman" w:hAnsi="Times New Roman" w:cs="Times New Roman"/>
+          <w:kern w:val="0"/>
+          <w:sz w:val="24"/>
+          <w:szCs w:val="24"/>
+          <w:lang w:eastAsia="ru-RU"/>
+          <w14:ligatures w14:val="none"/>
+        </w:rPr>
+        <w:t>gitignore</w:t>
+      </w:r>
+      <w:proofErr w:type="spellEnd"/>
     </w:p>
     <w:p>
       <w:pPr>
@@ -7121,7 +5916,7 @@
           <w14:ligatures w14:val="none"/>
         </w:rPr>
         <w:pict>
-          <v:rect id="_x0000_i1053" style="width:0;height:1.5pt" o:hralign="center" o:hrstd="t" o:hr="t" fillcolor="#a0a0a0" stroked="f"/>
+          <v:rect id="_x0000_i1106" style="width:0;height:1.5pt" o:hralign="center" o:hrstd="t" o:hr="t" fillcolor="#a0a0a0" stroked="f"/>
         </w:pict>
       </w:r>
     </w:p>
@@ -7171,7 +5966,7 @@
       <w:pPr>
         <w:numPr>
           <w:ilvl w:val="0"/>
-          <w:numId w:val="8"/>
+          <w:numId w:val="10"/>
         </w:numPr>
         <w:spacing w:before="100" w:beforeAutospacing="1" w:after="100" w:afterAutospacing="1" w:line="240" w:lineRule="auto"/>
         <w:rPr>
@@ -7183,60 +5978,23 @@
           <w14:ligatures w14:val="none"/>
         </w:rPr>
       </w:pPr>
-      <w:proofErr w:type="spellStart"/>
-      <w:r>
-        <w:rPr>
-          <w:rFonts w:ascii="Times New Roman" w:eastAsia="Times New Roman" w:hAnsi="Times New Roman" w:cs="Times New Roman"/>
-          <w:kern w:val="0"/>
-          <w:sz w:val="24"/>
-          <w:szCs w:val="24"/>
-          <w:lang w:eastAsia="ru-RU"/>
-          <w14:ligatures w14:val="none"/>
-        </w:rPr>
-        <w:t>GitHub</w:t>
-      </w:r>
-      <w:proofErr w:type="spellEnd"/>
-      <w:r>
-        <w:rPr>
-          <w:rFonts w:ascii="Times New Roman" w:eastAsia="Times New Roman" w:hAnsi="Times New Roman" w:cs="Times New Roman"/>
-          <w:kern w:val="0"/>
-          <w:sz w:val="24"/>
-          <w:szCs w:val="24"/>
-          <w:lang w:eastAsia="ru-RU"/>
-          <w14:ligatures w14:val="none"/>
-        </w:rPr>
-        <w:t xml:space="preserve"> </w:t>
-      </w:r>
-      <w:proofErr w:type="spellStart"/>
-      <w:r>
-        <w:rPr>
-          <w:rFonts w:ascii="Times New Roman" w:eastAsia="Times New Roman" w:hAnsi="Times New Roman" w:cs="Times New Roman"/>
-          <w:kern w:val="0"/>
-          <w:sz w:val="24"/>
-          <w:szCs w:val="24"/>
-          <w:lang w:eastAsia="ru-RU"/>
-          <w14:ligatures w14:val="none"/>
-        </w:rPr>
-        <w:t>Actions</w:t>
-      </w:r>
-      <w:proofErr w:type="spellEnd"/>
-      <w:r>
-        <w:rPr>
-          <w:rFonts w:ascii="Times New Roman" w:eastAsia="Times New Roman" w:hAnsi="Times New Roman" w:cs="Times New Roman"/>
-          <w:kern w:val="0"/>
-          <w:sz w:val="24"/>
-          <w:szCs w:val="24"/>
-          <w:lang w:eastAsia="ru-RU"/>
-          <w14:ligatures w14:val="none"/>
-        </w:rPr>
-        <w:t xml:space="preserve"> (автосборка)</w:t>
+      <w:r>
+        <w:rPr>
+          <w:rFonts w:ascii="Times New Roman" w:eastAsia="Times New Roman" w:hAnsi="Times New Roman" w:cs="Times New Roman"/>
+          <w:kern w:val="0"/>
+          <w:sz w:val="24"/>
+          <w:szCs w:val="24"/>
+          <w:lang w:eastAsia="ru-RU"/>
+          <w14:ligatures w14:val="none"/>
+        </w:rPr>
+        <w:t>CI/CD</w:t>
       </w:r>
     </w:p>
     <w:p>
       <w:pPr>
         <w:numPr>
           <w:ilvl w:val="0"/>
-          <w:numId w:val="8"/>
+          <w:numId w:val="10"/>
         </w:numPr>
         <w:spacing w:before="100" w:beforeAutospacing="1" w:after="100" w:afterAutospacing="1" w:line="240" w:lineRule="auto"/>
         <w:rPr>
@@ -7288,7 +6046,7 @@
       <w:pPr>
         <w:numPr>
           <w:ilvl w:val="0"/>
-          <w:numId w:val="8"/>
+          <w:numId w:val="10"/>
         </w:numPr>
         <w:spacing w:before="100" w:beforeAutospacing="1" w:after="100" w:afterAutospacing="1" w:line="240" w:lineRule="auto"/>
         <w:rPr>
@@ -7309,7 +6067,7 @@
           <w:lang w:eastAsia="ru-RU"/>
           <w14:ligatures w14:val="none"/>
         </w:rPr>
-        <w:t>CI/CD</w:t>
+        <w:t>командная разработка</w:t>
       </w:r>
     </w:p>
     <w:p>
@@ -7334,7 +6092,7 @@
           <w14:ligatures w14:val="none"/>
         </w:rPr>
         <w:pict>
-          <v:rect id="_x0000_i1054" style="width:0;height:1.5pt" o:hralign="center" o:hrstd="t" o:hr="t" fillcolor="#a0a0a0" stroked="f"/>
+          <v:rect id="_x0000_i1107" style="width:0;height:1.5pt" o:hralign="center" o:hrstd="t" o:hr="t" fillcolor="#a0a0a0" stroked="f"/>
         </w:pict>
       </w:r>
     </w:p>
@@ -7581,6 +6339,119 @@
     </w:lvl>
   </w:abstractNum>
   <w:abstractNum w:abstractNumId="2" w15:restartNumberingAfterBreak="0">
+    <w:nsid w:val="25A84B0E"/>
+    <w:multiLevelType w:val="multilevel"/>
+    <w:tmpl w:val="54B89F52"/>
+    <w:lvl w:ilvl="0">
+      <w:start w:val="1"/>
+      <w:numFmt w:val="decimal"/>
+      <w:lvlText w:val="%1."/>
+      <w:lvlJc w:val="left"/>
+      <w:pPr>
+        <w:tabs>
+          <w:tab w:val="num" w:pos="720"/>
+        </w:tabs>
+        <w:ind w:left="720" w:hanging="360"/>
+      </w:pPr>
+    </w:lvl>
+    <w:lvl w:ilvl="1" w:tentative="1">
+      <w:start w:val="1"/>
+      <w:numFmt w:val="decimal"/>
+      <w:lvlText w:val="%2."/>
+      <w:lvlJc w:val="left"/>
+      <w:pPr>
+        <w:tabs>
+          <w:tab w:val="num" w:pos="1440"/>
+        </w:tabs>
+        <w:ind w:left="1440" w:hanging="360"/>
+      </w:pPr>
+    </w:lvl>
+    <w:lvl w:ilvl="2" w:tentative="1">
+      <w:start w:val="1"/>
+      <w:numFmt w:val="decimal"/>
+      <w:lvlText w:val="%3."/>
+      <w:lvlJc w:val="left"/>
+      <w:pPr>
+        <w:tabs>
+          <w:tab w:val="num" w:pos="2160"/>
+        </w:tabs>
+        <w:ind w:left="2160" w:hanging="360"/>
+      </w:pPr>
+    </w:lvl>
+    <w:lvl w:ilvl="3" w:tentative="1">
+      <w:start w:val="1"/>
+      <w:numFmt w:val="decimal"/>
+      <w:lvlText w:val="%4."/>
+      <w:lvlJc w:val="left"/>
+      <w:pPr>
+        <w:tabs>
+          <w:tab w:val="num" w:pos="2880"/>
+        </w:tabs>
+        <w:ind w:left="2880" w:hanging="360"/>
+      </w:pPr>
+    </w:lvl>
+    <w:lvl w:ilvl="4" w:tentative="1">
+      <w:start w:val="1"/>
+      <w:numFmt w:val="decimal"/>
+      <w:lvlText w:val="%5."/>
+      <w:lvlJc w:val="left"/>
+      <w:pPr>
+        <w:tabs>
+          <w:tab w:val="num" w:pos="3600"/>
+        </w:tabs>
+        <w:ind w:left="3600" w:hanging="360"/>
+      </w:pPr>
+    </w:lvl>
+    <w:lvl w:ilvl="5" w:tentative="1">
+      <w:start w:val="1"/>
+      <w:numFmt w:val="decimal"/>
+      <w:lvlText w:val="%6."/>
+      <w:lvlJc w:val="left"/>
+      <w:pPr>
+        <w:tabs>
+          <w:tab w:val="num" w:pos="4320"/>
+        </w:tabs>
+        <w:ind w:left="4320" w:hanging="360"/>
+      </w:pPr>
+    </w:lvl>
+    <w:lvl w:ilvl="6" w:tentative="1">
+      <w:start w:val="1"/>
+      <w:numFmt w:val="decimal"/>
+      <w:lvlText w:val="%7."/>
+      <w:lvlJc w:val="left"/>
+      <w:pPr>
+        <w:tabs>
+          <w:tab w:val="num" w:pos="5040"/>
+        </w:tabs>
+        <w:ind w:left="5040" w:hanging="360"/>
+      </w:pPr>
+    </w:lvl>
+    <w:lvl w:ilvl="7" w:tentative="1">
+      <w:start w:val="1"/>
+      <w:numFmt w:val="decimal"/>
+      <w:lvlText w:val="%8."/>
+      <w:lvlJc w:val="left"/>
+      <w:pPr>
+        <w:tabs>
+          <w:tab w:val="num" w:pos="5760"/>
+        </w:tabs>
+        <w:ind w:left="5760" w:hanging="360"/>
+      </w:pPr>
+    </w:lvl>
+    <w:lvl w:ilvl="8" w:tentative="1">
+      <w:start w:val="1"/>
+      <w:numFmt w:val="decimal"/>
+      <w:lvlText w:val="%9."/>
+      <w:lvlJc w:val="left"/>
+      <w:pPr>
+        <w:tabs>
+          <w:tab w:val="num" w:pos="6480"/>
+        </w:tabs>
+        <w:ind w:left="6480" w:hanging="360"/>
+      </w:pPr>
+    </w:lvl>
+  </w:abstractNum>
+  <w:abstractNum w:abstractNumId="3" w15:restartNumberingAfterBreak="0">
     <w:nsid w:val="387D4F9A"/>
     <w:multiLevelType w:val="multilevel"/>
     <w:tmpl w:val="35F0C128"/>
@@ -7693,7 +6564,7 @@
       </w:pPr>
     </w:lvl>
   </w:abstractNum>
-  <w:abstractNum w:abstractNumId="3" w15:restartNumberingAfterBreak="0">
+  <w:abstractNum w:abstractNumId="4" w15:restartNumberingAfterBreak="0">
     <w:nsid w:val="3BF326D6"/>
     <w:multiLevelType w:val="multilevel"/>
     <w:tmpl w:val="24DC596A"/>
@@ -7842,7 +6713,7 @@
       </w:rPr>
     </w:lvl>
   </w:abstractNum>
-  <w:abstractNum w:abstractNumId="4" w15:restartNumberingAfterBreak="0">
+  <w:abstractNum w:abstractNumId="5" w15:restartNumberingAfterBreak="0">
     <w:nsid w:val="3EEB1108"/>
     <w:multiLevelType w:val="multilevel"/>
     <w:tmpl w:val="377870E4"/>
@@ -7955,7 +6826,156 @@
       </w:pPr>
     </w:lvl>
   </w:abstractNum>
-  <w:abstractNum w:abstractNumId="5" w15:restartNumberingAfterBreak="0">
+  <w:abstractNum w:abstractNumId="6" w15:restartNumberingAfterBreak="0">
+    <w:nsid w:val="50F76B64"/>
+    <w:multiLevelType w:val="multilevel"/>
+    <w:tmpl w:val="7526A28A"/>
+    <w:lvl w:ilvl="0">
+      <w:start w:val="1"/>
+      <w:numFmt w:val="bullet"/>
+      <w:lvlText w:val=""/>
+      <w:lvlJc w:val="left"/>
+      <w:pPr>
+        <w:tabs>
+          <w:tab w:val="num" w:pos="720"/>
+        </w:tabs>
+        <w:ind w:left="720" w:hanging="360"/>
+      </w:pPr>
+      <w:rPr>
+        <w:rFonts w:ascii="Symbol" w:hAnsi="Symbol" w:hint="default"/>
+        <w:sz w:val="20"/>
+      </w:rPr>
+    </w:lvl>
+    <w:lvl w:ilvl="1" w:tentative="1">
+      <w:start w:val="1"/>
+      <w:numFmt w:val="bullet"/>
+      <w:lvlText w:val="o"/>
+      <w:lvlJc w:val="left"/>
+      <w:pPr>
+        <w:tabs>
+          <w:tab w:val="num" w:pos="1440"/>
+        </w:tabs>
+        <w:ind w:left="1440" w:hanging="360"/>
+      </w:pPr>
+      <w:rPr>
+        <w:rFonts w:ascii="Courier New" w:hAnsi="Courier New" w:hint="default"/>
+        <w:sz w:val="20"/>
+      </w:rPr>
+    </w:lvl>
+    <w:lvl w:ilvl="2" w:tentative="1">
+      <w:start w:val="1"/>
+      <w:numFmt w:val="bullet"/>
+      <w:lvlText w:val=""/>
+      <w:lvlJc w:val="left"/>
+      <w:pPr>
+        <w:tabs>
+          <w:tab w:val="num" w:pos="2160"/>
+        </w:tabs>
+        <w:ind w:left="2160" w:hanging="360"/>
+      </w:pPr>
+      <w:rPr>
+        <w:rFonts w:ascii="Wingdings" w:hAnsi="Wingdings" w:hint="default"/>
+        <w:sz w:val="20"/>
+      </w:rPr>
+    </w:lvl>
+    <w:lvl w:ilvl="3" w:tentative="1">
+      <w:start w:val="1"/>
+      <w:numFmt w:val="bullet"/>
+      <w:lvlText w:val=""/>
+      <w:lvlJc w:val="left"/>
+      <w:pPr>
+        <w:tabs>
+          <w:tab w:val="num" w:pos="2880"/>
+        </w:tabs>
+        <w:ind w:left="2880" w:hanging="360"/>
+      </w:pPr>
+      <w:rPr>
+        <w:rFonts w:ascii="Wingdings" w:hAnsi="Wingdings" w:hint="default"/>
+        <w:sz w:val="20"/>
+      </w:rPr>
+    </w:lvl>
+    <w:lvl w:ilvl="4" w:tentative="1">
+      <w:start w:val="1"/>
+      <w:numFmt w:val="bullet"/>
+      <w:lvlText w:val=""/>
+      <w:lvlJc w:val="left"/>
+      <w:pPr>
+        <w:tabs>
+          <w:tab w:val="num" w:pos="3600"/>
+        </w:tabs>
+        <w:ind w:left="3600" w:hanging="360"/>
+      </w:pPr>
+      <w:rPr>
+        <w:rFonts w:ascii="Wingdings" w:hAnsi="Wingdings" w:hint="default"/>
+        <w:sz w:val="20"/>
+      </w:rPr>
+    </w:lvl>
+    <w:lvl w:ilvl="5" w:tentative="1">
+      <w:start w:val="1"/>
+      <w:numFmt w:val="bullet"/>
+      <w:lvlText w:val=""/>
+      <w:lvlJc w:val="left"/>
+      <w:pPr>
+        <w:tabs>
+          <w:tab w:val="num" w:pos="4320"/>
+        </w:tabs>
+        <w:ind w:left="4320" w:hanging="360"/>
+      </w:pPr>
+      <w:rPr>
+        <w:rFonts w:ascii="Wingdings" w:hAnsi="Wingdings" w:hint="default"/>
+        <w:sz w:val="20"/>
+      </w:rPr>
+    </w:lvl>
+    <w:lvl w:ilvl="6" w:tentative="1">
+      <w:start w:val="1"/>
+      <w:numFmt w:val="bullet"/>
+      <w:lvlText w:val=""/>
+      <w:lvlJc w:val="left"/>
+      <w:pPr>
+        <w:tabs>
+          <w:tab w:val="num" w:pos="5040"/>
+        </w:tabs>
+        <w:ind w:left="5040" w:hanging="360"/>
+      </w:pPr>
+      <w:rPr>
+        <w:rFonts w:ascii="Wingdings" w:hAnsi="Wingdings" w:hint="default"/>
+        <w:sz w:val="20"/>
+      </w:rPr>
+    </w:lvl>
+    <w:lvl w:ilvl="7" w:tentative="1">
+      <w:start w:val="1"/>
+      <w:numFmt w:val="bullet"/>
+      <w:lvlText w:val=""/>
+      <w:lvlJc w:val="left"/>
+      <w:pPr>
+        <w:tabs>
+          <w:tab w:val="num" w:pos="5760"/>
+        </w:tabs>
+        <w:ind w:left="5760" w:hanging="360"/>
+      </w:pPr>
+      <w:rPr>
+        <w:rFonts w:ascii="Wingdings" w:hAnsi="Wingdings" w:hint="default"/>
+        <w:sz w:val="20"/>
+      </w:rPr>
+    </w:lvl>
+    <w:lvl w:ilvl="8" w:tentative="1">
+      <w:start w:val="1"/>
+      <w:numFmt w:val="bullet"/>
+      <w:lvlText w:val=""/>
+      <w:lvlJc w:val="left"/>
+      <w:pPr>
+        <w:tabs>
+          <w:tab w:val="num" w:pos="6480"/>
+        </w:tabs>
+        <w:ind w:left="6480" w:hanging="360"/>
+      </w:pPr>
+      <w:rPr>
+        <w:rFonts w:ascii="Wingdings" w:hAnsi="Wingdings" w:hint="default"/>
+        <w:sz w:val="20"/>
+      </w:rPr>
+    </w:lvl>
+  </w:abstractNum>
+  <w:abstractNum w:abstractNumId="7" w15:restartNumberingAfterBreak="0">
     <w:nsid w:val="5F6F5E94"/>
     <w:multiLevelType w:val="multilevel"/>
     <w:tmpl w:val="33466D96"/>
@@ -8068,7 +7088,7 @@
       </w:pPr>
     </w:lvl>
   </w:abstractNum>
-  <w:abstractNum w:abstractNumId="6" w15:restartNumberingAfterBreak="0">
+  <w:abstractNum w:abstractNumId="8" w15:restartNumberingAfterBreak="0">
     <w:nsid w:val="66743E4C"/>
     <w:multiLevelType w:val="multilevel"/>
     <w:tmpl w:val="5C708B1C"/>
@@ -8181,7 +7201,7 @@
       </w:pPr>
     </w:lvl>
   </w:abstractNum>
-  <w:abstractNum w:abstractNumId="7" w15:restartNumberingAfterBreak="0">
+  <w:abstractNum w:abstractNumId="9" w15:restartNumberingAfterBreak="0">
     <w:nsid w:val="6CDF055D"/>
     <w:multiLevelType w:val="multilevel"/>
     <w:tmpl w:val="C4F6BBBA"/>
@@ -8295,16 +7315,16 @@
     </w:lvl>
   </w:abstractNum>
   <w:num w:numId="1">
-    <w:abstractNumId w:val="7"/>
+    <w:abstractNumId w:val="9"/>
   </w:num>
   <w:num w:numId="2">
-    <w:abstractNumId w:val="4"/>
+    <w:abstractNumId w:val="5"/>
   </w:num>
   <w:num w:numId="3">
-    <w:abstractNumId w:val="2"/>
+    <w:abstractNumId w:val="3"/>
   </w:num>
   <w:num w:numId="4">
-    <w:abstractNumId w:val="6"/>
+    <w:abstractNumId w:val="8"/>
   </w:num>
   <w:num w:numId="5">
     <w:abstractNumId w:val="1"/>
@@ -8313,10 +7333,16 @@
     <w:abstractNumId w:val="0"/>
   </w:num>
   <w:num w:numId="7">
-    <w:abstractNumId w:val="5"/>
+    <w:abstractNumId w:val="7"/>
   </w:num>
   <w:num w:numId="8">
-    <w:abstractNumId w:val="3"/>
+    <w:abstractNumId w:val="4"/>
+  </w:num>
+  <w:num w:numId="9">
+    <w:abstractNumId w:val="2"/>
+  </w:num>
+  <w:num w:numId="10">
+    <w:abstractNumId w:val="6"/>
   </w:num>
 </w:numbering>
 </file>
